--- a/template.docx
+++ b/template.docx
@@ -4,37 +4,36 @@
   <w:body>
     <w:p>
       <w:pPr>
-        <w:pStyle w:val="MainTitle"/>
+        <w:pStyle w:val="BATitle"/>
+        <w:spacing w:before="0" w:after="120" w:line="240" w:lineRule="auto"/>
         <w:rPr>
           <w:rFonts w:ascii="Times" w:hAnsi="Times"/>
-          <w:sz w:val="30"/>
+          <w:sz w:val="24"/>
           <w:lang w:val="vi-VN"/>
         </w:rPr>
       </w:pPr>
       <w:bookmarkStart w:id="0" w:name="_Hlk95464763"/>
       <w:r>
         <w:rPr>
+          <w:b/>
+          <w:color w:val="365F91"/>
           <w:sz w:val="30"/>
+          <w:szCs w:val="30"/>
         </w:rPr>
         <w:t>{title}</w:t>
       </w:r>
     </w:p>
     <w:p>
       <w:pPr>
-        <w:spacing w:after="0" w:line="240" w:lineRule="auto"/>
+        <w:pStyle w:val="BATitle"/>
+        <w:spacing w:before="0" w:after="0" w:line="240" w:lineRule="auto"/>
         <w:ind w:right="142"/>
         <w:jc w:val="right"/>
-        <w:rPr>
-          <w:rFonts w:eastAsia="Times New Roman" w:cs="Times New Roman"/>
-          <w:sz w:val="44"/>
-          <w:szCs w:val="20"/>
-        </w:rPr>
       </w:pPr>
       <w:r>
         <w:rPr>
-          <w:rFonts w:ascii="Times" w:eastAsia="Times New Roman" w:hAnsi="Times" w:cs="Times New Roman"/>
+          <w:rFonts w:ascii="Times" w:hAnsi="Times"/>
           <w:sz w:val="24"/>
-          <w:szCs w:val="20"/>
         </w:rPr>
         <w:t>{authors}</w:t>
       </w:r>
@@ -45,7 +44,7 @@
         <w:ind w:right="107"/>
         <w:jc w:val="right"/>
         <w:rPr>
-          <w:rFonts w:eastAsia="Calibri" w:cs="Times New Roman"/>
+          <w:rFonts w:ascii="Times New Roman" w:hAnsi="Times New Roman"/>
           <w:i/>
           <w:iCs/>
           <w:sz w:val="20"/>
@@ -55,7 +54,7 @@
       </w:pPr>
       <w:r>
         <w:rPr>
-          <w:rFonts w:eastAsia="Calibri" w:cs="Times New Roman"/>
+          <w:rFonts w:ascii="Times New Roman" w:hAnsi="Times New Roman"/>
           <w:i/>
           <w:iCs/>
           <w:sz w:val="20"/>
@@ -71,15 +70,14 @@
         <w:ind w:right="142"/>
         <w:jc w:val="right"/>
         <w:rPr>
-          <w:rFonts w:ascii="Calibri" w:eastAsia="Calibri" w:hAnsi="Calibri" w:cs="Times New Roman"/>
           <w:i/>
           <w:iCs/>
-          <w:sz w:val="22"/>
+          <w:lang w:val="en-US"/>
         </w:rPr>
       </w:pPr>
       <w:r>
         <w:rPr>
-          <w:rFonts w:eastAsia="Calibri" w:cs="Times New Roman"/>
+          <w:rFonts w:ascii="Times New Roman" w:hAnsi="Times New Roman"/>
           <w:sz w:val="20"/>
           <w:szCs w:val="20"/>
           <w:lang w:val="vi-VN"/>
@@ -88,7 +86,7 @@
       </w:r>
       <w:r>
         <w:rPr>
-          <w:rFonts w:eastAsia="Calibri" w:cs="Times New Roman"/>
+          <w:rFonts w:ascii="Times New Roman" w:hAnsi="Times New Roman"/>
           <w:color w:val="000000"/>
           <w:sz w:val="20"/>
           <w:szCs w:val="20"/>
@@ -98,7 +96,7 @@
       </w:r>
       <w:r>
         <w:rPr>
-          <w:rFonts w:eastAsia="Calibri" w:cs="Times New Roman"/>
+          <w:rFonts w:ascii="Times New Roman" w:hAnsi="Times New Roman"/>
           <w:i/>
           <w:iCs/>
           <w:color w:val="000000"/>
@@ -110,7 +108,6 @@
       </w:r>
       <w:r>
         <w:rPr>
-          <w:rFonts w:ascii="Calibri" w:eastAsia="Calibri" w:hAnsi="Calibri" w:cs="Times New Roman"/>
           <w:i/>
           <w:iCs/>
           <w:sz w:val="20"/>
@@ -121,7 +118,6 @@
       </w:r>
       <w:r>
         <w:rPr>
-          <w:rFonts w:ascii="Calibri" w:eastAsia="Calibri" w:hAnsi="Calibri" w:cs="Times New Roman"/>
           <w:i/>
           <w:iCs/>
           <w:sz w:val="18"/>
@@ -132,11 +128,12 @@
       </w:r>
       <w:r>
         <w:rPr>
-          <w:rFonts w:eastAsia="Calibri" w:cs="Times New Roman"/>
+          <w:rFonts w:ascii="Times New Roman" w:hAnsi="Times New Roman"/>
           <w:i/>
           <w:iCs/>
           <w:sz w:val="20"/>
           <w:szCs w:val="20"/>
+          <w:lang w:val="en-US"/>
         </w:rPr>
         <w:t>{contact}</w:t>
       </w:r>
@@ -178,9 +175,9 @@
           <w:bookmarkEnd w:id="0"/>
           <w:p>
             <w:pPr>
-              <w:spacing w:before="60" w:after="60" w:line="276" w:lineRule="auto"/>
+              <w:spacing w:before="60" w:after="60"/>
               <w:rPr>
-                <w:rFonts w:eastAsia="Calibri" w:cs="Times New Roman"/>
+                <w:rFonts w:ascii="Times New Roman" w:hAnsi="Times New Roman"/>
                 <w:b/>
                 <w:bCs/>
                 <w:sz w:val="20"/>
@@ -190,7 +187,7 @@
             </w:pPr>
             <w:r>
               <w:rPr>
-                <w:rFonts w:eastAsia="Calibri" w:cs="Times New Roman"/>
+                <w:rFonts w:ascii="Times New Roman" w:hAnsi="Times New Roman"/>
                 <w:b/>
                 <w:bCs/>
                 <w:sz w:val="20"/>
@@ -211,10 +208,10 @@
           </w:tcPr>
           <w:p>
             <w:pPr>
-              <w:spacing w:before="60" w:after="60" w:line="276" w:lineRule="auto"/>
+              <w:spacing w:before="60" w:after="60"/>
               <w:ind w:left="209"/>
               <w:rPr>
-                <w:rFonts w:eastAsia="Calibri" w:cs="Times New Roman"/>
+                <w:rFonts w:ascii="Times New Roman" w:hAnsi="Times New Roman"/>
                 <w:b/>
                 <w:bCs/>
                 <w:sz w:val="20"/>
@@ -224,7 +221,7 @@
             </w:pPr>
             <w:r>
               <w:rPr>
-                <w:rFonts w:eastAsia="Calibri" w:cs="Times New Roman"/>
+                <w:rFonts w:ascii="Times New Roman" w:hAnsi="Times New Roman"/>
                 <w:b/>
                 <w:bCs/>
                 <w:sz w:val="20"/>
@@ -236,20 +233,21 @@
           </w:p>
           <w:p>
             <w:pPr>
-              <w:spacing w:after="200" w:line="276" w:lineRule="auto"/>
               <w:ind w:left="275" w:right="107"/>
               <w:jc w:val="both"/>
               <w:rPr>
-                <w:rFonts w:eastAsia="Calibri" w:cs="Times New Roman"/>
+                <w:rFonts w:ascii="Times New Roman" w:hAnsi="Times New Roman"/>
                 <w:sz w:val="20"/>
                 <w:szCs w:val="20"/>
+                <w:lang w:val="en-US"/>
               </w:rPr>
             </w:pPr>
             <w:r>
               <w:rPr>
-                <w:rFonts w:eastAsia="Calibri" w:cs="Times New Roman"/>
+                <w:rFonts w:ascii="Times New Roman" w:hAnsi="Times New Roman"/>
                 <w:sz w:val="20"/>
                 <w:szCs w:val="20"/>
+                <w:lang w:val="en-US"/>
               </w:rPr>
               <w:t>{abstract}</w:t>
             </w:r>
@@ -269,9 +267,9 @@
           </w:tcPr>
           <w:p>
             <w:pPr>
-              <w:spacing w:before="60" w:after="60" w:line="276" w:lineRule="auto"/>
+              <w:spacing w:before="60" w:after="60"/>
               <w:rPr>
-                <w:rFonts w:eastAsia="Calibri" w:cs="Times New Roman"/>
+                <w:rFonts w:ascii="Times New Roman" w:hAnsi="Times New Roman"/>
                 <w:sz w:val="20"/>
                 <w:szCs w:val="20"/>
                 <w:lang w:val="vi-VN"/>
@@ -279,7 +277,7 @@
             </w:pPr>
             <w:r>
               <w:rPr>
-                <w:rFonts w:eastAsia="Calibri" w:cs="Times New Roman"/>
+                <w:rFonts w:ascii="Times New Roman" w:hAnsi="Times New Roman"/>
                 <w:sz w:val="20"/>
                 <w:szCs w:val="20"/>
                 <w:lang w:val="vi-VN"/>
@@ -297,9 +295,9 @@
           </w:tcPr>
           <w:p>
             <w:pPr>
-              <w:spacing w:before="60" w:after="60" w:line="276" w:lineRule="auto"/>
+              <w:spacing w:before="60" w:after="60"/>
               <w:rPr>
-                <w:rFonts w:eastAsia="Calibri" w:cs="Times New Roman"/>
+                <w:rFonts w:ascii="Times New Roman" w:hAnsi="Times New Roman"/>
                 <w:sz w:val="20"/>
                 <w:szCs w:val="20"/>
                 <w:lang w:val="vi-VN"/>
@@ -314,11 +312,11 @@
           </w:tcPr>
           <w:p>
             <w:pPr>
-              <w:spacing w:after="60" w:line="276" w:lineRule="auto"/>
+              <w:spacing w:after="60"/>
               <w:ind w:left="170"/>
               <w:jc w:val="both"/>
               <w:rPr>
-                <w:rFonts w:eastAsia="Calibri" w:cs="Times New Roman"/>
+                <w:rFonts w:ascii="Times New Roman" w:hAnsi="Times New Roman"/>
                 <w:sz w:val="20"/>
                 <w:szCs w:val="20"/>
                 <w:lang w:val="vi-VN"/>
@@ -337,9 +335,9 @@
           </w:tcPr>
           <w:p>
             <w:pPr>
-              <w:spacing w:before="60" w:after="60" w:line="276" w:lineRule="auto"/>
+              <w:spacing w:before="60" w:after="60"/>
               <w:rPr>
-                <w:rFonts w:eastAsia="Calibri" w:cs="Times New Roman"/>
+                <w:rFonts w:ascii="Times New Roman" w:hAnsi="Times New Roman"/>
                 <w:sz w:val="20"/>
                 <w:szCs w:val="20"/>
                 <w:lang w:val="vi-VN"/>
@@ -347,7 +345,7 @@
             </w:pPr>
             <w:r>
               <w:rPr>
-                <w:rFonts w:eastAsia="Calibri" w:cs="Times New Roman"/>
+                <w:rFonts w:ascii="Times New Roman" w:hAnsi="Times New Roman"/>
                 <w:sz w:val="20"/>
                 <w:szCs w:val="20"/>
                 <w:lang w:val="vi-VN"/>
@@ -362,9 +360,9 @@
           </w:tcPr>
           <w:p>
             <w:pPr>
-              <w:spacing w:before="60" w:after="60" w:line="276" w:lineRule="auto"/>
+              <w:spacing w:before="60" w:after="60"/>
               <w:rPr>
-                <w:rFonts w:eastAsia="Calibri" w:cs="Times New Roman"/>
+                <w:rFonts w:ascii="Times New Roman" w:hAnsi="Times New Roman"/>
                 <w:sz w:val="20"/>
                 <w:szCs w:val="20"/>
                 <w:lang w:val="vi-VN"/>
@@ -387,9 +385,8 @@
                 <w:right w:val="nil"/>
                 <w:between w:val="nil"/>
               </w:pBdr>
-              <w:spacing w:after="200" w:line="276" w:lineRule="auto"/>
               <w:rPr>
-                <w:rFonts w:eastAsia="Calibri" w:cs="Times New Roman"/>
+                <w:rFonts w:ascii="Times New Roman" w:hAnsi="Times New Roman"/>
                 <w:sz w:val="20"/>
                 <w:szCs w:val="20"/>
                 <w:lang w:val="vi-VN"/>
@@ -408,9 +405,9 @@
           </w:tcPr>
           <w:p>
             <w:pPr>
-              <w:spacing w:before="60" w:after="60" w:line="276" w:lineRule="auto"/>
+              <w:spacing w:before="60" w:after="60"/>
               <w:rPr>
-                <w:rFonts w:eastAsia="Calibri" w:cs="Times New Roman"/>
+                <w:rFonts w:ascii="Times New Roman" w:hAnsi="Times New Roman"/>
                 <w:sz w:val="20"/>
                 <w:szCs w:val="20"/>
                 <w:lang w:val="vi-VN"/>
@@ -418,7 +415,7 @@
             </w:pPr>
             <w:r>
               <w:rPr>
-                <w:rFonts w:eastAsia="Calibri" w:cs="Times New Roman"/>
+                <w:rFonts w:ascii="Times New Roman" w:hAnsi="Times New Roman"/>
                 <w:sz w:val="20"/>
                 <w:szCs w:val="20"/>
                 <w:lang w:val="vi-VN"/>
@@ -433,9 +430,9 @@
           </w:tcPr>
           <w:p>
             <w:pPr>
-              <w:spacing w:before="60" w:after="60" w:line="276" w:lineRule="auto"/>
+              <w:spacing w:before="60" w:after="60"/>
               <w:rPr>
-                <w:rFonts w:eastAsia="Calibri" w:cs="Times New Roman"/>
+                <w:rFonts w:ascii="Times New Roman" w:hAnsi="Times New Roman"/>
                 <w:sz w:val="20"/>
                 <w:szCs w:val="20"/>
                 <w:lang w:val="vi-VN"/>
@@ -458,9 +455,8 @@
                 <w:right w:val="nil"/>
                 <w:between w:val="nil"/>
               </w:pBdr>
-              <w:spacing w:after="200" w:line="276" w:lineRule="auto"/>
               <w:rPr>
-                <w:rFonts w:eastAsia="Calibri" w:cs="Times New Roman"/>
+                <w:rFonts w:ascii="Times New Roman" w:hAnsi="Times New Roman"/>
                 <w:sz w:val="20"/>
                 <w:szCs w:val="20"/>
                 <w:lang w:val="vi-VN"/>
@@ -480,9 +476,9 @@
           </w:tcPr>
           <w:p>
             <w:pPr>
-              <w:spacing w:before="60" w:after="60" w:line="276" w:lineRule="auto"/>
+              <w:spacing w:before="60" w:after="60"/>
               <w:rPr>
-                <w:rFonts w:eastAsia="Calibri" w:cs="Times New Roman"/>
+                <w:rFonts w:ascii="Times New Roman" w:hAnsi="Times New Roman"/>
                 <w:sz w:val="20"/>
                 <w:szCs w:val="20"/>
                 <w:lang w:val="vi-VN"/>
@@ -490,7 +486,7 @@
             </w:pPr>
             <w:r>
               <w:rPr>
-                <w:rFonts w:eastAsia="Calibri" w:cs="Times New Roman"/>
+                <w:rFonts w:ascii="Times New Roman" w:hAnsi="Times New Roman"/>
                 <w:sz w:val="20"/>
                 <w:szCs w:val="20"/>
                 <w:lang w:val="vi-VN"/>
@@ -505,9 +501,9 @@
           </w:tcPr>
           <w:p>
             <w:pPr>
-              <w:spacing w:before="60" w:after="60" w:line="276" w:lineRule="auto"/>
+              <w:spacing w:before="60" w:after="60"/>
               <w:rPr>
-                <w:rFonts w:eastAsia="Calibri" w:cs="Times New Roman"/>
+                <w:rFonts w:ascii="Times New Roman" w:hAnsi="Times New Roman"/>
                 <w:sz w:val="20"/>
                 <w:szCs w:val="20"/>
                 <w:lang w:val="vi-VN"/>
@@ -530,9 +526,8 @@
                 <w:right w:val="nil"/>
                 <w:between w:val="nil"/>
               </w:pBdr>
-              <w:spacing w:after="200" w:line="276" w:lineRule="auto"/>
               <w:rPr>
-                <w:rFonts w:eastAsia="Calibri" w:cs="Times New Roman"/>
+                <w:rFonts w:ascii="Times New Roman" w:hAnsi="Times New Roman"/>
                 <w:sz w:val="20"/>
                 <w:szCs w:val="20"/>
                 <w:lang w:val="vi-VN"/>
@@ -556,9 +551,8 @@
           </w:tcPr>
           <w:p>
             <w:pPr>
-              <w:spacing w:after="200" w:line="276" w:lineRule="auto"/>
               <w:rPr>
-                <w:rFonts w:eastAsia="Calibri" w:cs="Times New Roman"/>
+                <w:rFonts w:ascii="Times New Roman" w:hAnsi="Times New Roman"/>
                 <w:b/>
                 <w:bCs/>
                 <w:sz w:val="20"/>
@@ -568,7 +562,7 @@
             </w:pPr>
             <w:r>
               <w:rPr>
-                <w:rFonts w:eastAsia="Calibri" w:cs="Times New Roman"/>
+                <w:rFonts w:ascii="Times New Roman" w:hAnsi="Times New Roman"/>
                 <w:b/>
                 <w:bCs/>
                 <w:sz w:val="20"/>
@@ -594,9 +588,8 @@
                 <w:right w:val="nil"/>
                 <w:between w:val="nil"/>
               </w:pBdr>
-              <w:spacing w:after="200" w:line="276" w:lineRule="auto"/>
               <w:rPr>
-                <w:rFonts w:eastAsia="Calibri" w:cs="Times New Roman"/>
+                <w:rFonts w:ascii="Times New Roman" w:hAnsi="Times New Roman"/>
                 <w:sz w:val="20"/>
                 <w:szCs w:val="20"/>
                 <w:lang w:val="vi-VN"/>
@@ -621,18 +614,20 @@
           </w:tcPr>
           <w:p>
             <w:pPr>
-              <w:spacing w:before="60" w:after="60" w:line="276" w:lineRule="auto"/>
+              <w:spacing w:before="60" w:after="60"/>
               <w:rPr>
-                <w:rFonts w:eastAsia="Calibri" w:cs="Times New Roman"/>
+                <w:rFonts w:ascii="Times New Roman" w:hAnsi="Times New Roman"/>
                 <w:sz w:val="20"/>
                 <w:szCs w:val="20"/>
+                <w:lang w:val="en-US"/>
               </w:rPr>
             </w:pPr>
             <w:r>
               <w:rPr>
-                <w:rFonts w:eastAsia="Calibri" w:cs="Times New Roman"/>
+                <w:rFonts w:ascii="Times New Roman" w:hAnsi="Times New Roman"/>
                 <w:sz w:val="20"/>
                 <w:szCs w:val="20"/>
+                <w:lang w:val="en-US"/>
               </w:rPr>
               <w:t>{keywords}</w:t>
             </w:r>
@@ -656,9 +651,8 @@
                 <w:right w:val="nil"/>
                 <w:between w:val="nil"/>
               </w:pBdr>
-              <w:spacing w:after="200" w:line="276" w:lineRule="auto"/>
               <w:rPr>
-                <w:rFonts w:eastAsia="Calibri" w:cs="Times New Roman"/>
+                <w:rFonts w:ascii="Times New Roman" w:hAnsi="Times New Roman"/>
                 <w:sz w:val="20"/>
                 <w:szCs w:val="20"/>
                 <w:lang w:val="vi-VN"/>
@@ -670,10 +664,9 @@
     </w:tbl>
     <w:p>
       <w:pPr>
+        <w:pStyle w:val="BATitle"/>
         <w:spacing w:before="120" w:after="120" w:line="240" w:lineRule="auto"/>
-        <w:jc w:val="center"/>
         <w:rPr>
-          <w:rFonts w:eastAsia="Times New Roman" w:cs="Times New Roman"/>
           <w:b/>
           <w:color w:val="365F91"/>
           <w:sz w:val="30"/>
@@ -683,32 +676,49 @@
       </w:pPr>
       <w:r>
         <w:rPr>
-          <w:rFonts w:eastAsia="Times New Roman" w:cs="Times New Roman"/>
           <w:b/>
           <w:color w:val="365F91"/>
           <w:sz w:val="30"/>
           <w:szCs w:val="30"/>
           <w:lang w:val="en-IN"/>
         </w:rPr>
-        <w:t>{title_en}</w:t>
+        <w:t>{</w:t>
+      </w:r>
+      <w:r>
+        <w:rPr>
+          <w:b/>
+          <w:color w:val="365F91"/>
+          <w:sz w:val="30"/>
+          <w:szCs w:val="30"/>
+          <w:lang w:val="en-IN"/>
+        </w:rPr>
+        <w:t>title_en</w:t>
+      </w:r>
+      <w:r>
+        <w:rPr>
+          <w:b/>
+          <w:color w:val="365F91"/>
+          <w:sz w:val="30"/>
+          <w:szCs w:val="30"/>
+          <w:lang w:val="en-IN"/>
+        </w:rPr>
+        <w:t>}</w:t>
       </w:r>
     </w:p>
     <w:p>
       <w:pPr>
-        <w:spacing w:after="0" w:line="240" w:lineRule="auto"/>
+        <w:pStyle w:val="BATitle"/>
+        <w:spacing w:before="0" w:after="0" w:line="240" w:lineRule="auto"/>
         <w:ind w:right="142"/>
         <w:jc w:val="right"/>
         <w:rPr>
-          <w:rFonts w:eastAsia="Times New Roman" w:cs="Times New Roman"/>
           <w:sz w:val="20"/>
-          <w:szCs w:val="20"/>
         </w:rPr>
       </w:pPr>
       <w:r>
         <w:rPr>
-          <w:rFonts w:ascii="Times" w:eastAsia="Times New Roman" w:hAnsi="Times" w:cs="Times New Roman"/>
+          <w:rFonts w:ascii="Times" w:hAnsi="Times"/>
           <w:sz w:val="24"/>
-          <w:szCs w:val="20"/>
         </w:rPr>
         <w:t>Tác giả</w:t>
       </w:r>
@@ -719,23 +729,21 @@
         <w:ind w:left="142" w:right="107"/>
         <w:jc w:val="right"/>
         <w:rPr>
-          <w:rFonts w:eastAsia="Calibri" w:cs="Times New Roman"/>
+          <w:rFonts w:ascii="Times New Roman" w:hAnsi="Times New Roman"/>
           <w:i/>
           <w:iCs/>
           <w:color w:val="000000"/>
           <w:sz w:val="20"/>
           <w:szCs w:val="20"/>
-          <w:lang w:val="en-IN"/>
         </w:rPr>
       </w:pPr>
       <w:r>
         <w:rPr>
-          <w:rFonts w:eastAsia="Calibri" w:cs="Times New Roman"/>
+          <w:rFonts w:ascii="Times New Roman" w:hAnsi="Times New Roman"/>
           <w:i/>
           <w:iCs/>
           <w:sz w:val="20"/>
           <w:szCs w:val="20"/>
-          <w:lang w:val="en-IN"/>
         </w:rPr>
         <w:t>Lac Hong University, No. 10 Huynh Van Nghe Str, Buu Long Ward, Bien Hoa, Dong Nai, Vietnam</w:t>
       </w:r>
@@ -746,7 +754,7 @@
         <w:ind w:right="143"/>
         <w:jc w:val="right"/>
         <w:rPr>
-          <w:rFonts w:eastAsia="Calibri" w:cs="Times New Roman"/>
+          <w:rFonts w:ascii="Times New Roman" w:hAnsi="Times New Roman"/>
           <w:i/>
           <w:color w:val="000000"/>
           <w:sz w:val="20"/>
@@ -756,22 +764,29 @@
       </w:pPr>
       <w:r>
         <w:rPr>
-          <w:rFonts w:eastAsia="Calibri" w:cs="Times New Roman"/>
+          <w:rFonts w:ascii="Times New Roman" w:hAnsi="Times New Roman"/>
           <w:sz w:val="20"/>
           <w:szCs w:val="20"/>
-          <w:lang w:val="en-IN"/>
         </w:rPr>
         <w:t xml:space="preserve">*Corresponding Author: </w:t>
       </w:r>
       <w:r>
         <w:rPr>
-          <w:rFonts w:eastAsia="Calibri" w:cs="Times New Roman"/>
+          <w:rFonts w:ascii="Times New Roman" w:hAnsi="Times New Roman"/>
           <w:i/>
           <w:sz w:val="20"/>
           <w:szCs w:val="20"/>
-          <w:lang w:val="en-IN"/>
         </w:rPr>
-        <w:t xml:space="preserve">{contact} </w:t>
+        <w:t>{contact}</w:t>
+      </w:r>
+      <w:r>
+        <w:rPr>
+          <w:rFonts w:ascii="Times New Roman" w:hAnsi="Times New Roman"/>
+          <w:i/>
+          <w:sz w:val="20"/>
+          <w:szCs w:val="20"/>
+        </w:rPr>
+        <w:t xml:space="preserve"> </w:t>
       </w:r>
     </w:p>
     <w:tbl>
@@ -810,21 +825,18 @@
           </w:tcPr>
           <w:p>
             <w:pPr>
-              <w:spacing w:before="60" w:after="60" w:line="276" w:lineRule="auto"/>
+              <w:spacing w:before="60" w:after="60"/>
               <w:rPr>
-                <w:rFonts w:eastAsia="Calibri" w:cs="Times New Roman"/>
+                <w:rFonts w:ascii="Times New Roman" w:hAnsi="Times New Roman"/>
                 <w:b/>
-                <w:sz w:val="22"/>
-                <w:lang w:val="en-IN"/>
               </w:rPr>
             </w:pPr>
             <w:r>
               <w:rPr>
-                <w:rFonts w:eastAsia="Calibri" w:cs="Times New Roman"/>
+                <w:rFonts w:ascii="Times New Roman" w:hAnsi="Times New Roman"/>
                 <w:b/>
                 <w:sz w:val="20"/>
                 <w:szCs w:val="20"/>
-                <w:lang w:val="en-IN"/>
               </w:rPr>
               <w:t>ARTICLE INFO</w:t>
             </w:r>
@@ -839,22 +851,19 @@
           </w:tcPr>
           <w:p>
             <w:pPr>
-              <w:spacing w:before="60" w:after="60" w:line="276" w:lineRule="auto"/>
+              <w:spacing w:before="60" w:after="60"/>
               <w:ind w:left="170"/>
               <w:rPr>
-                <w:rFonts w:eastAsia="Calibri" w:cs="Times New Roman"/>
+                <w:rFonts w:ascii="Times New Roman" w:hAnsi="Times New Roman"/>
                 <w:b/>
-                <w:sz w:val="22"/>
-                <w:lang w:val="en-IN"/>
               </w:rPr>
             </w:pPr>
             <w:r>
               <w:rPr>
-                <w:rFonts w:eastAsia="Calibri" w:cs="Times New Roman"/>
+                <w:rFonts w:ascii="Times New Roman" w:hAnsi="Times New Roman"/>
                 <w:b/>
                 <w:sz w:val="20"/>
                 <w:szCs w:val="20"/>
-                <w:lang w:val="en-IN"/>
               </w:rPr>
               <w:t>ABSTRACT</w:t>
             </w:r>
@@ -875,20 +884,18 @@
           </w:tcPr>
           <w:p>
             <w:pPr>
-              <w:spacing w:before="60" w:after="60" w:line="276" w:lineRule="auto"/>
+              <w:spacing w:before="60" w:after="60"/>
               <w:rPr>
-                <w:rFonts w:eastAsia="Calibri" w:cs="Times New Roman"/>
+                <w:rFonts w:ascii="Times New Roman" w:hAnsi="Times New Roman"/>
                 <w:sz w:val="18"/>
                 <w:szCs w:val="18"/>
-                <w:lang w:val="en-IN"/>
               </w:rPr>
             </w:pPr>
             <w:r>
               <w:rPr>
-                <w:rFonts w:eastAsia="Calibri" w:cs="Times New Roman"/>
+                <w:rFonts w:ascii="Times New Roman" w:hAnsi="Times New Roman"/>
                 <w:sz w:val="18"/>
                 <w:szCs w:val="18"/>
-                <w:lang w:val="en-IN"/>
               </w:rPr>
               <w:t xml:space="preserve">Received: </w:t>
             </w:r>
@@ -903,12 +910,11 @@
           </w:tcPr>
           <w:p>
             <w:pPr>
-              <w:spacing w:before="60" w:after="60" w:line="276" w:lineRule="auto"/>
+              <w:spacing w:before="60" w:after="60"/>
               <w:rPr>
-                <w:rFonts w:eastAsia="Calibri" w:cs="Times New Roman"/>
+                <w:rFonts w:ascii="Times New Roman" w:hAnsi="Times New Roman"/>
                 <w:sz w:val="18"/>
                 <w:szCs w:val="18"/>
-                <w:lang w:val="en-IN"/>
               </w:rPr>
             </w:pPr>
           </w:p>
@@ -920,20 +926,22 @@
           </w:tcPr>
           <w:p>
             <w:pPr>
-              <w:spacing w:after="60" w:line="276" w:lineRule="auto"/>
+              <w:spacing w:after="60"/>
               <w:ind w:left="259"/>
               <w:jc w:val="both"/>
               <w:rPr>
-                <w:rFonts w:eastAsia="Calibri" w:cs="Times New Roman"/>
+                <w:rFonts w:ascii="Times New Roman" w:hAnsi="Times New Roman"/>
                 <w:sz w:val="20"/>
                 <w:szCs w:val="20"/>
+                <w:lang w:val="en-US"/>
               </w:rPr>
             </w:pPr>
             <w:r>
               <w:rPr>
-                <w:rFonts w:eastAsia="Calibri" w:cs="Times New Roman"/>
+                <w:rFonts w:ascii="Times New Roman" w:hAnsi="Times New Roman"/>
                 <w:sz w:val="20"/>
                 <w:szCs w:val="20"/>
+                <w:lang w:val="en-US"/>
               </w:rPr>
               <w:t>{abstract_en}</w:t>
             </w:r>
@@ -951,20 +959,18 @@
           </w:tcPr>
           <w:p>
             <w:pPr>
-              <w:spacing w:before="60" w:after="60" w:line="276" w:lineRule="auto"/>
+              <w:spacing w:before="60" w:after="60"/>
               <w:rPr>
-                <w:rFonts w:eastAsia="Calibri" w:cs="Times New Roman"/>
+                <w:rFonts w:ascii="Times New Roman" w:hAnsi="Times New Roman"/>
                 <w:sz w:val="18"/>
                 <w:szCs w:val="18"/>
-                <w:lang w:val="en-IN"/>
               </w:rPr>
             </w:pPr>
             <w:r>
               <w:rPr>
-                <w:rFonts w:eastAsia="Calibri" w:cs="Times New Roman"/>
+                <w:rFonts w:ascii="Times New Roman" w:hAnsi="Times New Roman"/>
                 <w:sz w:val="18"/>
                 <w:szCs w:val="18"/>
-                <w:lang w:val="en-IN"/>
               </w:rPr>
               <w:t xml:space="preserve">Revised: </w:t>
             </w:r>
@@ -976,12 +982,10 @@
           </w:tcPr>
           <w:p>
             <w:pPr>
-              <w:spacing w:before="60" w:after="60" w:line="276" w:lineRule="auto"/>
+              <w:spacing w:before="60" w:after="60"/>
               <w:rPr>
-                <w:rFonts w:ascii="Calibri" w:eastAsia="Calibri" w:hAnsi="Calibri" w:cs="Times New Roman"/>
                 <w:sz w:val="18"/>
                 <w:szCs w:val="18"/>
-                <w:lang w:val="en-IN"/>
               </w:rPr>
             </w:pPr>
           </w:p>
@@ -1001,12 +1005,9 @@
                 <w:right w:val="nil"/>
                 <w:between w:val="nil"/>
               </w:pBdr>
-              <w:spacing w:after="200" w:line="276" w:lineRule="auto"/>
               <w:rPr>
-                <w:rFonts w:ascii="Calibri" w:eastAsia="Calibri" w:hAnsi="Calibri" w:cs="Times New Roman"/>
                 <w:sz w:val="18"/>
                 <w:szCs w:val="18"/>
-                <w:lang w:val="en-IN"/>
               </w:rPr>
             </w:pPr>
           </w:p>
@@ -1023,20 +1024,18 @@
           </w:tcPr>
           <w:p>
             <w:pPr>
-              <w:spacing w:before="60" w:after="60" w:line="276" w:lineRule="auto"/>
+              <w:spacing w:before="60" w:after="60"/>
               <w:rPr>
-                <w:rFonts w:eastAsia="Calibri" w:cs="Times New Roman"/>
+                <w:rFonts w:ascii="Times New Roman" w:hAnsi="Times New Roman"/>
                 <w:sz w:val="18"/>
                 <w:szCs w:val="18"/>
-                <w:lang w:val="en-IN"/>
               </w:rPr>
             </w:pPr>
             <w:r>
               <w:rPr>
-                <w:rFonts w:eastAsia="Calibri" w:cs="Times New Roman"/>
+                <w:rFonts w:ascii="Times New Roman" w:hAnsi="Times New Roman"/>
                 <w:sz w:val="18"/>
                 <w:szCs w:val="18"/>
-                <w:lang w:val="en-IN"/>
               </w:rPr>
               <w:t>Accepted:</w:t>
             </w:r>
@@ -1048,12 +1047,10 @@
           </w:tcPr>
           <w:p>
             <w:pPr>
-              <w:spacing w:before="60" w:after="60" w:line="276" w:lineRule="auto"/>
+              <w:spacing w:before="60" w:after="60"/>
               <w:rPr>
-                <w:rFonts w:ascii="Calibri" w:eastAsia="Calibri" w:hAnsi="Calibri" w:cs="Times New Roman"/>
                 <w:sz w:val="18"/>
                 <w:szCs w:val="18"/>
-                <w:lang w:val="en-IN"/>
               </w:rPr>
             </w:pPr>
           </w:p>
@@ -1073,12 +1070,9 @@
                 <w:right w:val="nil"/>
                 <w:between w:val="nil"/>
               </w:pBdr>
-              <w:spacing w:after="200" w:line="276" w:lineRule="auto"/>
               <w:rPr>
-                <w:rFonts w:ascii="Calibri" w:eastAsia="Calibri" w:hAnsi="Calibri" w:cs="Times New Roman"/>
                 <w:sz w:val="18"/>
                 <w:szCs w:val="18"/>
-                <w:lang w:val="en-IN"/>
               </w:rPr>
             </w:pPr>
           </w:p>
@@ -1095,20 +1089,18 @@
           </w:tcPr>
           <w:p>
             <w:pPr>
-              <w:spacing w:before="60" w:after="60" w:line="276" w:lineRule="auto"/>
+              <w:spacing w:before="60" w:after="60"/>
               <w:rPr>
-                <w:rFonts w:eastAsia="Calibri" w:cs="Times New Roman"/>
+                <w:rFonts w:ascii="Times New Roman" w:hAnsi="Times New Roman"/>
                 <w:sz w:val="18"/>
                 <w:szCs w:val="18"/>
-                <w:lang w:val="en-IN"/>
               </w:rPr>
             </w:pPr>
             <w:r>
               <w:rPr>
-                <w:rFonts w:eastAsia="Calibri" w:cs="Times New Roman"/>
+                <w:rFonts w:ascii="Times New Roman" w:hAnsi="Times New Roman"/>
                 <w:sz w:val="18"/>
                 <w:szCs w:val="18"/>
-                <w:lang w:val="en-IN"/>
               </w:rPr>
               <w:t xml:space="preserve">Published: </w:t>
             </w:r>
@@ -1120,12 +1112,10 @@
           </w:tcPr>
           <w:p>
             <w:pPr>
-              <w:spacing w:before="60" w:after="60" w:line="276" w:lineRule="auto"/>
+              <w:spacing w:before="60" w:after="60"/>
               <w:rPr>
-                <w:rFonts w:ascii="Calibri" w:eastAsia="Calibri" w:hAnsi="Calibri" w:cs="Times New Roman"/>
                 <w:sz w:val="18"/>
                 <w:szCs w:val="18"/>
-                <w:lang w:val="en-IN"/>
               </w:rPr>
             </w:pPr>
           </w:p>
@@ -1145,12 +1135,9 @@
                 <w:right w:val="nil"/>
                 <w:between w:val="nil"/>
               </w:pBdr>
-              <w:spacing w:after="200" w:line="276" w:lineRule="auto"/>
               <w:rPr>
-                <w:rFonts w:ascii="Calibri" w:eastAsia="Calibri" w:hAnsi="Calibri" w:cs="Times New Roman"/>
                 <w:sz w:val="18"/>
                 <w:szCs w:val="18"/>
-                <w:lang w:val="en-IN"/>
               </w:rPr>
             </w:pPr>
           </w:p>
@@ -1171,22 +1158,19 @@
           </w:tcPr>
           <w:p>
             <w:pPr>
-              <w:spacing w:after="200" w:line="276" w:lineRule="auto"/>
               <w:rPr>
-                <w:rFonts w:eastAsia="Calibri" w:cs="Times New Roman"/>
+                <w:rFonts w:ascii="Times New Roman" w:hAnsi="Times New Roman"/>
                 <w:b/>
                 <w:sz w:val="18"/>
                 <w:szCs w:val="18"/>
-                <w:lang w:val="en-IN"/>
               </w:rPr>
             </w:pPr>
             <w:r>
               <w:rPr>
-                <w:rFonts w:eastAsia="Calibri" w:cs="Times New Roman"/>
+                <w:rFonts w:ascii="Times New Roman" w:hAnsi="Times New Roman"/>
                 <w:b/>
                 <w:sz w:val="20"/>
                 <w:szCs w:val="20"/>
-                <w:lang w:val="en-IN"/>
               </w:rPr>
               <w:t>KEYWORDS</w:t>
             </w:r>
@@ -1207,13 +1191,10 @@
                 <w:right w:val="nil"/>
                 <w:between w:val="nil"/>
               </w:pBdr>
-              <w:spacing w:after="200" w:line="276" w:lineRule="auto"/>
               <w:rPr>
-                <w:rFonts w:ascii="Calibri" w:eastAsia="Calibri" w:hAnsi="Calibri" w:cs="Times New Roman"/>
                 <w:b/>
                 <w:sz w:val="18"/>
                 <w:szCs w:val="18"/>
-                <w:lang w:val="en-IN"/>
               </w:rPr>
             </w:pPr>
           </w:p>
@@ -1235,19 +1216,18 @@
           </w:tcPr>
           <w:p>
             <w:pPr>
-              <w:spacing w:before="60" w:after="60" w:line="276" w:lineRule="auto"/>
+              <w:spacing w:before="60" w:after="60"/>
               <w:rPr>
-                <w:rFonts w:ascii="Calibri" w:eastAsia="Calibri" w:hAnsi="Calibri" w:cs="Times New Roman"/>
                 <w:sz w:val="18"/>
                 <w:szCs w:val="18"/>
-                <w:lang w:val="en-IN"/>
               </w:rPr>
             </w:pPr>
             <w:r>
               <w:rPr>
-                <w:rFonts w:eastAsia="Calibri" w:cs="Times New Roman"/>
+                <w:rFonts w:ascii="Times New Roman" w:hAnsi="Times New Roman"/>
                 <w:sz w:val="20"/>
                 <w:szCs w:val="20"/>
+                <w:lang w:val="en-US"/>
               </w:rPr>
               <w:t>{keywords}</w:t>
             </w:r>
@@ -1268,12 +1248,9 @@
                 <w:right w:val="nil"/>
                 <w:between w:val="nil"/>
               </w:pBdr>
-              <w:spacing w:after="200" w:line="276" w:lineRule="auto"/>
               <w:rPr>
-                <w:rFonts w:ascii="Calibri" w:eastAsia="Calibri" w:hAnsi="Calibri" w:cs="Times New Roman"/>
                 <w:sz w:val="18"/>
                 <w:szCs w:val="18"/>
-                <w:lang w:val="en-IN"/>
               </w:rPr>
             </w:pPr>
           </w:p>
@@ -1301,21 +1278,23 @@
                 <w:right w:val="nil"/>
                 <w:between w:val="nil"/>
               </w:pBdr>
-              <w:spacing w:before="60" w:after="60" w:line="276" w:lineRule="auto"/>
+              <w:spacing w:before="60" w:after="60"/>
               <w:jc w:val="both"/>
               <w:rPr>
-                <w:rFonts w:eastAsia="Times New Roman" w:cs="Times New Roman"/>
+                <w:rFonts w:ascii="Times New Roman" w:eastAsia="Times New Roman" w:hAnsi="Times New Roman"/>
                 <w:color w:val="000000"/>
                 <w:sz w:val="20"/>
                 <w:szCs w:val="20"/>
+                <w:lang w:val="en-US"/>
               </w:rPr>
             </w:pPr>
             <w:r>
               <w:rPr>
-                <w:rFonts w:eastAsia="Times New Roman" w:cs="Times New Roman"/>
+                <w:rFonts w:ascii="Times New Roman" w:eastAsia="Times New Roman" w:hAnsi="Times New Roman"/>
                 <w:color w:val="000000"/>
                 <w:sz w:val="20"/>
                 <w:szCs w:val="20"/>
+                <w:lang w:val="en-US"/>
               </w:rPr>
               <w:t>Doi:</w:t>
             </w:r>
@@ -1329,28 +1308,27 @@
                 <w:right w:val="nil"/>
                 <w:between w:val="nil"/>
               </w:pBdr>
-              <w:spacing w:before="60" w:after="60" w:line="276" w:lineRule="auto"/>
+              <w:spacing w:before="60" w:after="60"/>
               <w:jc w:val="both"/>
               <w:rPr>
-                <w:rFonts w:ascii="Calibri" w:eastAsia="Calibri" w:hAnsi="Calibri" w:cs="Times New Roman"/>
                 <w:color w:val="000000"/>
                 <w:sz w:val="18"/>
                 <w:szCs w:val="18"/>
-                <w:lang w:val="en-IN"/>
               </w:rPr>
             </w:pPr>
             <w:r>
               <w:rPr>
-                <w:rFonts w:eastAsia="Times New Roman" w:cs="Times New Roman"/>
+                <w:rFonts w:ascii="Times New Roman" w:eastAsia="Times New Roman" w:hAnsi="Times New Roman"/>
                 <w:color w:val="000000"/>
                 <w:sz w:val="20"/>
                 <w:szCs w:val="20"/>
+                <w:lang w:val="en-US"/>
               </w:rPr>
               <w:t>Available online at:</w:t>
             </w:r>
             <w:r>
               <w:rPr>
-                <w:rFonts w:eastAsia="Times New Roman" w:cs="Times New Roman"/>
+                <w:rFonts w:ascii="Times New Roman" w:eastAsia="Times New Roman" w:hAnsi="Times New Roman"/>
                 <w:color w:val="000000"/>
                 <w:sz w:val="20"/>
                 <w:szCs w:val="20"/>
@@ -1358,14 +1336,14 @@
               </w:rPr>
               <w:t xml:space="preserve"> </w:t>
             </w:r>
-            <w:hyperlink r:id="rId7" w:history="1">
+            <w:hyperlink r:id="rId9" w:history="1">
               <w:r>
                 <w:rPr>
-                  <w:rFonts w:ascii="Calibri" w:eastAsia="Calibri" w:hAnsi="Calibri" w:cs="Times New Roman"/>
-                  <w:color w:val="0000FF"/>
+                  <w:rStyle w:val="Hyperlink"/>
+                  <w:rFonts w:ascii="Times New Roman" w:eastAsia="Times New Roman" w:hAnsi="Times New Roman"/>
                   <w:sz w:val="20"/>
                   <w:szCs w:val="20"/>
-                  <w:u w:val="single"/>
+                  <w:lang w:val="en-US"/>
                 </w:rPr>
                 <w:t>https://js.lhu.edu.vn/index.php/lachong</w:t>
               </w:r>
@@ -1376,20 +1354,19 @@
     </w:tbl>
     <w:p>
       <w:pPr>
-        <w:spacing w:after="200" w:line="276" w:lineRule="auto"/>
         <w:rPr>
-          <w:rFonts w:eastAsia="Calibri" w:cs="Times New Roman"/>
+          <w:rFonts w:ascii="Times New Roman" w:hAnsi="Times New Roman"/>
           <w:sz w:val="20"/>
           <w:szCs w:val="20"/>
-          <w:lang w:val="en-IN"/>
         </w:rPr>
         <w:sectPr>
-          <w:headerReference w:type="even" r:id="rId8"/>
-          <w:headerReference w:type="default" r:id="rId9"/>
-          <w:footerReference w:type="even" r:id="rId10"/>
-          <w:footerReference w:type="default" r:id="rId11"/>
-          <w:headerReference w:type="first" r:id="rId12"/>
-          <w:footerReference w:type="first" r:id="rId13"/>
+          <w:headerReference w:type="even" r:id="rId10"/>
+          <w:headerReference w:type="default" r:id="rId11"/>
+          <w:footerReference w:type="even" r:id="rId12"/>
+          <w:footerReference w:type="default" r:id="rId13"/>
+          <w:headerReference w:type="first" r:id="rId14"/>
+          <w:footerReference w:type="first" r:id="rId15"/>
+          <w:type w:val="continuous"/>
           <w:pgSz w:w="11909" w:h="16834" w:code="9"/>
           <w:pgMar w:top="851" w:right="567" w:bottom="851" w:left="1418" w:header="720" w:footer="720" w:gutter="0"/>
           <w:pgNumType w:start="1"/>
@@ -1403,23 +1380,22 @@
       <w:pPr>
         <w:numPr>
           <w:ilvl w:val="0"/>
-          <w:numId w:val="1"/>
+          <w:numId w:val="4"/>
         </w:numPr>
         <w:snapToGrid w:val="0"/>
         <w:spacing w:before="120" w:after="120" w:line="240" w:lineRule="auto"/>
         <w:ind w:left="284" w:hanging="284"/>
         <w:jc w:val="both"/>
         <w:rPr>
-          <w:rFonts w:eastAsia="Calibri" w:cs="Times New Roman"/>
+          <w:rFonts w:ascii="Times New Roman" w:hAnsi="Times New Roman"/>
           <w:b/>
           <w:color w:val="4472C4"/>
           <w:sz w:val="20"/>
           <w:szCs w:val="20"/>
-          <w:lang w:val="en-IN"/>
         </w:rPr>
         <w:sectPr>
-          <w:footerReference w:type="default" r:id="rId14"/>
-          <w:headerReference w:type="first" r:id="rId15"/>
+          <w:footerReference w:type="default" r:id="rId16"/>
+          <w:headerReference w:type="first" r:id="rId17"/>
           <w:type w:val="continuous"/>
           <w:pgSz w:w="11909" w:h="16834" w:code="9"/>
           <w:pgMar w:top="851" w:right="567" w:bottom="851" w:left="1418" w:header="720" w:footer="720" w:gutter="0"/>
@@ -1432,28 +1408,25 @@
     </w:p>
     <w:p>
       <w:pPr>
-        <w:keepNext/>
-        <w:keepLines/>
+        <w:pStyle w:val="Heading2"/>
         <w:tabs>
           <w:tab w:val="left" w:pos="284"/>
         </w:tabs>
-        <w:spacing w:before="120" w:after="120" w:line="240" w:lineRule="auto"/>
         <w:ind w:left="360" w:right="139"/>
-        <w:jc w:val="both"/>
-        <w:outlineLvl w:val="1"/>
         <w:rPr>
-          <w:rFonts w:eastAsia="Times New Roman" w:cs="Times New Roman"/>
-          <w:b/>
+          <w:bCs w:val="0"/>
+          <w:i w:val="0"/>
           <w:color w:val="8EAADB"/>
           <w:sz w:val="20"/>
           <w:szCs w:val="20"/>
           <w:highlight w:val="lightGray"/>
+          <w:lang w:val="en-US"/>
         </w:rPr>
         <w:sectPr>
-          <w:headerReference w:type="even" r:id="rId16"/>
-          <w:headerReference w:type="default" r:id="rId17"/>
-          <w:footerReference w:type="even" r:id="rId18"/>
-          <w:footerReference w:type="default" r:id="rId19"/>
+          <w:headerReference w:type="even" r:id="rId18"/>
+          <w:headerReference w:type="default" r:id="rId19"/>
+          <w:footerReference w:type="even" r:id="rId20"/>
+          <w:footerReference w:type="default" r:id="rId21"/>
           <w:type w:val="continuous"/>
           <w:pgSz w:w="11909" w:h="16834" w:code="9"/>
           <w:pgMar w:top="851" w:right="567" w:bottom="851" w:left="1418" w:header="720" w:footer="720" w:gutter="0"/>
@@ -1464,157 +1437,139 @@
       </w:pPr>
       <w:r>
         <w:rPr>
-          <w:rFonts w:eastAsia="Times New Roman" w:cs="Times New Roman"/>
-          <w:b/>
+          <w:bCs w:val="0"/>
+          <w:i w:val="0"/>
           <w:color w:val="8EAADB"/>
           <w:sz w:val="20"/>
           <w:szCs w:val="20"/>
           <w:highlight w:val="lightGray"/>
+          <w:lang w:val="en-US"/>
         </w:rPr>
         <w:br w:type="page"/>
       </w:r>
     </w:p>
     <w:p>
       <w:pPr>
+        <w:pStyle w:val="Heading2"/>
+        <w:ind w:right="139"/>
         <w:rPr>
-          <w:rFonts w:ascii="Times" w:eastAsia="Calibri" w:hAnsi="Times" w:cs="Times"/>
           <w:sz w:val="20"/>
           <w:szCs w:val="20"/>
-          <w:lang w:val="en-IN"/>
+          <w:lang w:val="vi-VN"/>
+        </w:rPr>
+      </w:pPr>
+    </w:p>
+    <w:p>
+      <w:pPr>
+        <w:spacing w:after="0" w:line="240" w:lineRule="auto"/>
+        <w:rPr>
+          <w:rFonts w:ascii="Times New Roman" w:eastAsia="Times New Roman" w:hAnsi="Times New Roman"/>
+          <w:b/>
+          <w:bCs/>
+          <w:i/>
+          <w:sz w:val="20"/>
+          <w:szCs w:val="20"/>
+          <w:lang w:val="vi-VN"/>
         </w:rPr>
       </w:pPr>
       <w:r>
         <w:rPr>
-          <w:rFonts w:ascii="Times" w:eastAsia="Calibri" w:hAnsi="Times" w:cs="Times"/>
           <w:sz w:val="20"/>
           <w:szCs w:val="20"/>
-          <w:lang w:val="en-IN"/>
+          <w:lang w:val="vi-VN"/>
         </w:rPr>
         <w:br w:type="page"/>
       </w:r>
     </w:p>
     <w:p>
+      <w:pPr>
+        <w:spacing w:after="0" w:line="240" w:lineRule="auto"/>
+        <w:rPr>
+          <w:rFonts w:ascii="Times New Roman" w:eastAsia="Times New Roman" w:hAnsi="Times New Roman"/>
+          <w:b/>
+          <w:color w:val="215E99"/>
+          <w:sz w:val="20"/>
+          <w:szCs w:val="20"/>
+          <w:lang w:val="vi-VN"/>
+        </w:rPr>
+      </w:pPr>
       <w:r>
         <w:rPr>
-          <w:rFonts w:ascii="Times" w:eastAsia="Calibri" w:hAnsi="Times" w:cs="Times"/>
+          <w:bCs/>
+          <w:i/>
+          <w:color w:val="215E99"/>
           <w:sz w:val="20"/>
           <w:szCs w:val="20"/>
-          <w:lang w:val="en-IN"/>
+          <w:lang w:val="vi-VN"/>
         </w:rPr>
         <w:lastRenderedPageBreak/>
-        <w:t>{content}</w:t>
+        <w:br w:type="page"/>
       </w:r>
+    </w:p>
+    <w:p>
+      <w:pPr>
+        <w:spacing w:after="0" w:line="240" w:lineRule="auto"/>
+        <w:rPr>
+          <w:rFonts w:ascii="Times New Roman" w:eastAsia="Times New Roman" w:hAnsi="Times New Roman"/>
+          <w:b/>
+          <w:color w:val="215E99"/>
+          <w:sz w:val="20"/>
+          <w:szCs w:val="20"/>
+          <w:lang w:val="vi-VN"/>
+        </w:rPr>
+      </w:pPr>
       <w:r>
         <w:rPr>
-          <w:rFonts w:ascii="Times" w:eastAsia="Calibri" w:hAnsi="Times" w:cs="Times"/>
+          <w:bCs/>
+          <w:i/>
+          <w:color w:val="215E99"/>
           <w:sz w:val="20"/>
           <w:szCs w:val="20"/>
-          <w:lang w:val="en-IN"/>
+          <w:lang w:val="vi-VN"/>
         </w:rPr>
-        <w:fldChar w:fldCharType="begin"/>
+        <w:br w:type="page"/>
       </w:r>
+    </w:p>
+    <w:p>
+      <w:pPr>
+        <w:spacing w:after="0" w:line="240" w:lineRule="auto"/>
+        <w:rPr>
+          <w:rFonts w:ascii="Times New Roman" w:eastAsia="Times New Roman" w:hAnsi="Times New Roman"/>
+          <w:b/>
+          <w:color w:val="215E99"/>
+          <w:sz w:val="20"/>
+          <w:szCs w:val="20"/>
+          <w:lang w:val="vi-VN"/>
+        </w:rPr>
+      </w:pPr>
       <w:r>
         <w:rPr>
-          <w:rFonts w:ascii="Times" w:eastAsia="Calibri" w:hAnsi="Times" w:cs="Times"/>
+          <w:bCs/>
+          <w:i/>
+          <w:color w:val="215E99"/>
           <w:sz w:val="20"/>
           <w:szCs w:val="20"/>
-          <w:lang w:val="en-IN"/>
+          <w:lang w:val="vi-VN"/>
         </w:rPr>
-        <w:instrText xml:space="preserve"> content </w:instrText>
+        <w:br w:type="page"/>
       </w:r>
-      <w:r>
+    </w:p>
+    <w:p>
+      <w:pPr>
+        <w:pStyle w:val="Heading2"/>
+        <w:ind w:right="139"/>
         <w:rPr>
-          <w:rFonts w:ascii="Times" w:eastAsia="Calibri" w:hAnsi="Times" w:cs="Times"/>
+          <w:bCs w:val="0"/>
+          <w:i w:val="0"/>
+          <w:color w:val="215E99"/>
           <w:sz w:val="20"/>
           <w:szCs w:val="20"/>
-          <w:lang w:val="en-IN"/>
+          <w:lang w:val="vi-VN"/>
         </w:rPr>
-        <w:fldChar w:fldCharType="separate"/>
-      </w:r>
-      <w:r>
-        <w:rPr>
-          <w:rFonts w:ascii="Times" w:eastAsia="Calibri" w:hAnsi="Times" w:cs="Times"/>
-          <w:sz w:val="20"/>
-          <w:szCs w:val="20"/>
-          <w:lang w:val="en-IN"/>
-        </w:rPr>
-        <w:fldChar w:fldCharType="end"/>
-      </w:r>
-      <w:r>
-        <w:rPr>
-          <w:rFonts w:ascii="Times" w:eastAsia="Calibri" w:hAnsi="Times" w:cs="Times"/>
-          <w:sz w:val="20"/>
-          <w:szCs w:val="20"/>
-          <w:lang w:val="en-IN"/>
-        </w:rPr>
-        <w:fldChar w:fldCharType="begin"/>
-      </w:r>
-      <w:r>
-        <w:rPr>
-          <w:rFonts w:ascii="Times" w:eastAsia="Calibri" w:hAnsi="Times" w:cs="Times"/>
-          <w:sz w:val="20"/>
-          <w:szCs w:val="20"/>
-          <w:lang w:val="en-IN"/>
-        </w:rPr>
-        <w:instrText xml:space="preserve"> content </w:instrText>
-      </w:r>
-      <w:r>
-        <w:rPr>
-          <w:rFonts w:ascii="Times" w:eastAsia="Calibri" w:hAnsi="Times" w:cs="Times"/>
-          <w:sz w:val="20"/>
-          <w:szCs w:val="20"/>
-          <w:lang w:val="en-IN"/>
-        </w:rPr>
-        <w:fldChar w:fldCharType="separate"/>
-      </w:r>
-      <w:r>
-        <w:rPr>
-          <w:rFonts w:ascii="Times" w:eastAsia="Calibri" w:hAnsi="Times" w:cs="Times"/>
-          <w:sz w:val="20"/>
-          <w:szCs w:val="20"/>
-          <w:lang w:val="en-IN"/>
-        </w:rPr>
-        <w:fldChar w:fldCharType="end"/>
-      </w:r>
-      <w:r>
-        <w:rPr>
-          <w:rFonts w:ascii="Times" w:eastAsia="Calibri" w:hAnsi="Times" w:cs="Times"/>
-          <w:sz w:val="20"/>
-          <w:szCs w:val="20"/>
-          <w:lang w:val="en-IN"/>
-        </w:rPr>
-        <w:fldChar w:fldCharType="begin"/>
-      </w:r>
-      <w:r>
-        <w:rPr>
-          <w:rFonts w:ascii="Times" w:eastAsia="Calibri" w:hAnsi="Times" w:cs="Times"/>
-          <w:sz w:val="20"/>
-          <w:szCs w:val="20"/>
-          <w:lang w:val="en-IN"/>
-        </w:rPr>
-        <w:instrText>content</w:instrText>
-      </w:r>
-      <w:r>
-        <w:rPr>
-          <w:rFonts w:ascii="Times" w:eastAsia="Calibri" w:hAnsi="Times" w:cs="Times"/>
-          <w:sz w:val="20"/>
-          <w:szCs w:val="20"/>
-          <w:lang w:val="en-IN"/>
-        </w:rPr>
-        <w:fldChar w:fldCharType="separate"/>
-      </w:r>
-      <w:r>
-        <w:rPr>
-          <w:rFonts w:ascii="Times" w:eastAsia="Calibri" w:hAnsi="Times" w:cs="Times"/>
-          <w:sz w:val="20"/>
-          <w:szCs w:val="20"/>
-          <w:lang w:val="en-IN"/>
-        </w:rPr>
-        <w:fldChar w:fldCharType="end"/>
-      </w:r>
+      </w:pPr>
     </w:p>
     <w:sectPr>
-      <w:footerReference w:type="default" r:id="rId20"/>
+      <w:footerReference w:type="default" r:id="rId22"/>
       <w:type w:val="continuous"/>
       <w:pgSz w:w="11909" w:h="16834" w:code="9"/>
       <w:pgMar w:top="851" w:right="567" w:bottom="851" w:left="1418" w:header="720" w:footer="720" w:gutter="0"/>
@@ -1665,7 +1620,7 @@
       <mc:AlternateContent>
         <mc:Choice Requires="wps">
           <w:drawing>
-            <wp:anchor distT="0" distB="0" distL="0" distR="0" simplePos="0" relativeHeight="251659776" behindDoc="0" locked="0" layoutInCell="1" allowOverlap="1" wp14:anchorId="646C9928" wp14:editId="353C711E">
+            <wp:anchor distT="0" distB="0" distL="0" distR="0" simplePos="0" relativeHeight="251658752" behindDoc="0" locked="0" layoutInCell="1" allowOverlap="1" wp14:anchorId="45B94A79" wp14:editId="706ADFAB">
               <wp:simplePos x="0" y="0"/>
               <wp:positionH relativeFrom="page">
                 <wp:posOffset>607060</wp:posOffset>
@@ -1719,6 +1674,7 @@
                           <w:pPr>
                             <w:jc w:val="center"/>
                             <w:rPr>
+                              <w:rFonts w:ascii="Times New Roman" w:hAnsi="Times New Roman"/>
                               <w:color w:val="FFFFFF"/>
                               <w:sz w:val="28"/>
                               <w:szCs w:val="28"/>
@@ -1726,6 +1682,7 @@
                           </w:pPr>
                           <w:r>
                             <w:rPr>
+                              <w:rFonts w:ascii="Times New Roman" w:hAnsi="Times New Roman"/>
                               <w:color w:val="FFFFFF"/>
                               <w:sz w:val="28"/>
                               <w:szCs w:val="28"/>
@@ -1734,6 +1691,7 @@
                           </w:r>
                           <w:r>
                             <w:rPr>
+                              <w:rFonts w:ascii="Times New Roman" w:hAnsi="Times New Roman"/>
                               <w:color w:val="FFFFFF"/>
                               <w:sz w:val="28"/>
                               <w:szCs w:val="28"/>
@@ -1742,6 +1700,7 @@
                           </w:r>
                           <w:r>
                             <w:rPr>
+                              <w:rFonts w:ascii="Times New Roman" w:hAnsi="Times New Roman"/>
                               <w:color w:val="FFFFFF"/>
                               <w:sz w:val="28"/>
                               <w:szCs w:val="28"/>
@@ -1750,6 +1709,7 @@
                           </w:r>
                           <w:r>
                             <w:rPr>
+                              <w:rFonts w:ascii="Times New Roman" w:hAnsi="Times New Roman"/>
                               <w:noProof/>
                               <w:color w:val="FFFFFF"/>
                               <w:sz w:val="28"/>
@@ -1759,6 +1719,7 @@
                           </w:r>
                           <w:r>
                             <w:rPr>
+                              <w:rFonts w:ascii="Times New Roman" w:hAnsi="Times New Roman"/>
                               <w:noProof/>
                               <w:color w:val="FFFFFF"/>
                               <w:sz w:val="28"/>
@@ -1786,13 +1747,14 @@
         </mc:Choice>
         <mc:Fallback>
           <w:pict>
-            <v:rect w14:anchorId="646C9928" id="Rectangle 33" o:spid="_x0000_s1026" style="position:absolute;margin-left:47.8pt;margin-top:803.15pt;width:28.15pt;height:25.2pt;z-index:251659776;visibility:visible;mso-wrap-style:square;mso-width-percent:0;mso-height-percent:0;mso-wrap-distance-left:0;mso-wrap-distance-top:0;mso-wrap-distance-right:0;mso-wrap-distance-bottom:0;mso-position-horizontal:absolute;mso-position-horizontal-relative:page;mso-position-vertical:absolute;mso-position-vertical-relative:page;mso-width-percent:0;mso-height-percent:0;mso-width-relative:margin;mso-height-relative:margin;v-text-anchor:bottom" o:gfxdata="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" fillcolor="black" stroked="f" strokeweight="3pt">
+            <v:rect w14:anchorId="45B94A79" id="Rectangle 33" o:spid="_x0000_s1026" style="position:absolute;margin-left:47.8pt;margin-top:803.15pt;width:28.15pt;height:25.2pt;z-index:251658752;visibility:visible;mso-wrap-style:square;mso-width-percent:0;mso-height-percent:0;mso-wrap-distance-left:0;mso-wrap-distance-top:0;mso-wrap-distance-right:0;mso-wrap-distance-bottom:0;mso-position-horizontal:absolute;mso-position-horizontal-relative:page;mso-position-vertical:absolute;mso-position-vertical-relative:page;mso-width-percent:0;mso-height-percent:0;mso-width-relative:margin;mso-height-relative:margin;v-text-anchor:bottom" o:gfxdata="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" fillcolor="black" stroked="f" strokeweight="3pt">
               <v:textbox>
                 <w:txbxContent>
                   <w:p>
                     <w:pPr>
                       <w:jc w:val="center"/>
                       <w:rPr>
+                        <w:rFonts w:ascii="Times New Roman" w:hAnsi="Times New Roman"/>
                         <w:color w:val="FFFFFF"/>
                         <w:sz w:val="28"/>
                         <w:szCs w:val="28"/>
@@ -1800,6 +1762,7 @@
                     </w:pPr>
                     <w:r>
                       <w:rPr>
+                        <w:rFonts w:ascii="Times New Roman" w:hAnsi="Times New Roman"/>
                         <w:color w:val="FFFFFF"/>
                         <w:sz w:val="28"/>
                         <w:szCs w:val="28"/>
@@ -1808,6 +1771,7 @@
                     </w:r>
                     <w:r>
                       <w:rPr>
+                        <w:rFonts w:ascii="Times New Roman" w:hAnsi="Times New Roman"/>
                         <w:color w:val="FFFFFF"/>
                         <w:sz w:val="28"/>
                         <w:szCs w:val="28"/>
@@ -1816,6 +1780,7 @@
                     </w:r>
                     <w:r>
                       <w:rPr>
+                        <w:rFonts w:ascii="Times New Roman" w:hAnsi="Times New Roman"/>
                         <w:color w:val="FFFFFF"/>
                         <w:sz w:val="28"/>
                         <w:szCs w:val="28"/>
@@ -1824,6 +1789,7 @@
                     </w:r>
                     <w:r>
                       <w:rPr>
+                        <w:rFonts w:ascii="Times New Roman" w:hAnsi="Times New Roman"/>
                         <w:noProof/>
                         <w:color w:val="FFFFFF"/>
                         <w:sz w:val="28"/>
@@ -1833,6 +1799,7 @@
                     </w:r>
                     <w:r>
                       <w:rPr>
+                        <w:rFonts w:ascii="Times New Roman" w:hAnsi="Times New Roman"/>
                         <w:noProof/>
                         <w:color w:val="FFFFFF"/>
                         <w:sz w:val="28"/>
@@ -1856,7 +1823,7 @@
       <mc:AlternateContent>
         <mc:Choice Requires="wpg">
           <w:drawing>
-            <wp:anchor distT="0" distB="0" distL="0" distR="0" simplePos="0" relativeHeight="251658752" behindDoc="0" locked="0" layoutInCell="1" allowOverlap="1" wp14:anchorId="6ACC60B7" wp14:editId="3DA73DFF">
+            <wp:anchor distT="0" distB="0" distL="0" distR="0" simplePos="0" relativeHeight="251657728" behindDoc="0" locked="0" layoutInCell="1" allowOverlap="1" wp14:anchorId="4F13898C" wp14:editId="3B90A563">
               <wp:simplePos x="0" y="0"/>
               <wp:positionH relativeFrom="page">
                 <wp:posOffset>900430</wp:posOffset>
@@ -1963,17 +1930,52 @@
                           <w:p>
                             <w:pPr>
                               <w:rPr>
+                                <w:rFonts w:ascii="Times New Roman" w:hAnsi="Times New Roman"/>
                                 <w:color w:val="7F7F7F"/>
                               </w:rPr>
                             </w:pPr>
                             <w:r>
-                              <w:t xml:space="preserve">  JSLHU, Issue 20, March 2025</w:t>
+                              <w:rPr>
+                                <w:rFonts w:ascii="Times New Roman" w:hAnsi="Times New Roman"/>
+                              </w:rPr>
+                              <w:t xml:space="preserve">  JSLHU, Issue </w:t>
+                            </w:r>
+                            <w:r>
+                              <w:rPr>
+                                <w:rFonts w:ascii="Times New Roman" w:hAnsi="Times New Roman"/>
+                              </w:rPr>
+                              <w:t>20</w:t>
+                            </w:r>
+                            <w:r>
+                              <w:rPr>
+                                <w:rFonts w:ascii="Times New Roman" w:hAnsi="Times New Roman"/>
+                              </w:rPr>
+                              <w:t xml:space="preserve">, </w:t>
+                            </w:r>
+                            <w:r>
+                              <w:rPr>
+                                <w:rFonts w:ascii="Times New Roman" w:hAnsi="Times New Roman"/>
+                              </w:rPr>
+                              <w:t>March</w:t>
+                            </w:r>
+                            <w:r>
+                              <w:rPr>
+                                <w:rFonts w:ascii="Times New Roman" w:hAnsi="Times New Roman"/>
+                              </w:rPr>
+                              <w:t xml:space="preserve"> 202</w:t>
+                            </w:r>
+                            <w:r>
+                              <w:rPr>
+                                <w:rFonts w:ascii="Times New Roman" w:hAnsi="Times New Roman"/>
+                              </w:rPr>
+                              <w:t>5</w:t>
                             </w:r>
                           </w:p>
                           <w:p>
                             <w:pPr>
                               <w:jc w:val="right"/>
                               <w:rPr>
+                                <w:rFonts w:ascii="Times New Roman" w:hAnsi="Times New Roman"/>
                                 <w:color w:val="808080"/>
                               </w:rPr>
                             </w:pPr>
@@ -1998,7 +2000,7 @@
         </mc:Choice>
         <mc:Fallback>
           <w:pict>
-            <v:group w14:anchorId="6ACC60B7" id="Group 30" o:spid="_x0000_s1027" style="position:absolute;margin-left:70.9pt;margin-top:803.15pt;width:496.2pt;height:25.2pt;z-index:251658752;mso-width-percent:1000;mso-wrap-distance-left:0;mso-wrap-distance-right:0;mso-position-horizontal-relative:page;mso-position-vertical-relative:page;mso-width-percent:1000;mso-width-relative:margin;mso-height-relative:margin" coordsize="59626,3238" o:gfxdata="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">
+            <v:group w14:anchorId="4F13898C" id="Group 30" o:spid="_x0000_s1027" style="position:absolute;margin-left:70.9pt;margin-top:803.15pt;width:496.2pt;height:25.2pt;z-index:251657728;mso-width-percent:1000;mso-wrap-distance-left:0;mso-wrap-distance-right:0;mso-position-horizontal-relative:page;mso-position-vertical-relative:page;mso-width-percent:1000;mso-width-relative:margin;mso-height-relative:margin" coordsize="59626,3238" o:gfxdata="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">
               <v:rect id="Rectangle 38" o:spid="_x0000_s1028" style="position:absolute;left:190;width:59436;height:188;visibility:visible;mso-wrap-style:square;v-text-anchor:middle" o:gfxdata="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" fillcolor="black" stroked="f" strokeweight="1pt"/>
               <v:shapetype id="_x0000_t202" coordsize="21600,21600" o:spt="202" path="m,l,21600r21600,l21600,xe">
                 <v:stroke joinstyle="miter"/>
@@ -2010,17 +2012,52 @@
                     <w:p>
                       <w:pPr>
                         <w:rPr>
+                          <w:rFonts w:ascii="Times New Roman" w:hAnsi="Times New Roman"/>
                           <w:color w:val="7F7F7F"/>
                         </w:rPr>
                       </w:pPr>
                       <w:r>
-                        <w:t xml:space="preserve">  JSLHU, Issue 20, March 2025</w:t>
+                        <w:rPr>
+                          <w:rFonts w:ascii="Times New Roman" w:hAnsi="Times New Roman"/>
+                        </w:rPr>
+                        <w:t xml:space="preserve">  JSLHU, Issue </w:t>
+                      </w:r>
+                      <w:r>
+                        <w:rPr>
+                          <w:rFonts w:ascii="Times New Roman" w:hAnsi="Times New Roman"/>
+                        </w:rPr>
+                        <w:t>20</w:t>
+                      </w:r>
+                      <w:r>
+                        <w:rPr>
+                          <w:rFonts w:ascii="Times New Roman" w:hAnsi="Times New Roman"/>
+                        </w:rPr>
+                        <w:t xml:space="preserve">, </w:t>
+                      </w:r>
+                      <w:r>
+                        <w:rPr>
+                          <w:rFonts w:ascii="Times New Roman" w:hAnsi="Times New Roman"/>
+                        </w:rPr>
+                        <w:t>March</w:t>
+                      </w:r>
+                      <w:r>
+                        <w:rPr>
+                          <w:rFonts w:ascii="Times New Roman" w:hAnsi="Times New Roman"/>
+                        </w:rPr>
+                        <w:t xml:space="preserve"> 202</w:t>
+                      </w:r>
+                      <w:r>
+                        <w:rPr>
+                          <w:rFonts w:ascii="Times New Roman" w:hAnsi="Times New Roman"/>
+                        </w:rPr>
+                        <w:t>5</w:t>
                       </w:r>
                     </w:p>
                     <w:p>
                       <w:pPr>
                         <w:jc w:val="right"/>
                         <w:rPr>
+                          <w:rFonts w:ascii="Times New Roman" w:hAnsi="Times New Roman"/>
                           <w:color w:val="808080"/>
                         </w:rPr>
                       </w:pPr>
@@ -2051,7 +2088,7 @@
       <mc:AlternateContent>
         <mc:Choice Requires="wpg">
           <w:drawing>
-            <wp:anchor distT="0" distB="0" distL="0" distR="0" simplePos="0" relativeHeight="251655680" behindDoc="0" locked="0" layoutInCell="1" allowOverlap="1" wp14:anchorId="540240AB" wp14:editId="7577C293">
+            <wp:anchor distT="0" distB="0" distL="0" distR="0" simplePos="0" relativeHeight="251654656" behindDoc="0" locked="0" layoutInCell="1" allowOverlap="1" wp14:anchorId="3725A586" wp14:editId="3A4BE85C">
               <wp:simplePos x="0" y="0"/>
               <wp:positionH relativeFrom="page">
                 <wp:posOffset>900430</wp:posOffset>
@@ -2159,17 +2196,34 @@
                             <w:pPr>
                               <w:jc w:val="right"/>
                               <w:rPr>
+                                <w:rFonts w:ascii="Times New Roman" w:hAnsi="Times New Roman"/>
                                 <w:color w:val="7F7F7F"/>
                               </w:rPr>
                             </w:pPr>
                             <w:r>
-                              <w:t>JSLHU, Issue 15, December 2022</w:t>
+                              <w:rPr>
+                                <w:rFonts w:ascii="Times New Roman" w:hAnsi="Times New Roman"/>
+                              </w:rPr>
+                              <w:t>JSLHU, Issue</w:t>
+                            </w:r>
+                            <w:r>
+                              <w:rPr>
+                                <w:rFonts w:ascii="Times New Roman" w:hAnsi="Times New Roman"/>
+                              </w:rPr>
+                              <w:t xml:space="preserve"> 15</w:t>
+                            </w:r>
+                            <w:r>
+                              <w:rPr>
+                                <w:rFonts w:ascii="Times New Roman" w:hAnsi="Times New Roman"/>
+                              </w:rPr>
+                              <w:t>, December 2022</w:t>
                             </w:r>
                           </w:p>
                           <w:p>
                             <w:pPr>
                               <w:jc w:val="right"/>
                               <w:rPr>
+                                <w:rFonts w:ascii="Times New Roman" w:hAnsi="Times New Roman"/>
                                 <w:color w:val="808080"/>
                               </w:rPr>
                             </w:pPr>
@@ -2194,7 +2248,7 @@
         </mc:Choice>
         <mc:Fallback>
           <w:pict>
-            <v:group w14:anchorId="540240AB" id="Group 37" o:spid="_x0000_s1030" style="position:absolute;margin-left:70.9pt;margin-top:803.15pt;width:496.2pt;height:25.2pt;z-index:251655680;mso-width-percent:1000;mso-wrap-distance-left:0;mso-wrap-distance-right:0;mso-position-horizontal-relative:page;mso-position-vertical-relative:page;mso-width-percent:1000;mso-width-relative:margin;mso-height-relative:margin" coordsize="59626,3238" o:gfxdata="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">
+            <v:group w14:anchorId="3725A586" id="Group 37" o:spid="_x0000_s1030" style="position:absolute;margin-left:70.9pt;margin-top:803.15pt;width:496.2pt;height:25.2pt;z-index:251654656;mso-width-percent:1000;mso-wrap-distance-left:0;mso-wrap-distance-right:0;mso-position-horizontal-relative:page;mso-position-vertical-relative:page;mso-width-percent:1000;mso-width-relative:margin;mso-height-relative:margin" coordsize="59626,3238" o:gfxdata="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">
               <v:rect id="Rectangle 38" o:spid="_x0000_s1031" style="position:absolute;left:190;width:59436;height:188;visibility:visible;mso-wrap-style:square;v-text-anchor:middle" o:gfxdata="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" fillcolor="black" stroked="f" strokeweight="1pt"/>
               <v:shapetype id="_x0000_t202" coordsize="21600,21600" o:spt="202" path="m,l,21600r21600,l21600,xe">
                 <v:stroke joinstyle="miter"/>
@@ -2207,17 +2261,34 @@
                       <w:pPr>
                         <w:jc w:val="right"/>
                         <w:rPr>
+                          <w:rFonts w:ascii="Times New Roman" w:hAnsi="Times New Roman"/>
                           <w:color w:val="7F7F7F"/>
                         </w:rPr>
                       </w:pPr>
                       <w:r>
-                        <w:t>JSLHU, Issue 15, December 2022</w:t>
+                        <w:rPr>
+                          <w:rFonts w:ascii="Times New Roman" w:hAnsi="Times New Roman"/>
+                        </w:rPr>
+                        <w:t>JSLHU, Issue</w:t>
+                      </w:r>
+                      <w:r>
+                        <w:rPr>
+                          <w:rFonts w:ascii="Times New Roman" w:hAnsi="Times New Roman"/>
+                        </w:rPr>
+                        <w:t xml:space="preserve"> 15</w:t>
+                      </w:r>
+                      <w:r>
+                        <w:rPr>
+                          <w:rFonts w:ascii="Times New Roman" w:hAnsi="Times New Roman"/>
+                        </w:rPr>
+                        <w:t>, December 2022</w:t>
                       </w:r>
                     </w:p>
                     <w:p>
                       <w:pPr>
                         <w:jc w:val="right"/>
                         <w:rPr>
+                          <w:rFonts w:ascii="Times New Roman" w:hAnsi="Times New Roman"/>
                           <w:color w:val="808080"/>
                         </w:rPr>
                       </w:pPr>
@@ -2238,7 +2309,7 @@
       <mc:AlternateContent>
         <mc:Choice Requires="wps">
           <w:drawing>
-            <wp:anchor distT="0" distB="0" distL="0" distR="0" simplePos="0" relativeHeight="251654656" behindDoc="0" locked="0" layoutInCell="1" allowOverlap="1" wp14:anchorId="0E70752B" wp14:editId="0B4BBE87">
+            <wp:anchor distT="0" distB="0" distL="0" distR="0" simplePos="0" relativeHeight="251653632" behindDoc="0" locked="0" layoutInCell="1" allowOverlap="1" wp14:anchorId="0D1DF3BB" wp14:editId="511C0C66">
               <wp:simplePos x="0" y="0"/>
               <wp:positionH relativeFrom="page">
                 <wp:posOffset>7202170</wp:posOffset>
@@ -2359,7 +2430,7 @@
         </mc:Choice>
         <mc:Fallback>
           <w:pict>
-            <v:rect w14:anchorId="0E70752B" id="Rectangle 40" o:spid="_x0000_s1033" style="position:absolute;margin-left:567.1pt;margin-top:803.15pt;width:36pt;height:25.2pt;z-index:251654656;visibility:visible;mso-wrap-style:square;mso-width-percent:0;mso-height-percent:0;mso-wrap-distance-left:0;mso-wrap-distance-top:0;mso-wrap-distance-right:0;mso-wrap-distance-bottom:0;mso-position-horizontal:absolute;mso-position-horizontal-relative:page;mso-position-vertical:absolute;mso-position-vertical-relative:page;mso-width-percent:0;mso-height-percent:0;mso-width-relative:margin;mso-height-relative:margin;v-text-anchor:bottom" o:gfxdata="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" fillcolor="black" stroked="f" strokeweight="3pt">
+            <v:rect w14:anchorId="0D1DF3BB" id="Rectangle 40" o:spid="_x0000_s1033" style="position:absolute;margin-left:567.1pt;margin-top:803.15pt;width:36pt;height:25.2pt;z-index:251653632;visibility:visible;mso-wrap-style:square;mso-width-percent:0;mso-height-percent:0;mso-wrap-distance-left:0;mso-wrap-distance-top:0;mso-wrap-distance-right:0;mso-wrap-distance-bottom:0;mso-position-horizontal:absolute;mso-position-horizontal-relative:page;mso-position-vertical:absolute;mso-position-vertical-relative:page;mso-width-percent:0;mso-height-percent:0;mso-width-relative:margin;mso-height-relative:margin;v-text-anchor:bottom" o:gfxdata="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" fillcolor="black" stroked="f" strokeweight="3pt">
               <v:textbox>
                 <w:txbxContent>
                   <w:p>
@@ -2439,16 +2510,16 @@
       <mc:AlternateContent>
         <mc:Choice Requires="wpg">
           <w:drawing>
-            <wp:anchor distT="0" distB="0" distL="0" distR="0" simplePos="0" relativeHeight="251653632" behindDoc="0" locked="0" layoutInCell="1" allowOverlap="1" wp14:anchorId="3EDCB3B1" wp14:editId="7CE3EFA0">
+            <wp:anchor distT="0" distB="0" distL="0" distR="0" simplePos="0" relativeHeight="251652608" behindDoc="0" locked="0" layoutInCell="1" allowOverlap="1" wp14:anchorId="34DD433E" wp14:editId="6795028F">
               <wp:simplePos x="0" y="0"/>
               <wp:positionH relativeFrom="page">
                 <wp:posOffset>900430</wp:posOffset>
               </wp:positionH>
               <wp:positionV relativeFrom="page">
-                <wp:posOffset>10135235</wp:posOffset>
+                <wp:posOffset>10133554</wp:posOffset>
               </wp:positionV>
               <wp:extent cx="6301740" cy="320040"/>
-              <wp:effectExtent l="0" t="0" r="0" b="0"/>
+              <wp:effectExtent l="0" t="0" r="3810" b="3810"/>
               <wp:wrapSquare wrapText="bothSides"/>
               <wp:docPr id="429901801" name="Group 37"/>
               <wp:cNvGraphicFramePr>
@@ -2547,20 +2618,18 @@
                             <w:pPr>
                               <w:jc w:val="right"/>
                               <w:rPr>
-                                <w:color w:val="7F7F7F"/>
+                                <w:rFonts w:ascii="Times New Roman" w:hAnsi="Times New Roman"/>
+                                <w:color w:val="808080"/>
+                                <w:lang w:val="en-US"/>
                               </w:rPr>
                             </w:pPr>
                             <w:r>
-                              <w:t>JSLHU, Issue 20, March 2025</w:t>
+                              <w:rPr>
+                                <w:rFonts w:ascii="Times New Roman" w:hAnsi="Times New Roman"/>
+                                <w:lang w:val="en-US"/>
+                              </w:rPr>
+                              <w:t>{date}</w:t>
                             </w:r>
-                          </w:p>
-                          <w:p>
-                            <w:pPr>
-                              <w:jc w:val="right"/>
-                              <w:rPr>
-                                <w:color w:val="808080"/>
-                              </w:rPr>
-                            </w:pPr>
                           </w:p>
                         </w:txbxContent>
                       </wps:txbx>
@@ -2582,7 +2651,7 @@
         </mc:Choice>
         <mc:Fallback>
           <w:pict>
-            <v:group w14:anchorId="3EDCB3B1" id="_x0000_s1034" style="position:absolute;margin-left:70.9pt;margin-top:798.05pt;width:496.2pt;height:25.2pt;z-index:251653632;mso-width-percent:1000;mso-wrap-distance-left:0;mso-wrap-distance-right:0;mso-position-horizontal-relative:page;mso-position-vertical-relative:page;mso-width-percent:1000;mso-width-relative:margin;mso-height-relative:margin" coordsize="59626,3238" o:gfxdata="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">
+            <v:group w14:anchorId="34DD433E" id="_x0000_s1034" style="position:absolute;margin-left:70.9pt;margin-top:797.9pt;width:496.2pt;height:25.2pt;z-index:251652608;mso-width-percent:1000;mso-wrap-distance-left:0;mso-wrap-distance-right:0;mso-position-horizontal-relative:page;mso-position-vertical-relative:page;mso-width-percent:1000;mso-width-relative:margin;mso-height-relative:margin" coordsize="59626,3238" o:gfxdata="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">
               <v:rect id="Rectangle 38" o:spid="_x0000_s1035" style="position:absolute;left:190;width:59436;height:188;visibility:visible;mso-wrap-style:square;v-text-anchor:middle" o:gfxdata="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" fillcolor="black" stroked="f" strokeweight="1pt"/>
               <v:shapetype id="_x0000_t202" coordsize="21600,21600" o:spt="202" path="m,l,21600r21600,l21600,xe">
                 <v:stroke joinstyle="miter"/>
@@ -2595,20 +2664,18 @@
                       <w:pPr>
                         <w:jc w:val="right"/>
                         <w:rPr>
-                          <w:color w:val="7F7F7F"/>
+                          <w:rFonts w:ascii="Times New Roman" w:hAnsi="Times New Roman"/>
+                          <w:color w:val="808080"/>
+                          <w:lang w:val="en-US"/>
                         </w:rPr>
                       </w:pPr>
                       <w:r>
-                        <w:t>JSLHU, Issue 20, March 2025</w:t>
+                        <w:rPr>
+                          <w:rFonts w:ascii="Times New Roman" w:hAnsi="Times New Roman"/>
+                          <w:lang w:val="en-US"/>
+                        </w:rPr>
+                        <w:t>{date}</w:t>
                       </w:r>
-                    </w:p>
-                    <w:p>
-                      <w:pPr>
-                        <w:jc w:val="right"/>
-                        <w:rPr>
-                          <w:color w:val="808080"/>
-                        </w:rPr>
-                      </w:pPr>
                     </w:p>
                   </w:txbxContent>
                 </v:textbox>
@@ -2626,7 +2693,7 @@
       <mc:AlternateContent>
         <mc:Choice Requires="wps">
           <w:drawing>
-            <wp:anchor distT="0" distB="0" distL="0" distR="0" simplePos="0" relativeHeight="251651584" behindDoc="0" locked="0" layoutInCell="1" allowOverlap="1" wp14:anchorId="6E342443" wp14:editId="530E571E">
+            <wp:anchor distT="0" distB="0" distL="0" distR="0" simplePos="0" relativeHeight="251651584" behindDoc="0" locked="0" layoutInCell="1" allowOverlap="1" wp14:anchorId="1E486619" wp14:editId="744B082A">
               <wp:simplePos x="0" y="0"/>
               <wp:positionH relativeFrom="page">
                 <wp:posOffset>7202170</wp:posOffset>
@@ -2679,6 +2746,7 @@
                         <w:p>
                           <w:pPr>
                             <w:rPr>
+                              <w:rFonts w:ascii="Times New Roman" w:hAnsi="Times New Roman"/>
                               <w:color w:val="FFFFFF"/>
                               <w:sz w:val="28"/>
                               <w:szCs w:val="28"/>
@@ -2686,6 +2754,7 @@
                           </w:pPr>
                           <w:r>
                             <w:rPr>
+                              <w:rFonts w:ascii="Times New Roman" w:hAnsi="Times New Roman"/>
                               <w:color w:val="FFFFFF"/>
                               <w:sz w:val="28"/>
                               <w:szCs w:val="28"/>
@@ -2694,6 +2763,7 @@
                           </w:r>
                           <w:r>
                             <w:rPr>
+                              <w:rFonts w:ascii="Times New Roman" w:hAnsi="Times New Roman"/>
                               <w:color w:val="FFFFFF"/>
                               <w:sz w:val="28"/>
                               <w:szCs w:val="28"/>
@@ -2702,6 +2772,7 @@
                           </w:r>
                           <w:r>
                             <w:rPr>
+                              <w:rFonts w:ascii="Times New Roman" w:hAnsi="Times New Roman"/>
                               <w:color w:val="FFFFFF"/>
                               <w:sz w:val="28"/>
                               <w:szCs w:val="28"/>
@@ -2710,6 +2781,7 @@
                           </w:r>
                           <w:r>
                             <w:rPr>
+                              <w:rFonts w:ascii="Times New Roman" w:hAnsi="Times New Roman"/>
                               <w:noProof/>
                               <w:color w:val="FFFFFF"/>
                               <w:sz w:val="28"/>
@@ -2719,6 +2791,7 @@
                           </w:r>
                           <w:r>
                             <w:rPr>
+                              <w:rFonts w:ascii="Times New Roman" w:hAnsi="Times New Roman"/>
                               <w:noProof/>
                               <w:color w:val="FFFFFF"/>
                               <w:sz w:val="28"/>
@@ -2746,12 +2819,13 @@
         </mc:Choice>
         <mc:Fallback>
           <w:pict>
-            <v:rect w14:anchorId="6E342443" id="_x0000_s1037" style="position:absolute;margin-left:567.1pt;margin-top:798.15pt;width:36pt;height:25.2pt;z-index:251651584;visibility:visible;mso-wrap-style:square;mso-width-percent:0;mso-height-percent:0;mso-wrap-distance-left:0;mso-wrap-distance-top:0;mso-wrap-distance-right:0;mso-wrap-distance-bottom:0;mso-position-horizontal:absolute;mso-position-horizontal-relative:page;mso-position-vertical:absolute;mso-position-vertical-relative:page;mso-width-percent:0;mso-height-percent:0;mso-width-relative:margin;mso-height-relative:margin;v-text-anchor:bottom" o:gfxdata="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" fillcolor="black" stroked="f" strokeweight="3pt">
+            <v:rect w14:anchorId="1E486619" id="_x0000_s1037" style="position:absolute;margin-left:567.1pt;margin-top:798.15pt;width:36pt;height:25.2pt;z-index:251651584;visibility:visible;mso-wrap-style:square;mso-width-percent:0;mso-height-percent:0;mso-wrap-distance-left:0;mso-wrap-distance-top:0;mso-wrap-distance-right:0;mso-wrap-distance-bottom:0;mso-position-horizontal:absolute;mso-position-horizontal-relative:page;mso-position-vertical:absolute;mso-position-vertical-relative:page;mso-width-percent:0;mso-height-percent:0;mso-width-relative:margin;mso-height-relative:margin;v-text-anchor:bottom" o:gfxdata="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" fillcolor="black" stroked="f" strokeweight="3pt">
               <v:textbox>
                 <w:txbxContent>
                   <w:p>
                     <w:pPr>
                       <w:rPr>
+                        <w:rFonts w:ascii="Times New Roman" w:hAnsi="Times New Roman"/>
                         <w:color w:val="FFFFFF"/>
                         <w:sz w:val="28"/>
                         <w:szCs w:val="28"/>
@@ -2759,6 +2833,7 @@
                     </w:pPr>
                     <w:r>
                       <w:rPr>
+                        <w:rFonts w:ascii="Times New Roman" w:hAnsi="Times New Roman"/>
                         <w:color w:val="FFFFFF"/>
                         <w:sz w:val="28"/>
                         <w:szCs w:val="28"/>
@@ -2767,6 +2842,7 @@
                     </w:r>
                     <w:r>
                       <w:rPr>
+                        <w:rFonts w:ascii="Times New Roman" w:hAnsi="Times New Roman"/>
                         <w:color w:val="FFFFFF"/>
                         <w:sz w:val="28"/>
                         <w:szCs w:val="28"/>
@@ -2775,6 +2851,7 @@
                     </w:r>
                     <w:r>
                       <w:rPr>
+                        <w:rFonts w:ascii="Times New Roman" w:hAnsi="Times New Roman"/>
                         <w:color w:val="FFFFFF"/>
                         <w:sz w:val="28"/>
                         <w:szCs w:val="28"/>
@@ -2783,6 +2860,7 @@
                     </w:r>
                     <w:r>
                       <w:rPr>
+                        <w:rFonts w:ascii="Times New Roman" w:hAnsi="Times New Roman"/>
                         <w:noProof/>
                         <w:color w:val="FFFFFF"/>
                         <w:sz w:val="28"/>
@@ -2792,6 +2870,7 @@
                     </w:r>
                     <w:r>
                       <w:rPr>
+                        <w:rFonts w:ascii="Times New Roman" w:hAnsi="Times New Roman"/>
                         <w:noProof/>
                         <w:color w:val="FFFFFF"/>
                         <w:sz w:val="28"/>
@@ -2825,7 +2904,7 @@
       <mc:AlternateContent>
         <mc:Choice Requires="wpg">
           <w:drawing>
-            <wp:anchor distT="0" distB="0" distL="0" distR="0" simplePos="0" relativeHeight="251657728" behindDoc="0" locked="0" layoutInCell="1" allowOverlap="1" wp14:anchorId="260A648A" wp14:editId="77BFD78C">
+            <wp:anchor distT="0" distB="0" distL="0" distR="0" simplePos="0" relativeHeight="251656704" behindDoc="0" locked="0" layoutInCell="1" allowOverlap="1" wp14:anchorId="14A8B0B8" wp14:editId="26903E1D">
               <wp:simplePos x="0" y="0"/>
               <wp:positionH relativeFrom="page">
                 <wp:posOffset>900430</wp:posOffset>
@@ -2933,17 +3012,28 @@
                             <w:pPr>
                               <w:jc w:val="right"/>
                               <w:rPr>
+                                <w:rFonts w:ascii="Times New Roman" w:hAnsi="Times New Roman"/>
                                 <w:color w:val="7F7F7F"/>
                               </w:rPr>
                             </w:pPr>
                             <w:r>
-                              <w:t>JSLHU, Issue 15, December 2023</w:t>
+                              <w:rPr>
+                                <w:rFonts w:ascii="Times New Roman" w:hAnsi="Times New Roman"/>
+                              </w:rPr>
+                              <w:t>JSLHU, Issue 15, December 202</w:t>
+                            </w:r>
+                            <w:r>
+                              <w:rPr>
+                                <w:rFonts w:ascii="Times New Roman" w:hAnsi="Times New Roman"/>
+                              </w:rPr>
+                              <w:t>3</w:t>
                             </w:r>
                           </w:p>
                           <w:p>
                             <w:pPr>
                               <w:jc w:val="right"/>
                               <w:rPr>
+                                <w:rFonts w:ascii="Times New Roman" w:hAnsi="Times New Roman"/>
                                 <w:color w:val="808080"/>
                               </w:rPr>
                             </w:pPr>
@@ -2968,7 +3058,7 @@
         </mc:Choice>
         <mc:Fallback>
           <w:pict>
-            <v:group w14:anchorId="260A648A" id="_x0000_s1038" style="position:absolute;margin-left:70.9pt;margin-top:803.15pt;width:496.2pt;height:25.2pt;z-index:251657728;mso-width-percent:1000;mso-wrap-distance-left:0;mso-wrap-distance-right:0;mso-position-horizontal-relative:page;mso-position-vertical-relative:page;mso-width-percent:1000;mso-width-relative:margin;mso-height-relative:margin" coordsize="59626,3238" o:gfxdata="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">
+            <v:group w14:anchorId="14A8B0B8" id="_x0000_s1038" style="position:absolute;margin-left:70.9pt;margin-top:803.15pt;width:496.2pt;height:25.2pt;z-index:251656704;mso-width-percent:1000;mso-wrap-distance-left:0;mso-wrap-distance-right:0;mso-position-horizontal-relative:page;mso-position-vertical-relative:page;mso-width-percent:1000;mso-width-relative:margin;mso-height-relative:margin" coordsize="59626,3238" o:gfxdata="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">
               <v:rect id="Rectangle 38" o:spid="_x0000_s1039" style="position:absolute;left:190;width:59436;height:188;visibility:visible;mso-wrap-style:square;v-text-anchor:middle" o:gfxdata="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" fillcolor="black" stroked="f" strokeweight="1pt"/>
               <v:shapetype id="_x0000_t202" coordsize="21600,21600" o:spt="202" path="m,l,21600r21600,l21600,xe">
                 <v:stroke joinstyle="miter"/>
@@ -2981,17 +3071,28 @@
                       <w:pPr>
                         <w:jc w:val="right"/>
                         <w:rPr>
+                          <w:rFonts w:ascii="Times New Roman" w:hAnsi="Times New Roman"/>
                           <w:color w:val="7F7F7F"/>
                         </w:rPr>
                       </w:pPr>
                       <w:r>
-                        <w:t>JSLHU, Issue 15, December 2023</w:t>
+                        <w:rPr>
+                          <w:rFonts w:ascii="Times New Roman" w:hAnsi="Times New Roman"/>
+                        </w:rPr>
+                        <w:t>JSLHU, Issue 15, December 202</w:t>
+                      </w:r>
+                      <w:r>
+                        <w:rPr>
+                          <w:rFonts w:ascii="Times New Roman" w:hAnsi="Times New Roman"/>
+                        </w:rPr>
+                        <w:t>3</w:t>
                       </w:r>
                     </w:p>
                     <w:p>
                       <w:pPr>
                         <w:jc w:val="right"/>
                         <w:rPr>
+                          <w:rFonts w:ascii="Times New Roman" w:hAnsi="Times New Roman"/>
                           <w:color w:val="808080"/>
                         </w:rPr>
                       </w:pPr>
@@ -3012,7 +3113,7 @@
       <mc:AlternateContent>
         <mc:Choice Requires="wps">
           <w:drawing>
-            <wp:anchor distT="0" distB="0" distL="0" distR="0" simplePos="0" relativeHeight="251656704" behindDoc="0" locked="0" layoutInCell="1" allowOverlap="1" wp14:anchorId="15BD18C3" wp14:editId="126BB0E8">
+            <wp:anchor distT="0" distB="0" distL="0" distR="0" simplePos="0" relativeHeight="251655680" behindDoc="0" locked="0" layoutInCell="1" allowOverlap="1" wp14:anchorId="06ABAC04" wp14:editId="02F2C1E4">
               <wp:simplePos x="0" y="0"/>
               <wp:positionH relativeFrom="page">
                 <wp:posOffset>7202170</wp:posOffset>
@@ -3133,7 +3234,7 @@
         </mc:Choice>
         <mc:Fallback>
           <w:pict>
-            <v:rect w14:anchorId="15BD18C3" id="_x0000_s1041" style="position:absolute;margin-left:567.1pt;margin-top:803.15pt;width:36pt;height:25.2pt;z-index:251656704;visibility:visible;mso-wrap-style:square;mso-width-percent:0;mso-height-percent:0;mso-wrap-distance-left:0;mso-wrap-distance-top:0;mso-wrap-distance-right:0;mso-wrap-distance-bottom:0;mso-position-horizontal:absolute;mso-position-horizontal-relative:page;mso-position-vertical:absolute;mso-position-vertical-relative:page;mso-width-percent:0;mso-height-percent:0;mso-width-relative:margin;mso-height-relative:margin;v-text-anchor:bottom" o:gfxdata="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" fillcolor="black" stroked="f" strokeweight="3pt">
+            <v:rect w14:anchorId="06ABAC04" id="_x0000_s1041" style="position:absolute;margin-left:567.1pt;margin-top:803.15pt;width:36pt;height:25.2pt;z-index:251655680;visibility:visible;mso-wrap-style:square;mso-width-percent:0;mso-height-percent:0;mso-wrap-distance-left:0;mso-wrap-distance-top:0;mso-wrap-distance-right:0;mso-wrap-distance-bottom:0;mso-position-horizontal:absolute;mso-position-horizontal-relative:page;mso-position-vertical:absolute;mso-position-vertical-relative:page;mso-width-percent:0;mso-height-percent:0;mso-width-relative:margin;mso-height-relative:margin;v-text-anchor:bottom" o:gfxdata="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" fillcolor="black" stroked="f" strokeweight="3pt">
               <v:textbox>
                 <w:txbxContent>
                   <w:p>
@@ -3211,207 +3312,18 @@
         <w:noProof/>
       </w:rPr>
       <mc:AlternateContent>
-        <mc:Choice Requires="wps">
-          <w:drawing>
-            <wp:anchor distT="0" distB="0" distL="0" distR="0" simplePos="0" relativeHeight="251661824" behindDoc="0" locked="0" layoutInCell="1" allowOverlap="1" wp14:anchorId="486E735F" wp14:editId="504CDB1A">
-              <wp:simplePos x="0" y="0"/>
-              <wp:positionH relativeFrom="page">
-                <wp:posOffset>606425</wp:posOffset>
-              </wp:positionH>
-              <wp:positionV relativeFrom="page">
-                <wp:posOffset>10120630</wp:posOffset>
-              </wp:positionV>
-              <wp:extent cx="357505" cy="320040"/>
-              <wp:effectExtent l="0" t="0" r="0" b="0"/>
-              <wp:wrapSquare wrapText="bothSides"/>
-              <wp:docPr id="1723848156" name="Rectangle 37"/>
-              <wp:cNvGraphicFramePr>
-                <a:graphicFrameLocks xmlns:a="http://schemas.openxmlformats.org/drawingml/2006/main"/>
-              </wp:cNvGraphicFramePr>
-              <a:graphic xmlns:a="http://schemas.openxmlformats.org/drawingml/2006/main">
-                <a:graphicData uri="http://schemas.microsoft.com/office/word/2010/wordprocessingShape">
-                  <wps:wsp>
-                    <wps:cNvSpPr>
-                      <a:spLocks noChangeArrowheads="1"/>
-                    </wps:cNvSpPr>
-                    <wps:spPr bwMode="auto">
-                      <a:xfrm>
-                        <a:off x="0" y="0"/>
-                        <a:ext cx="357505" cy="320040"/>
-                      </a:xfrm>
-                      <a:prstGeom prst="rect">
-                        <a:avLst/>
-                      </a:prstGeom>
-                      <a:solidFill>
-                        <a:srgbClr val="000000"/>
-                      </a:solidFill>
-                      <a:ln>
-                        <a:noFill/>
-                      </a:ln>
-                      <a:extLst>
-                        <a:ext uri="{91240B29-F687-4F45-9708-019B960494DF}">
-                          <a14:hiddenLine xmlns:a14="http://schemas.microsoft.com/office/drawing/2010/main" w="38100">
-                            <a:solidFill>
-                              <a:srgbClr val="000000"/>
-                            </a:solidFill>
-                            <a:miter lim="800000"/>
-                            <a:headEnd/>
-                            <a:tailEnd/>
-                          </a14:hiddenLine>
-                        </a:ext>
-                      </a:extLst>
-                    </wps:spPr>
-                    <wps:txbx>
-                      <w:txbxContent>
-                        <w:p>
-                          <w:pPr>
-                            <w:rPr>
-                              <w:color w:val="FFFFFF"/>
-                              <w:sz w:val="28"/>
-                              <w:szCs w:val="28"/>
-                            </w:rPr>
-                          </w:pPr>
-                          <w:r>
-                            <w:rPr>
-                              <w:color w:val="FFFFFF"/>
-                              <w:sz w:val="28"/>
-                              <w:szCs w:val="28"/>
-                            </w:rPr>
-                            <w:fldChar w:fldCharType="begin"/>
-                          </w:r>
-                          <w:r>
-                            <w:rPr>
-                              <w:color w:val="FFFFFF"/>
-                              <w:sz w:val="28"/>
-                              <w:szCs w:val="28"/>
-                            </w:rPr>
-                            <w:instrText xml:space="preserve"> PAGE   \* MERGEFORMAT </w:instrText>
-                          </w:r>
-                          <w:r>
-                            <w:rPr>
-                              <w:color w:val="FFFFFF"/>
-                              <w:sz w:val="28"/>
-                              <w:szCs w:val="28"/>
-                            </w:rPr>
-                            <w:fldChar w:fldCharType="separate"/>
-                          </w:r>
-                          <w:r>
-                            <w:rPr>
-                              <w:noProof/>
-                              <w:color w:val="FFFFFF"/>
-                              <w:sz w:val="28"/>
-                              <w:szCs w:val="28"/>
-                            </w:rPr>
-                            <w:t>2</w:t>
-                          </w:r>
-                          <w:r>
-                            <w:rPr>
-                              <w:noProof/>
-                              <w:color w:val="FFFFFF"/>
-                              <w:sz w:val="28"/>
-                              <w:szCs w:val="28"/>
-                            </w:rPr>
-                            <w:fldChar w:fldCharType="end"/>
-                          </w:r>
-                        </w:p>
-                      </w:txbxContent>
-                    </wps:txbx>
-                    <wps:bodyPr rot="0" vert="horz" wrap="square" lIns="91440" tIns="45720" rIns="91440" bIns="45720" anchor="b" anchorCtr="0" upright="1">
-                      <a:noAutofit/>
-                    </wps:bodyPr>
-                  </wps:wsp>
-                </a:graphicData>
-              </a:graphic>
-              <wp14:sizeRelH relativeFrom="margin">
-                <wp14:pctWidth>0</wp14:pctWidth>
-              </wp14:sizeRelH>
-              <wp14:sizeRelV relativeFrom="margin">
-                <wp14:pctHeight>0</wp14:pctHeight>
-              </wp14:sizeRelV>
-            </wp:anchor>
-          </w:drawing>
-        </mc:Choice>
-        <mc:Fallback>
-          <w:pict>
-            <v:rect w14:anchorId="486E735F" id="Rectangle 37" o:spid="_x0000_s1042" style="position:absolute;margin-left:47.75pt;margin-top:796.9pt;width:28.15pt;height:25.2pt;z-index:251661824;visibility:visible;mso-wrap-style:square;mso-width-percent:0;mso-height-percent:0;mso-wrap-distance-left:0;mso-wrap-distance-top:0;mso-wrap-distance-right:0;mso-wrap-distance-bottom:0;mso-position-horizontal:absolute;mso-position-horizontal-relative:page;mso-position-vertical:absolute;mso-position-vertical-relative:page;mso-width-percent:0;mso-height-percent:0;mso-width-relative:margin;mso-height-relative:margin;v-text-anchor:bottom" o:gfxdata="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" fillcolor="black" stroked="f" strokeweight="3pt">
-              <v:textbox>
-                <w:txbxContent>
-                  <w:p>
-                    <w:pPr>
-                      <w:rPr>
-                        <w:color w:val="FFFFFF"/>
-                        <w:sz w:val="28"/>
-                        <w:szCs w:val="28"/>
-                      </w:rPr>
-                    </w:pPr>
-                    <w:r>
-                      <w:rPr>
-                        <w:color w:val="FFFFFF"/>
-                        <w:sz w:val="28"/>
-                        <w:szCs w:val="28"/>
-                      </w:rPr>
-                      <w:fldChar w:fldCharType="begin"/>
-                    </w:r>
-                    <w:r>
-                      <w:rPr>
-                        <w:color w:val="FFFFFF"/>
-                        <w:sz w:val="28"/>
-                        <w:szCs w:val="28"/>
-                      </w:rPr>
-                      <w:instrText xml:space="preserve"> PAGE   \* MERGEFORMAT </w:instrText>
-                    </w:r>
-                    <w:r>
-                      <w:rPr>
-                        <w:color w:val="FFFFFF"/>
-                        <w:sz w:val="28"/>
-                        <w:szCs w:val="28"/>
-                      </w:rPr>
-                      <w:fldChar w:fldCharType="separate"/>
-                    </w:r>
-                    <w:r>
-                      <w:rPr>
-                        <w:noProof/>
-                        <w:color w:val="FFFFFF"/>
-                        <w:sz w:val="28"/>
-                        <w:szCs w:val="28"/>
-                      </w:rPr>
-                      <w:t>2</w:t>
-                    </w:r>
-                    <w:r>
-                      <w:rPr>
-                        <w:noProof/>
-                        <w:color w:val="FFFFFF"/>
-                        <w:sz w:val="28"/>
-                        <w:szCs w:val="28"/>
-                      </w:rPr>
-                      <w:fldChar w:fldCharType="end"/>
-                    </w:r>
-                  </w:p>
-                </w:txbxContent>
-              </v:textbox>
-              <w10:wrap type="square" anchorx="page" anchory="page"/>
-            </v:rect>
-          </w:pict>
-        </mc:Fallback>
-      </mc:AlternateContent>
-    </w:r>
-    <w:r>
-      <w:rPr>
-        <w:noProof/>
-      </w:rPr>
-      <mc:AlternateContent>
         <mc:Choice Requires="wpg">
           <w:drawing>
-            <wp:anchor distT="0" distB="0" distL="0" distR="0" simplePos="0" relativeHeight="251660800" behindDoc="0" locked="0" layoutInCell="1" allowOverlap="1" wp14:anchorId="2F7E5B40" wp14:editId="1D7F61D2">
+            <wp:anchor distT="0" distB="0" distL="0" distR="0" simplePos="0" relativeHeight="251659776" behindDoc="0" locked="0" layoutInCell="1" allowOverlap="1" wp14:anchorId="2009BC32" wp14:editId="06B5D295">
               <wp:simplePos x="0" y="0"/>
               <wp:positionH relativeFrom="page">
                 <wp:posOffset>900430</wp:posOffset>
               </wp:positionH>
               <wp:positionV relativeFrom="page">
-                <wp:posOffset>10200005</wp:posOffset>
+                <wp:posOffset>10120424</wp:posOffset>
               </wp:positionV>
               <wp:extent cx="6301740" cy="320040"/>
-              <wp:effectExtent l="0" t="0" r="0" b="0"/>
+              <wp:effectExtent l="0" t="0" r="3810" b="3810"/>
               <wp:wrapSquare wrapText="bothSides"/>
               <wp:docPr id="2075909292" name="Group 34"/>
               <wp:cNvGraphicFramePr>
@@ -3509,20 +3421,18 @@
                           <w:p>
                             <w:pPr>
                               <w:rPr>
-                                <w:color w:val="7F7F7F"/>
+                                <w:rFonts w:ascii="Times New Roman" w:hAnsi="Times New Roman"/>
+                                <w:color w:val="808080"/>
+                                <w:lang w:val="en-US"/>
                               </w:rPr>
                             </w:pPr>
                             <w:r>
-                              <w:t xml:space="preserve">  JSLHU, Issue 20, March 2025</w:t>
+                              <w:rPr>
+                                <w:rFonts w:ascii="Times New Roman" w:hAnsi="Times New Roman"/>
+                                <w:lang w:val="en-US"/>
+                              </w:rPr>
+                              <w:t>{date}</w:t>
                             </w:r>
-                          </w:p>
-                          <w:p>
-                            <w:pPr>
-                              <w:jc w:val="right"/>
-                              <w:rPr>
-                                <w:color w:val="808080"/>
-                              </w:rPr>
-                            </w:pPr>
                           </w:p>
                         </w:txbxContent>
                       </wps:txbx>
@@ -3544,38 +3454,237 @@
         </mc:Choice>
         <mc:Fallback>
           <w:pict>
-            <v:group w14:anchorId="2F7E5B40" id="Group 34" o:spid="_x0000_s1043" style="position:absolute;margin-left:70.9pt;margin-top:803.15pt;width:496.2pt;height:25.2pt;z-index:251660800;mso-width-percent:1000;mso-wrap-distance-left:0;mso-wrap-distance-right:0;mso-position-horizontal-relative:page;mso-position-vertical-relative:page;mso-width-percent:1000;mso-width-relative:margin;mso-height-relative:margin" coordsize="59626,3238" o:gfxdata="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">
-              <v:rect id="Rectangle 38" o:spid="_x0000_s1044" style="position:absolute;left:190;width:59436;height:188;visibility:visible;mso-wrap-style:square;v-text-anchor:middle" o:gfxdata="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" fillcolor="black" stroked="f" strokeweight="1pt"/>
+            <v:group w14:anchorId="2009BC32" id="Group 34" o:spid="_x0000_s1042" style="position:absolute;margin-left:70.9pt;margin-top:796.9pt;width:496.2pt;height:25.2pt;z-index:251659776;mso-width-percent:1000;mso-wrap-distance-left:0;mso-wrap-distance-right:0;mso-position-horizontal-relative:page;mso-position-vertical-relative:page;mso-width-percent:1000;mso-width-relative:margin;mso-height-relative:margin" coordsize="59626,3238" o:gfxdata="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">
+              <v:rect id="Rectangle 38" o:spid="_x0000_s1043" style="position:absolute;left:190;width:59436;height:188;visibility:visible;mso-wrap-style:square;v-text-anchor:middle" o:gfxdata="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" fillcolor="black" stroked="f" strokeweight="1pt"/>
               <v:shapetype id="_x0000_t202" coordsize="21600,21600" o:spt="202" path="m,l,21600r21600,l21600,xe">
                 <v:stroke joinstyle="miter"/>
                 <v:path gradientshapeok="t" o:connecttype="rect"/>
               </v:shapetype>
-              <v:shape id="Text Box 39" o:spid="_x0000_s1045" type="#_x0000_t202" style="position:absolute;top:666;width:59436;height:2572;visibility:visible;mso-wrap-style:square;v-text-anchor:bottom" o:gfxdata="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" filled="f" stroked="f" strokeweight=".5pt">
+              <v:shape id="Text Box 39" o:spid="_x0000_s1044" type="#_x0000_t202" style="position:absolute;top:666;width:59436;height:2572;visibility:visible;mso-wrap-style:square;v-text-anchor:bottom" o:gfxdata="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" filled="f" stroked="f" strokeweight=".5pt">
                 <v:textbox inset=",,,0">
                   <w:txbxContent>
                     <w:p>
                       <w:pPr>
                         <w:rPr>
-                          <w:color w:val="7F7F7F"/>
+                          <w:rFonts w:ascii="Times New Roman" w:hAnsi="Times New Roman"/>
+                          <w:color w:val="808080"/>
+                          <w:lang w:val="en-US"/>
                         </w:rPr>
                       </w:pPr>
                       <w:r>
-                        <w:t xml:space="preserve">  JSLHU, Issue 20, March 2025</w:t>
+                        <w:rPr>
+                          <w:rFonts w:ascii="Times New Roman" w:hAnsi="Times New Roman"/>
+                          <w:lang w:val="en-US"/>
+                        </w:rPr>
+                        <w:t>{date}</w:t>
                       </w:r>
-                    </w:p>
-                    <w:p>
-                      <w:pPr>
-                        <w:jc w:val="right"/>
-                        <w:rPr>
-                          <w:color w:val="808080"/>
-                        </w:rPr>
-                      </w:pPr>
                     </w:p>
                   </w:txbxContent>
                 </v:textbox>
               </v:shape>
               <w10:wrap type="square" anchorx="page" anchory="page"/>
             </v:group>
+          </w:pict>
+        </mc:Fallback>
+      </mc:AlternateContent>
+    </w:r>
+    <w:r>
+      <w:rPr>
+        <w:noProof/>
+      </w:rPr>
+      <mc:AlternateContent>
+        <mc:Choice Requires="wps">
+          <w:drawing>
+            <wp:anchor distT="0" distB="0" distL="0" distR="0" simplePos="0" relativeHeight="251660800" behindDoc="0" locked="0" layoutInCell="1" allowOverlap="1" wp14:anchorId="3604F04A" wp14:editId="342EEB19">
+              <wp:simplePos x="0" y="0"/>
+              <wp:positionH relativeFrom="page">
+                <wp:posOffset>606425</wp:posOffset>
+              </wp:positionH>
+              <wp:positionV relativeFrom="page">
+                <wp:posOffset>10120630</wp:posOffset>
+              </wp:positionV>
+              <wp:extent cx="357505" cy="320040"/>
+              <wp:effectExtent l="0" t="0" r="0" b="0"/>
+              <wp:wrapSquare wrapText="bothSides"/>
+              <wp:docPr id="1723848156" name="Rectangle 37"/>
+              <wp:cNvGraphicFramePr>
+                <a:graphicFrameLocks xmlns:a="http://schemas.openxmlformats.org/drawingml/2006/main"/>
+              </wp:cNvGraphicFramePr>
+              <a:graphic xmlns:a="http://schemas.openxmlformats.org/drawingml/2006/main">
+                <a:graphicData uri="http://schemas.microsoft.com/office/word/2010/wordprocessingShape">
+                  <wps:wsp>
+                    <wps:cNvSpPr>
+                      <a:spLocks noChangeArrowheads="1"/>
+                    </wps:cNvSpPr>
+                    <wps:spPr bwMode="auto">
+                      <a:xfrm>
+                        <a:off x="0" y="0"/>
+                        <a:ext cx="357505" cy="320040"/>
+                      </a:xfrm>
+                      <a:prstGeom prst="rect">
+                        <a:avLst/>
+                      </a:prstGeom>
+                      <a:solidFill>
+                        <a:srgbClr val="000000"/>
+                      </a:solidFill>
+                      <a:ln>
+                        <a:noFill/>
+                      </a:ln>
+                      <a:extLst>
+                        <a:ext uri="{91240B29-F687-4F45-9708-019B960494DF}">
+                          <a14:hiddenLine xmlns:a14="http://schemas.microsoft.com/office/drawing/2010/main" w="38100">
+                            <a:solidFill>
+                              <a:srgbClr val="000000"/>
+                            </a:solidFill>
+                            <a:miter lim="800000"/>
+                            <a:headEnd/>
+                            <a:tailEnd/>
+                          </a14:hiddenLine>
+                        </a:ext>
+                      </a:extLst>
+                    </wps:spPr>
+                    <wps:txbx>
+                      <w:txbxContent>
+                        <w:p>
+                          <w:pPr>
+                            <w:rPr>
+                              <w:rFonts w:ascii="Times New Roman" w:hAnsi="Times New Roman"/>
+                              <w:color w:val="FFFFFF"/>
+                              <w:sz w:val="28"/>
+                              <w:szCs w:val="28"/>
+                            </w:rPr>
+                          </w:pPr>
+                          <w:r>
+                            <w:rPr>
+                              <w:rFonts w:ascii="Times New Roman" w:hAnsi="Times New Roman"/>
+                              <w:color w:val="FFFFFF"/>
+                              <w:sz w:val="28"/>
+                              <w:szCs w:val="28"/>
+                            </w:rPr>
+                            <w:fldChar w:fldCharType="begin"/>
+                          </w:r>
+                          <w:r>
+                            <w:rPr>
+                              <w:rFonts w:ascii="Times New Roman" w:hAnsi="Times New Roman"/>
+                              <w:color w:val="FFFFFF"/>
+                              <w:sz w:val="28"/>
+                              <w:szCs w:val="28"/>
+                            </w:rPr>
+                            <w:instrText xml:space="preserve"> PAGE   \* MERGEFORMAT </w:instrText>
+                          </w:r>
+                          <w:r>
+                            <w:rPr>
+                              <w:rFonts w:ascii="Times New Roman" w:hAnsi="Times New Roman"/>
+                              <w:color w:val="FFFFFF"/>
+                              <w:sz w:val="28"/>
+                              <w:szCs w:val="28"/>
+                            </w:rPr>
+                            <w:fldChar w:fldCharType="separate"/>
+                          </w:r>
+                          <w:r>
+                            <w:rPr>
+                              <w:rFonts w:ascii="Times New Roman" w:hAnsi="Times New Roman"/>
+                              <w:noProof/>
+                              <w:color w:val="FFFFFF"/>
+                              <w:sz w:val="28"/>
+                              <w:szCs w:val="28"/>
+                            </w:rPr>
+                            <w:t>2</w:t>
+                          </w:r>
+                          <w:r>
+                            <w:rPr>
+                              <w:rFonts w:ascii="Times New Roman" w:hAnsi="Times New Roman"/>
+                              <w:noProof/>
+                              <w:color w:val="FFFFFF"/>
+                              <w:sz w:val="28"/>
+                              <w:szCs w:val="28"/>
+                            </w:rPr>
+                            <w:fldChar w:fldCharType="end"/>
+                          </w:r>
+                        </w:p>
+                      </w:txbxContent>
+                    </wps:txbx>
+                    <wps:bodyPr rot="0" vert="horz" wrap="square" lIns="91440" tIns="45720" rIns="91440" bIns="45720" anchor="b" anchorCtr="0" upright="1">
+                      <a:noAutofit/>
+                    </wps:bodyPr>
+                  </wps:wsp>
+                </a:graphicData>
+              </a:graphic>
+              <wp14:sizeRelH relativeFrom="margin">
+                <wp14:pctWidth>0</wp14:pctWidth>
+              </wp14:sizeRelH>
+              <wp14:sizeRelV relativeFrom="margin">
+                <wp14:pctHeight>0</wp14:pctHeight>
+              </wp14:sizeRelV>
+            </wp:anchor>
+          </w:drawing>
+        </mc:Choice>
+        <mc:Fallback>
+          <w:pict>
+            <v:rect w14:anchorId="3604F04A" id="Rectangle 37" o:spid="_x0000_s1045" style="position:absolute;margin-left:47.75pt;margin-top:796.9pt;width:28.15pt;height:25.2pt;z-index:251660800;visibility:visible;mso-wrap-style:square;mso-width-percent:0;mso-height-percent:0;mso-wrap-distance-left:0;mso-wrap-distance-top:0;mso-wrap-distance-right:0;mso-wrap-distance-bottom:0;mso-position-horizontal:absolute;mso-position-horizontal-relative:page;mso-position-vertical:absolute;mso-position-vertical-relative:page;mso-width-percent:0;mso-height-percent:0;mso-width-relative:margin;mso-height-relative:margin;v-text-anchor:bottom" o:gfxdata="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" fillcolor="black" stroked="f" strokeweight="3pt">
+              <v:textbox>
+                <w:txbxContent>
+                  <w:p>
+                    <w:pPr>
+                      <w:rPr>
+                        <w:rFonts w:ascii="Times New Roman" w:hAnsi="Times New Roman"/>
+                        <w:color w:val="FFFFFF"/>
+                        <w:sz w:val="28"/>
+                        <w:szCs w:val="28"/>
+                      </w:rPr>
+                    </w:pPr>
+                    <w:r>
+                      <w:rPr>
+                        <w:rFonts w:ascii="Times New Roman" w:hAnsi="Times New Roman"/>
+                        <w:color w:val="FFFFFF"/>
+                        <w:sz w:val="28"/>
+                        <w:szCs w:val="28"/>
+                      </w:rPr>
+                      <w:fldChar w:fldCharType="begin"/>
+                    </w:r>
+                    <w:r>
+                      <w:rPr>
+                        <w:rFonts w:ascii="Times New Roman" w:hAnsi="Times New Roman"/>
+                        <w:color w:val="FFFFFF"/>
+                        <w:sz w:val="28"/>
+                        <w:szCs w:val="28"/>
+                      </w:rPr>
+                      <w:instrText xml:space="preserve"> PAGE   \* MERGEFORMAT </w:instrText>
+                    </w:r>
+                    <w:r>
+                      <w:rPr>
+                        <w:rFonts w:ascii="Times New Roman" w:hAnsi="Times New Roman"/>
+                        <w:color w:val="FFFFFF"/>
+                        <w:sz w:val="28"/>
+                        <w:szCs w:val="28"/>
+                      </w:rPr>
+                      <w:fldChar w:fldCharType="separate"/>
+                    </w:r>
+                    <w:r>
+                      <w:rPr>
+                        <w:rFonts w:ascii="Times New Roman" w:hAnsi="Times New Roman"/>
+                        <w:noProof/>
+                        <w:color w:val="FFFFFF"/>
+                        <w:sz w:val="28"/>
+                        <w:szCs w:val="28"/>
+                      </w:rPr>
+                      <w:t>2</w:t>
+                    </w:r>
+                    <w:r>
+                      <w:rPr>
+                        <w:rFonts w:ascii="Times New Roman" w:hAnsi="Times New Roman"/>
+                        <w:noProof/>
+                        <w:color w:val="FFFFFF"/>
+                        <w:sz w:val="28"/>
+                        <w:szCs w:val="28"/>
+                      </w:rPr>
+                      <w:fldChar w:fldCharType="end"/>
+                    </w:r>
+                  </w:p>
+                </w:txbxContent>
+              </v:textbox>
+              <w10:wrap type="square" anchorx="page" anchory="page"/>
+            </v:rect>
           </w:pict>
         </mc:Fallback>
       </mc:AlternateContent>
@@ -3597,7 +3706,7 @@
       <mc:AlternateContent>
         <mc:Choice Requires="wpg">
           <w:drawing>
-            <wp:anchor distT="0" distB="0" distL="0" distR="0" simplePos="0" relativeHeight="251663872" behindDoc="0" locked="0" layoutInCell="1" allowOverlap="1" wp14:anchorId="3AD87847" wp14:editId="1D8AFE1B">
+            <wp:anchor distT="0" distB="0" distL="0" distR="0" simplePos="0" relativeHeight="251662848" behindDoc="0" locked="0" layoutInCell="1" allowOverlap="1" wp14:anchorId="0C5A0C71" wp14:editId="759C111B">
               <wp:simplePos x="0" y="0"/>
               <wp:positionH relativeFrom="page">
                 <wp:posOffset>900430</wp:posOffset>
@@ -3705,10 +3814,14 @@
                             <w:pPr>
                               <w:jc w:val="right"/>
                               <w:rPr>
+                                <w:rFonts w:ascii="Times New Roman" w:hAnsi="Times New Roman"/>
                                 <w:color w:val="7F7F7F"/>
                               </w:rPr>
                             </w:pPr>
                             <w:r>
+                              <w:rPr>
+                                <w:rFonts w:ascii="Times New Roman" w:hAnsi="Times New Roman"/>
+                              </w:rPr>
                               <w:t>JSLHU, Issue 20, March 2025</w:t>
                             </w:r>
                           </w:p>
@@ -3716,6 +3829,7 @@
                             <w:pPr>
                               <w:jc w:val="right"/>
                               <w:rPr>
+                                <w:rFonts w:ascii="Times New Roman" w:hAnsi="Times New Roman"/>
                                 <w:color w:val="808080"/>
                               </w:rPr>
                             </w:pPr>
@@ -3740,7 +3854,7 @@
         </mc:Choice>
         <mc:Fallback>
           <w:pict>
-            <v:group w14:anchorId="3AD87847" id="_x0000_s1046" style="position:absolute;margin-left:70.9pt;margin-top:803.15pt;width:496.2pt;height:25.2pt;z-index:251663872;mso-width-percent:1000;mso-wrap-distance-left:0;mso-wrap-distance-right:0;mso-position-horizontal-relative:page;mso-position-vertical-relative:page;mso-width-percent:1000;mso-width-relative:margin;mso-height-relative:margin" coordsize="59626,3238" o:gfxdata="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">
+            <v:group w14:anchorId="0C5A0C71" id="_x0000_s1046" style="position:absolute;margin-left:70.9pt;margin-top:803.15pt;width:496.2pt;height:25.2pt;z-index:251662848;mso-width-percent:1000;mso-wrap-distance-left:0;mso-wrap-distance-right:0;mso-position-horizontal-relative:page;mso-position-vertical-relative:page;mso-width-percent:1000;mso-width-relative:margin;mso-height-relative:margin" coordsize="59626,3238" o:gfxdata="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">
               <v:rect id="Rectangle 38" o:spid="_x0000_s1047" style="position:absolute;left:190;width:59436;height:188;visibility:visible;mso-wrap-style:square;v-text-anchor:middle" o:gfxdata="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" fillcolor="black" stroked="f" strokeweight="1pt"/>
               <v:shapetype id="_x0000_t202" coordsize="21600,21600" o:spt="202" path="m,l,21600r21600,l21600,xe">
                 <v:stroke joinstyle="miter"/>
@@ -3753,10 +3867,14 @@
                       <w:pPr>
                         <w:jc w:val="right"/>
                         <w:rPr>
+                          <w:rFonts w:ascii="Times New Roman" w:hAnsi="Times New Roman"/>
                           <w:color w:val="7F7F7F"/>
                         </w:rPr>
                       </w:pPr>
                       <w:r>
+                        <w:rPr>
+                          <w:rFonts w:ascii="Times New Roman" w:hAnsi="Times New Roman"/>
+                        </w:rPr>
                         <w:t>JSLHU, Issue 20, March 2025</w:t>
                       </w:r>
                     </w:p>
@@ -3764,6 +3882,7 @@
                       <w:pPr>
                         <w:jc w:val="right"/>
                         <w:rPr>
+                          <w:rFonts w:ascii="Times New Roman" w:hAnsi="Times New Roman"/>
                           <w:color w:val="808080"/>
                         </w:rPr>
                       </w:pPr>
@@ -3784,7 +3903,7 @@
       <mc:AlternateContent>
         <mc:Choice Requires="wps">
           <w:drawing>
-            <wp:anchor distT="0" distB="0" distL="0" distR="0" simplePos="0" relativeHeight="251662848" behindDoc="0" locked="0" layoutInCell="1" allowOverlap="1" wp14:anchorId="78432221" wp14:editId="42814167">
+            <wp:anchor distT="0" distB="0" distL="0" distR="0" simplePos="0" relativeHeight="251661824" behindDoc="0" locked="0" layoutInCell="1" allowOverlap="1" wp14:anchorId="7F4932A3" wp14:editId="3628A4E8">
               <wp:simplePos x="0" y="0"/>
               <wp:positionH relativeFrom="page">
                 <wp:posOffset>7202170</wp:posOffset>
@@ -3837,6 +3956,7 @@
                         <w:p>
                           <w:pPr>
                             <w:rPr>
+                              <w:rFonts w:ascii="Times New Roman" w:hAnsi="Times New Roman"/>
                               <w:color w:val="FFFFFF"/>
                               <w:sz w:val="28"/>
                               <w:szCs w:val="28"/>
@@ -3845,6 +3965,7 @@
                           </w:pPr>
                           <w:r>
                             <w:rPr>
+                              <w:rFonts w:ascii="Times New Roman" w:hAnsi="Times New Roman"/>
                               <w:color w:val="FFFFFF"/>
                               <w:sz w:val="28"/>
                               <w:szCs w:val="28"/>
@@ -3871,12 +3992,13 @@
         </mc:Choice>
         <mc:Fallback>
           <w:pict>
-            <v:rect w14:anchorId="78432221" id="_x0000_s1049" style="position:absolute;margin-left:567.1pt;margin-top:803.15pt;width:36pt;height:25.2pt;z-index:251662848;visibility:visible;mso-wrap-style:square;mso-width-percent:0;mso-height-percent:0;mso-wrap-distance-left:0;mso-wrap-distance-top:0;mso-wrap-distance-right:0;mso-wrap-distance-bottom:0;mso-position-horizontal:absolute;mso-position-horizontal-relative:page;mso-position-vertical:absolute;mso-position-vertical-relative:page;mso-width-percent:0;mso-height-percent:0;mso-width-relative:margin;mso-height-relative:margin;v-text-anchor:bottom" o:gfxdata="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" fillcolor="black" stroked="f" strokeweight="3pt">
+            <v:rect w14:anchorId="7F4932A3" id="_x0000_s1049" style="position:absolute;margin-left:567.1pt;margin-top:803.15pt;width:36pt;height:25.2pt;z-index:251661824;visibility:visible;mso-wrap-style:square;mso-width-percent:0;mso-height-percent:0;mso-wrap-distance-left:0;mso-wrap-distance-top:0;mso-wrap-distance-right:0;mso-wrap-distance-bottom:0;mso-position-horizontal:absolute;mso-position-horizontal-relative:page;mso-position-vertical:absolute;mso-position-vertical-relative:page;mso-width-percent:0;mso-height-percent:0;mso-width-relative:margin;mso-height-relative:margin;v-text-anchor:bottom" o:gfxdata="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" fillcolor="black" stroked="f" strokeweight="3pt">
               <v:textbox>
                 <w:txbxContent>
                   <w:p>
                     <w:pPr>
                       <w:rPr>
+                        <w:rFonts w:ascii="Times New Roman" w:hAnsi="Times New Roman"/>
                         <w:color w:val="FFFFFF"/>
                         <w:sz w:val="28"/>
                         <w:szCs w:val="28"/>
@@ -3885,6 +4007,7 @@
                     </w:pPr>
                     <w:r>
                       <w:rPr>
+                        <w:rFonts w:ascii="Times New Roman" w:hAnsi="Times New Roman"/>
                         <w:color w:val="FFFFFF"/>
                         <w:sz w:val="28"/>
                         <w:szCs w:val="28"/>
@@ -3917,18 +4040,18 @@
       <mc:AlternateContent>
         <mc:Choice Requires="wpg">
           <w:drawing>
-            <wp:anchor distT="0" distB="0" distL="0" distR="0" simplePos="0" relativeHeight="251665920" behindDoc="0" locked="0" layoutInCell="1" allowOverlap="1" wp14:anchorId="6F99E27F" wp14:editId="318A1D2F">
+            <wp:anchor distT="0" distB="0" distL="0" distR="0" simplePos="0" relativeHeight="251665920" behindDoc="0" locked="0" layoutInCell="1" allowOverlap="1" wp14:anchorId="431023C2" wp14:editId="65B277EA">
               <wp:simplePos x="0" y="0"/>
               <wp:positionH relativeFrom="page">
                 <wp:posOffset>900430</wp:posOffset>
               </wp:positionH>
               <wp:positionV relativeFrom="page">
-                <wp:posOffset>10131425</wp:posOffset>
+                <wp:posOffset>10136809</wp:posOffset>
               </wp:positionV>
               <wp:extent cx="6301740" cy="320040"/>
               <wp:effectExtent l="0" t="0" r="3810" b="3810"/>
               <wp:wrapSquare wrapText="bothSides"/>
-              <wp:docPr id="1504283838" name="Group 37"/>
+              <wp:docPr id="1699905048" name="Group 37"/>
               <wp:cNvGraphicFramePr>
                 <a:graphicFrameLocks xmlns:a="http://schemas.openxmlformats.org/drawingml/2006/main"/>
               </wp:cNvGraphicFramePr>
@@ -3947,7 +4070,7 @@
                       </a:xfrm>
                     </wpg:grpSpPr>
                     <wps:wsp>
-                      <wps:cNvPr id="1505376215" name="Rectangle 38"/>
+                      <wps:cNvPr id="646700112" name="Rectangle 38"/>
                       <wps:cNvSpPr>
                         <a:spLocks noChangeArrowheads="1"/>
                       </wps:cNvSpPr>
@@ -3983,7 +4106,7 @@
                       </wps:bodyPr>
                     </wps:wsp>
                     <wps:wsp>
-                      <wps:cNvPr id="888383940" name="Text Box 39"/>
+                      <wps:cNvPr id="1976544146" name="Text Box 39"/>
                       <wps:cNvSpPr txBox="1">
                         <a:spLocks noChangeArrowheads="1"/>
                       </wps:cNvSpPr>
@@ -4025,20 +4148,18 @@
                             <w:pPr>
                               <w:jc w:val="right"/>
                               <w:rPr>
-                                <w:color w:val="7F7F7F"/>
+                                <w:rFonts w:ascii="Times New Roman" w:hAnsi="Times New Roman"/>
+                                <w:color w:val="808080"/>
+                                <w:lang w:val="en-US"/>
                               </w:rPr>
                             </w:pPr>
                             <w:r>
-                              <w:t>JSLHU, Issue 20, March 2025</w:t>
+                              <w:rPr>
+                                <w:rFonts w:ascii="Times New Roman" w:hAnsi="Times New Roman"/>
+                                <w:lang w:val="en-US"/>
+                              </w:rPr>
+                              <w:t>{date}</w:t>
                             </w:r>
-                          </w:p>
-                          <w:p>
-                            <w:pPr>
-                              <w:jc w:val="right"/>
-                              <w:rPr>
-                                <w:color w:val="808080"/>
-                              </w:rPr>
-                            </w:pPr>
                           </w:p>
                         </w:txbxContent>
                       </wps:txbx>
@@ -4060,33 +4181,31 @@
         </mc:Choice>
         <mc:Fallback>
           <w:pict>
-            <v:group w14:anchorId="6F99E27F" id="_x0000_s1050" style="position:absolute;margin-left:70.9pt;margin-top:797.75pt;width:496.2pt;height:25.2pt;z-index:251665920;mso-width-percent:1000;mso-wrap-distance-left:0;mso-wrap-distance-right:0;mso-position-horizontal-relative:page;mso-position-vertical-relative:page;mso-width-percent:1000;mso-width-relative:margin;mso-height-relative:margin" coordsize="59626,3238" o:gfxdata="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">
-              <v:rect id="Rectangle 38" o:spid="_x0000_s1051" style="position:absolute;left:190;width:59436;height:188;visibility:visible;mso-wrap-style:square;v-text-anchor:middle" o:gfxdata="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" fillcolor="black" stroked="f" strokeweight="1pt"/>
+            <v:group w14:anchorId="431023C2" id="_x0000_s1050" style="position:absolute;margin-left:70.9pt;margin-top:798.15pt;width:496.2pt;height:25.2pt;z-index:251665920;mso-width-percent:1000;mso-wrap-distance-left:0;mso-wrap-distance-right:0;mso-position-horizontal-relative:page;mso-position-vertical-relative:page;mso-width-percent:1000;mso-width-relative:margin;mso-height-relative:margin" coordsize="59626,3238" o:gfxdata="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">
+              <v:rect id="Rectangle 38" o:spid="_x0000_s1051" style="position:absolute;left:190;width:59436;height:188;visibility:visible;mso-wrap-style:square;v-text-anchor:middle" o:gfxdata="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" fillcolor="black" stroked="f" strokeweight="1pt"/>
               <v:shapetype id="_x0000_t202" coordsize="21600,21600" o:spt="202" path="m,l,21600r21600,l21600,xe">
                 <v:stroke joinstyle="miter"/>
                 <v:path gradientshapeok="t" o:connecttype="rect"/>
               </v:shapetype>
-              <v:shape id="Text Box 39" o:spid="_x0000_s1052" type="#_x0000_t202" style="position:absolute;top:666;width:59436;height:2572;visibility:visible;mso-wrap-style:square;v-text-anchor:bottom" o:gfxdata="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" filled="f" stroked="f" strokeweight=".5pt">
+              <v:shape id="Text Box 39" o:spid="_x0000_s1052" type="#_x0000_t202" style="position:absolute;top:666;width:59436;height:2572;visibility:visible;mso-wrap-style:square;v-text-anchor:bottom" o:gfxdata="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" filled="f" stroked="f" strokeweight=".5pt">
                 <v:textbox inset=",,,0">
                   <w:txbxContent>
                     <w:p>
                       <w:pPr>
                         <w:jc w:val="right"/>
                         <w:rPr>
-                          <w:color w:val="7F7F7F"/>
+                          <w:rFonts w:ascii="Times New Roman" w:hAnsi="Times New Roman"/>
+                          <w:color w:val="808080"/>
+                          <w:lang w:val="en-US"/>
                         </w:rPr>
                       </w:pPr>
                       <w:r>
-                        <w:t>JSLHU, Issue 20, March 2025</w:t>
+                        <w:rPr>
+                          <w:rFonts w:ascii="Times New Roman" w:hAnsi="Times New Roman"/>
+                          <w:lang w:val="en-US"/>
+                        </w:rPr>
+                        <w:t>{date}</w:t>
                       </w:r>
-                    </w:p>
-                    <w:p>
-                      <w:pPr>
-                        <w:jc w:val="right"/>
-                        <w:rPr>
-                          <w:color w:val="808080"/>
-                        </w:rPr>
-                      </w:pPr>
                     </w:p>
                   </w:txbxContent>
                 </v:textbox>
@@ -4104,7 +4223,7 @@
       <mc:AlternateContent>
         <mc:Choice Requires="wps">
           <w:drawing>
-            <wp:anchor distT="0" distB="0" distL="0" distR="0" simplePos="0" relativeHeight="251652608" behindDoc="0" locked="0" layoutInCell="1" allowOverlap="1" wp14:anchorId="46F982FE" wp14:editId="6D23162C">
+            <wp:anchor distT="0" distB="0" distL="0" distR="0" simplePos="0" relativeHeight="251663872" behindDoc="0" locked="0" layoutInCell="1" allowOverlap="1" wp14:anchorId="504B1E57" wp14:editId="6CD7C313">
               <wp:simplePos x="0" y="0"/>
               <wp:positionH relativeFrom="page">
                 <wp:posOffset>7197725</wp:posOffset>
@@ -4157,6 +4276,7 @@
                         <w:p>
                           <w:pPr>
                             <w:rPr>
+                              <w:rFonts w:ascii="Times New Roman" w:hAnsi="Times New Roman"/>
                               <w:color w:val="FFFFFF"/>
                               <w:sz w:val="28"/>
                               <w:szCs w:val="28"/>
@@ -4164,21 +4284,51 @@
                           </w:pPr>
                           <w:r>
                             <w:rPr>
+                              <w:rFonts w:ascii="Times New Roman" w:hAnsi="Times New Roman"/>
+                              <w:color w:val="FFFFFF"/>
+                              <w:sz w:val="28"/>
+                              <w:szCs w:val="28"/>
+                            </w:rPr>
+                            <w:fldChar w:fldCharType="begin"/>
+                          </w:r>
+                          <w:r>
+                            <w:rPr>
+                              <w:rFonts w:ascii="Times New Roman" w:hAnsi="Times New Roman"/>
+                              <w:color w:val="FFFFFF"/>
+                              <w:sz w:val="28"/>
+                              <w:szCs w:val="28"/>
+                            </w:rPr>
+                            <w:instrText xml:space="preserve"> PAGE   \* MERGEFORMAT </w:instrText>
+                          </w:r>
+                          <w:r>
+                            <w:rPr>
+                              <w:rFonts w:ascii="Times New Roman" w:hAnsi="Times New Roman"/>
+                              <w:color w:val="FFFFFF"/>
+                              <w:sz w:val="28"/>
+                              <w:szCs w:val="28"/>
+                            </w:rPr>
+                            <w:fldChar w:fldCharType="separate"/>
+                          </w:r>
+                          <w:r>
+                            <w:rPr>
+                              <w:rFonts w:ascii="Times New Roman" w:hAnsi="Times New Roman"/>
+                              <w:noProof/>
                               <w:color w:val="FFFFFF"/>
                               <w:sz w:val="28"/>
                               <w:szCs w:val="28"/>
                             </w:rPr>
                             <w:t>2</w:t>
                           </w:r>
-                        </w:p>
-                        <w:p>
-                          <w:pPr>
+                          <w:r>
                             <w:rPr>
+                              <w:rFonts w:ascii="Times New Roman" w:hAnsi="Times New Roman"/>
+                              <w:noProof/>
                               <w:color w:val="FFFFFF"/>
                               <w:sz w:val="28"/>
                               <w:szCs w:val="28"/>
                             </w:rPr>
-                          </w:pPr>
+                            <w:fldChar w:fldCharType="end"/>
+                          </w:r>
                         </w:p>
                       </w:txbxContent>
                     </wps:txbx>
@@ -4199,12 +4349,13 @@
         </mc:Choice>
         <mc:Fallback>
           <w:pict>
-            <v:rect w14:anchorId="46F982FE" id="Rectangle 46" o:spid="_x0000_s1053" style="position:absolute;margin-left:566.75pt;margin-top:798.15pt;width:28.15pt;height:25.2pt;z-index:251652608;visibility:visible;mso-wrap-style:square;mso-width-percent:0;mso-height-percent:0;mso-wrap-distance-left:0;mso-wrap-distance-top:0;mso-wrap-distance-right:0;mso-wrap-distance-bottom:0;mso-position-horizontal:absolute;mso-position-horizontal-relative:page;mso-position-vertical:absolute;mso-position-vertical-relative:page;mso-width-percent:0;mso-height-percent:0;mso-width-relative:margin;mso-height-relative:margin;v-text-anchor:bottom" o:gfxdata="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" fillcolor="black" stroked="f" strokeweight="3pt">
+            <v:rect w14:anchorId="504B1E57" id="Rectangle 46" o:spid="_x0000_s1053" style="position:absolute;margin-left:566.75pt;margin-top:798.15pt;width:28.15pt;height:25.2pt;z-index:251663872;visibility:visible;mso-wrap-style:square;mso-width-percent:0;mso-height-percent:0;mso-wrap-distance-left:0;mso-wrap-distance-top:0;mso-wrap-distance-right:0;mso-wrap-distance-bottom:0;mso-position-horizontal:absolute;mso-position-horizontal-relative:page;mso-position-vertical:absolute;mso-position-vertical-relative:page;mso-width-percent:0;mso-height-percent:0;mso-width-relative:margin;mso-height-relative:margin;v-text-anchor:bottom" o:gfxdata="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" fillcolor="black" stroked="f" strokeweight="3pt">
               <v:textbox>
                 <w:txbxContent>
                   <w:p>
                     <w:pPr>
                       <w:rPr>
+                        <w:rFonts w:ascii="Times New Roman" w:hAnsi="Times New Roman"/>
                         <w:color w:val="FFFFFF"/>
                         <w:sz w:val="28"/>
                         <w:szCs w:val="28"/>
@@ -4212,21 +4363,51 @@
                     </w:pPr>
                     <w:r>
                       <w:rPr>
+                        <w:rFonts w:ascii="Times New Roman" w:hAnsi="Times New Roman"/>
+                        <w:color w:val="FFFFFF"/>
+                        <w:sz w:val="28"/>
+                        <w:szCs w:val="28"/>
+                      </w:rPr>
+                      <w:fldChar w:fldCharType="begin"/>
+                    </w:r>
+                    <w:r>
+                      <w:rPr>
+                        <w:rFonts w:ascii="Times New Roman" w:hAnsi="Times New Roman"/>
+                        <w:color w:val="FFFFFF"/>
+                        <w:sz w:val="28"/>
+                        <w:szCs w:val="28"/>
+                      </w:rPr>
+                      <w:instrText xml:space="preserve"> PAGE   \* MERGEFORMAT </w:instrText>
+                    </w:r>
+                    <w:r>
+                      <w:rPr>
+                        <w:rFonts w:ascii="Times New Roman" w:hAnsi="Times New Roman"/>
+                        <w:color w:val="FFFFFF"/>
+                        <w:sz w:val="28"/>
+                        <w:szCs w:val="28"/>
+                      </w:rPr>
+                      <w:fldChar w:fldCharType="separate"/>
+                    </w:r>
+                    <w:r>
+                      <w:rPr>
+                        <w:rFonts w:ascii="Times New Roman" w:hAnsi="Times New Roman"/>
+                        <w:noProof/>
                         <w:color w:val="FFFFFF"/>
                         <w:sz w:val="28"/>
                         <w:szCs w:val="28"/>
                       </w:rPr>
                       <w:t>2</w:t>
                     </w:r>
-                  </w:p>
-                  <w:p>
-                    <w:pPr>
+                    <w:r>
                       <w:rPr>
+                        <w:rFonts w:ascii="Times New Roman" w:hAnsi="Times New Roman"/>
+                        <w:noProof/>
                         <w:color w:val="FFFFFF"/>
                         <w:sz w:val="28"/>
                         <w:szCs w:val="28"/>
                       </w:rPr>
-                    </w:pPr>
+                      <w:fldChar w:fldCharType="end"/>
+                    </w:r>
                   </w:p>
                 </w:txbxContent>
               </v:textbox>
@@ -4275,24 +4456,32 @@
       </w:pBdr>
       <w:spacing w:after="120"/>
       <w:rPr>
+        <w:rFonts w:ascii="Times New Roman" w:hAnsi="Times New Roman"/>
         <w:i/>
+        <w:lang w:val="en-US"/>
       </w:rPr>
     </w:pPr>
     <w:r>
       <w:rPr>
+        <w:rFonts w:ascii="Times New Roman" w:hAnsi="Times New Roman"/>
         <w:i/>
+        <w:lang w:val="en-US"/>
       </w:rPr>
       <w:t>Tri Nhut Do</w:t>
     </w:r>
     <w:r>
       <w:rPr>
+        <w:rFonts w:ascii="Times New Roman" w:hAnsi="Times New Roman"/>
         <w:i/>
+        <w:lang w:val="en-US"/>
       </w:rPr>
       <w:t xml:space="preserve"> </w:t>
     </w:r>
     <w:r>
       <w:rPr>
+        <w:rFonts w:ascii="Times New Roman" w:hAnsi="Times New Roman"/>
         <w:i/>
+        <w:lang w:val="en-US"/>
       </w:rPr>
       <w:t>and Huu Duat Tran</w:t>
     </w:r>
@@ -4311,12 +4500,16 @@
       <w:spacing w:after="120"/>
       <w:jc w:val="right"/>
       <w:rPr>
+        <w:rFonts w:ascii="Times New Roman" w:hAnsi="Times New Roman"/>
         <w:i/>
+        <w:lang w:val="en-US"/>
       </w:rPr>
     </w:pPr>
     <w:r>
       <w:rPr>
+        <w:rFonts w:ascii="Times New Roman" w:hAnsi="Times New Roman"/>
         <w:i/>
+        <w:lang w:val="en-US"/>
       </w:rPr>
       <w:t>Article name</w:t>
     </w:r>
@@ -4355,6 +4548,7 @@
             <w:pStyle w:val="Footer"/>
             <w:jc w:val="center"/>
             <w:rPr>
+              <w:rFonts w:ascii="Times New Roman" w:hAnsi="Times New Roman"/>
               <w:b/>
               <w:color w:val="FFFFFF"/>
               <w:sz w:val="14"/>
@@ -4364,6 +4558,7 @@
           <w:bookmarkStart w:id="1" w:name="_Hlk109032896"/>
           <w:r>
             <w:rPr>
+              <w:rFonts w:ascii="Times New Roman" w:hAnsi="Times New Roman"/>
               <w:b/>
               <w:noProof/>
               <w:color w:val="FFFFFF"/>
@@ -4371,7 +4566,7 @@
               <w:szCs w:val="14"/>
             </w:rPr>
             <w:drawing>
-              <wp:inline distT="0" distB="0" distL="0" distR="0" wp14:anchorId="73D8F497" wp14:editId="652C43DB">
+              <wp:inline distT="0" distB="0" distL="0" distR="0" wp14:anchorId="3C147920" wp14:editId="787792D1">
                 <wp:extent cx="313690" cy="204470"/>
                 <wp:effectExtent l="0" t="0" r="0" b="0"/>
                 <wp:docPr id="1" name="Picture 7"/>
@@ -4421,6 +4616,7 @@
           </w:r>
           <w:r>
             <w:rPr>
+              <w:rFonts w:ascii="Times New Roman" w:hAnsi="Times New Roman"/>
               <w:b/>
               <w:color w:val="FFFFFF"/>
               <w:sz w:val="14"/>
@@ -4476,9 +4672,11 @@
           </w:pPr>
           <w:r>
             <w:rPr>
+              <w:rFonts w:ascii="Times New Roman" w:hAnsi="Times New Roman"/>
               <w:b/>
               <w:color w:val="1F4E79"/>
               <w:szCs w:val="16"/>
+              <w:lang w:val="en-US"/>
             </w:rPr>
             <w:t>OF LAC HONG UNIVERSITY</w:t>
           </w:r>
@@ -4505,68 +4703,96 @@
             <w:pStyle w:val="Footer"/>
             <w:jc w:val="right"/>
             <w:rPr>
+              <w:rFonts w:ascii="Times New Roman" w:hAnsi="Times New Roman"/>
               <w:b/>
               <w:color w:val="1F4E79"/>
               <w:sz w:val="16"/>
               <w:szCs w:val="16"/>
+              <w:lang w:val="en-US"/>
             </w:rPr>
           </w:pPr>
           <w:r>
             <w:rPr>
+              <w:rFonts w:ascii="Times New Roman" w:hAnsi="Times New Roman"/>
               <w:b/>
               <w:color w:val="1F4E79"/>
               <w:szCs w:val="16"/>
+              <w:lang w:val="en-US"/>
             </w:rPr>
             <w:t>ISSN: 2525 - 2186</w:t>
           </w:r>
           <w:r>
             <w:rPr>
+              <w:rFonts w:ascii="Times New Roman" w:hAnsi="Times New Roman"/>
               <w:b/>
               <w:color w:val="1F4E79"/>
               <w:sz w:val="16"/>
               <w:szCs w:val="16"/>
+              <w:lang w:val="en-US"/>
             </w:rPr>
             <w:br/>
           </w:r>
           <w:r>
             <w:rPr>
+              <w:rFonts w:ascii="Times New Roman" w:hAnsi="Times New Roman"/>
               <w:color w:val="1F4E79"/>
+              <w:lang w:val="en-US"/>
             </w:rPr>
             <w:t>Tạp chí Khoa học Lạc Hồng</w:t>
           </w:r>
           <w:r>
             <w:rPr>
+              <w:rFonts w:ascii="Times New Roman" w:hAnsi="Times New Roman"/>
               <w:color w:val="1F4E79"/>
+              <w:lang w:val="en-US"/>
             </w:rPr>
             <w:t>,</w:t>
           </w:r>
           <w:r>
             <w:rPr>
+              <w:rFonts w:ascii="Times New Roman" w:hAnsi="Times New Roman"/>
               <w:color w:val="1F4E79"/>
+              <w:lang w:val="en-US"/>
             </w:rPr>
-            <w:t xml:space="preserve"> 2025</w:t>
+            <w:t xml:space="preserve"> </w:t>
           </w:r>
           <w:r>
             <w:rPr>
+              <w:rFonts w:ascii="Times New Roman" w:hAnsi="Times New Roman"/>
               <w:color w:val="1F4E79"/>
+              <w:lang w:val="en-US"/>
+            </w:rPr>
+            <w:t>2025</w:t>
+          </w:r>
+          <w:r>
+            <w:rPr>
+              <w:rFonts w:ascii="Times New Roman" w:hAnsi="Times New Roman"/>
+              <w:color w:val="1F4E79"/>
+              <w:lang w:val="en-US"/>
             </w:rPr>
             <w:t xml:space="preserve">, </w:t>
           </w:r>
           <w:r>
             <w:rPr>
+              <w:rFonts w:ascii="Times New Roman" w:hAnsi="Times New Roman"/>
               <w:color w:val="1F4E79"/>
+              <w:lang w:val="en-US"/>
             </w:rPr>
             <w:t>20</w:t>
           </w:r>
           <w:r>
             <w:rPr>
+              <w:rFonts w:ascii="Times New Roman" w:hAnsi="Times New Roman"/>
               <w:color w:val="1F4E79"/>
+              <w:lang w:val="en-US"/>
             </w:rPr>
             <w:t>, 001-00</w:t>
           </w:r>
           <w:r>
             <w:rPr>
+              <w:rFonts w:ascii="Times New Roman" w:hAnsi="Times New Roman"/>
               <w:color w:val="1F4E79"/>
+              <w:lang w:val="en-US"/>
             </w:rPr>
             <w:t>5</w:t>
           </w:r>
@@ -4593,12 +4819,16 @@
       </w:pBdr>
       <w:spacing w:after="120"/>
       <w:rPr>
+        <w:rFonts w:ascii="Times New Roman" w:hAnsi="Times New Roman"/>
         <w:i/>
+        <w:lang w:val="en-US"/>
       </w:rPr>
     </w:pPr>
     <w:r>
       <w:rPr>
+        <w:rFonts w:ascii="Times New Roman" w:hAnsi="Times New Roman"/>
         <w:i/>
+        <w:lang w:val="en-US"/>
       </w:rPr>
       <w:t>Author name</w:t>
     </w:r>
@@ -4618,15 +4848,11 @@
     </w:pPr>
     <w:r>
       <w:rPr>
+        <w:rFonts w:ascii="Times New Roman" w:hAnsi="Times New Roman"/>
         <w:i/>
-      </w:rPr>
-      <w:t>C</w:t>
-    </w:r>
-    <w:r>
-      <w:rPr>
-        <w:i/>
-      </w:rPr>
-      <w:t>amera-based security system featured with laser detection and warning</w:t>
+        <w:lang w:val="en-US"/>
+      </w:rPr>
+      <w:t>{title_en}</w:t>
     </w:r>
   </w:p>
 </w:hdr>
@@ -4643,14 +4869,18 @@
       <w:spacing w:after="120"/>
       <w:jc w:val="right"/>
       <w:rPr>
+        <w:rFonts w:ascii="Times New Roman" w:hAnsi="Times New Roman"/>
         <w:i/>
+        <w:lang w:val="en-US"/>
       </w:rPr>
     </w:pPr>
     <w:r>
       <w:rPr>
+        <w:rFonts w:ascii="Times New Roman" w:hAnsi="Times New Roman"/>
         <w:i/>
-      </w:rPr>
-      <w:t>Do Tri Nhut, Tran Huu Duat</w:t>
+        <w:lang w:val="en-US"/>
+      </w:rPr>
+      <w:t>{authors}</w:t>
     </w:r>
   </w:p>
 </w:hdr>
@@ -4659,6 +4889,357 @@
 <file path=word/numbering.xml><?xml version="1.0" encoding="utf-8"?>
 <w:numbering xmlns:wpc="http://schemas.microsoft.com/office/word/2010/wordprocessingCanvas" xmlns:cx="http://schemas.microsoft.com/office/drawing/2014/chartex" xmlns:cx1="http://schemas.microsoft.com/office/drawing/2015/9/8/chartex" xmlns:cx2="http://schemas.microsoft.com/office/drawing/2015/10/21/chartex" xmlns:cx3="http://schemas.microsoft.com/office/drawing/2016/5/9/chartex" xmlns:cx4="http://schemas.microsoft.com/office/drawing/2016/5/10/chartex" xmlns:cx5="http://schemas.microsoft.com/office/drawing/2016/5/11/chartex" xmlns:cx6="http://schemas.microsoft.com/office/drawing/2016/5/12/chartex" xmlns:cx7="http://schemas.microsoft.com/office/drawing/2016/5/13/chartex" xmlns:cx8="http://schemas.microsoft.com/office/drawing/2016/5/14/chartex" xmlns:mc="http://schemas.openxmlformats.org/markup-compatibility/2006" xmlns:aink="http://schemas.microsoft.com/office/drawing/2016/ink" xmlns:am3d="http://schemas.microsoft.com/office/drawing/2017/model3d" xmlns:o="urn:schemas-microsoft-com:office:office" xmlns:oel="http://schemas.microsoft.com/office/2019/extlst" xmlns:r="http://schemas.openxmlformats.org/officeDocument/2006/relationships" xmlns:m="http://schemas.openxmlformats.org/officeDocument/2006/math" xmlns:v="urn:schemas-microsoft-com:vml" xmlns:wp14="http://schemas.microsoft.com/office/word/2010/wordprocessingDrawing" xmlns:wp="http://schemas.openxmlformats.org/drawingml/2006/wordprocessingDrawing" xmlns:w10="urn:schemas-microsoft-com:office:word" xmlns:w="http://schemas.openxmlformats.org/wordprocessingml/2006/main" xmlns:w14="http://schemas.microsoft.com/office/word/2010/wordml" xmlns:w15="http://schemas.microsoft.com/office/word/2012/wordml" xmlns:w16cex="http://schemas.microsoft.com/office/word/2018/wordml/cex" xmlns:w16cid="http://schemas.microsoft.com/office/word/2016/wordml/cid" xmlns:w16="http://schemas.microsoft.com/office/word/2018/wordml" xmlns:w16du="http://schemas.microsoft.com/office/word/2023/wordml/word16du" xmlns:w16sdtdh="http://schemas.microsoft.com/office/word/2020/wordml/sdtdatahash" xmlns:w16sdtfl="http://schemas.microsoft.com/office/word/2024/wordml/sdtformatlock" xmlns:w16se="http://schemas.microsoft.com/office/word/2015/wordml/symex" xmlns:wpg="http://schemas.microsoft.com/office/word/2010/wordprocessingGroup" xmlns:wpi="http://schemas.microsoft.com/office/word/2010/wordprocessingInk" xmlns:wne="http://schemas.microsoft.com/office/word/2006/wordml" xmlns:wps="http://schemas.microsoft.com/office/word/2010/wordprocessingShape" mc:Ignorable="w14 w15 w16se w16cid w16 w16cex w16sdtdh w16sdtfl w16du wp14">
   <w:abstractNum w:abstractNumId="0" w15:restartNumberingAfterBreak="0">
+    <w:nsid w:val="02FA51B3"/>
+    <w:multiLevelType w:val="hybridMultilevel"/>
+    <w:tmpl w:val="0C2AE668"/>
+    <w:lvl w:ilvl="0" w:tplc="7C86B8AE">
+      <w:start w:val="1"/>
+      <w:numFmt w:val="decimal"/>
+      <w:lvlText w:val="[%1]"/>
+      <w:lvlJc w:val="left"/>
+      <w:pPr>
+        <w:ind w:left="720" w:hanging="360"/>
+      </w:pPr>
+      <w:rPr>
+        <w:rFonts w:hint="default"/>
+      </w:rPr>
+    </w:lvl>
+    <w:lvl w:ilvl="1" w:tplc="04090019" w:tentative="1">
+      <w:start w:val="1"/>
+      <w:numFmt w:val="lowerLetter"/>
+      <w:lvlText w:val="%2."/>
+      <w:lvlJc w:val="left"/>
+      <w:pPr>
+        <w:ind w:left="1440" w:hanging="360"/>
+      </w:pPr>
+    </w:lvl>
+    <w:lvl w:ilvl="2" w:tplc="0409001B" w:tentative="1">
+      <w:start w:val="1"/>
+      <w:numFmt w:val="lowerRoman"/>
+      <w:lvlText w:val="%3."/>
+      <w:lvlJc w:val="right"/>
+      <w:pPr>
+        <w:ind w:left="2160" w:hanging="180"/>
+      </w:pPr>
+    </w:lvl>
+    <w:lvl w:ilvl="3" w:tplc="0409000F" w:tentative="1">
+      <w:start w:val="1"/>
+      <w:numFmt w:val="decimal"/>
+      <w:lvlText w:val="%4."/>
+      <w:lvlJc w:val="left"/>
+      <w:pPr>
+        <w:ind w:left="2880" w:hanging="360"/>
+      </w:pPr>
+    </w:lvl>
+    <w:lvl w:ilvl="4" w:tplc="04090019" w:tentative="1">
+      <w:start w:val="1"/>
+      <w:numFmt w:val="lowerLetter"/>
+      <w:lvlText w:val="%5."/>
+      <w:lvlJc w:val="left"/>
+      <w:pPr>
+        <w:ind w:left="3600" w:hanging="360"/>
+      </w:pPr>
+    </w:lvl>
+    <w:lvl w:ilvl="5" w:tplc="0409001B" w:tentative="1">
+      <w:start w:val="1"/>
+      <w:numFmt w:val="lowerRoman"/>
+      <w:lvlText w:val="%6."/>
+      <w:lvlJc w:val="right"/>
+      <w:pPr>
+        <w:ind w:left="4320" w:hanging="180"/>
+      </w:pPr>
+    </w:lvl>
+    <w:lvl w:ilvl="6" w:tplc="0409000F" w:tentative="1">
+      <w:start w:val="1"/>
+      <w:numFmt w:val="decimal"/>
+      <w:lvlText w:val="%7."/>
+      <w:lvlJc w:val="left"/>
+      <w:pPr>
+        <w:ind w:left="5040" w:hanging="360"/>
+      </w:pPr>
+    </w:lvl>
+    <w:lvl w:ilvl="7" w:tplc="04090019" w:tentative="1">
+      <w:start w:val="1"/>
+      <w:numFmt w:val="lowerLetter"/>
+      <w:lvlText w:val="%8."/>
+      <w:lvlJc w:val="left"/>
+      <w:pPr>
+        <w:ind w:left="5760" w:hanging="360"/>
+      </w:pPr>
+    </w:lvl>
+    <w:lvl w:ilvl="8" w:tplc="0409001B" w:tentative="1">
+      <w:start w:val="1"/>
+      <w:numFmt w:val="lowerRoman"/>
+      <w:lvlText w:val="%9."/>
+      <w:lvlJc w:val="right"/>
+      <w:pPr>
+        <w:ind w:left="6480" w:hanging="180"/>
+      </w:pPr>
+    </w:lvl>
+  </w:abstractNum>
+  <w:abstractNum w:abstractNumId="1" w15:restartNumberingAfterBreak="0">
+    <w:nsid w:val="052D4528"/>
+    <w:multiLevelType w:val="hybridMultilevel"/>
+    <w:tmpl w:val="BAF6E8F8"/>
+    <w:lvl w:ilvl="0" w:tplc="04090001">
+      <w:start w:val="1"/>
+      <w:numFmt w:val="bullet"/>
+      <w:lvlText w:val=""/>
+      <w:lvlJc w:val="left"/>
+      <w:pPr>
+        <w:ind w:left="785" w:hanging="360"/>
+      </w:pPr>
+      <w:rPr>
+        <w:rFonts w:ascii="Symbol" w:hAnsi="Symbol" w:hint="default"/>
+      </w:rPr>
+    </w:lvl>
+    <w:lvl w:ilvl="1" w:tplc="04090003" w:tentative="1">
+      <w:start w:val="1"/>
+      <w:numFmt w:val="bullet"/>
+      <w:lvlText w:val="o"/>
+      <w:lvlJc w:val="left"/>
+      <w:pPr>
+        <w:ind w:left="1505" w:hanging="360"/>
+      </w:pPr>
+      <w:rPr>
+        <w:rFonts w:ascii="Courier New" w:hAnsi="Courier New" w:cs="Courier New" w:hint="default"/>
+      </w:rPr>
+    </w:lvl>
+    <w:lvl w:ilvl="2" w:tplc="04090005" w:tentative="1">
+      <w:start w:val="1"/>
+      <w:numFmt w:val="bullet"/>
+      <w:lvlText w:val=""/>
+      <w:lvlJc w:val="left"/>
+      <w:pPr>
+        <w:ind w:left="2225" w:hanging="360"/>
+      </w:pPr>
+      <w:rPr>
+        <w:rFonts w:ascii="Wingdings" w:hAnsi="Wingdings" w:hint="default"/>
+      </w:rPr>
+    </w:lvl>
+    <w:lvl w:ilvl="3" w:tplc="04090001" w:tentative="1">
+      <w:start w:val="1"/>
+      <w:numFmt w:val="bullet"/>
+      <w:lvlText w:val=""/>
+      <w:lvlJc w:val="left"/>
+      <w:pPr>
+        <w:ind w:left="2945" w:hanging="360"/>
+      </w:pPr>
+      <w:rPr>
+        <w:rFonts w:ascii="Symbol" w:hAnsi="Symbol" w:hint="default"/>
+      </w:rPr>
+    </w:lvl>
+    <w:lvl w:ilvl="4" w:tplc="04090003" w:tentative="1">
+      <w:start w:val="1"/>
+      <w:numFmt w:val="bullet"/>
+      <w:lvlText w:val="o"/>
+      <w:lvlJc w:val="left"/>
+      <w:pPr>
+        <w:ind w:left="3665" w:hanging="360"/>
+      </w:pPr>
+      <w:rPr>
+        <w:rFonts w:ascii="Courier New" w:hAnsi="Courier New" w:cs="Courier New" w:hint="default"/>
+      </w:rPr>
+    </w:lvl>
+    <w:lvl w:ilvl="5" w:tplc="04090005" w:tentative="1">
+      <w:start w:val="1"/>
+      <w:numFmt w:val="bullet"/>
+      <w:lvlText w:val=""/>
+      <w:lvlJc w:val="left"/>
+      <w:pPr>
+        <w:ind w:left="4385" w:hanging="360"/>
+      </w:pPr>
+      <w:rPr>
+        <w:rFonts w:ascii="Wingdings" w:hAnsi="Wingdings" w:hint="default"/>
+      </w:rPr>
+    </w:lvl>
+    <w:lvl w:ilvl="6" w:tplc="04090001" w:tentative="1">
+      <w:start w:val="1"/>
+      <w:numFmt w:val="bullet"/>
+      <w:lvlText w:val=""/>
+      <w:lvlJc w:val="left"/>
+      <w:pPr>
+        <w:ind w:left="5105" w:hanging="360"/>
+      </w:pPr>
+      <w:rPr>
+        <w:rFonts w:ascii="Symbol" w:hAnsi="Symbol" w:hint="default"/>
+      </w:rPr>
+    </w:lvl>
+    <w:lvl w:ilvl="7" w:tplc="04090003" w:tentative="1">
+      <w:start w:val="1"/>
+      <w:numFmt w:val="bullet"/>
+      <w:lvlText w:val="o"/>
+      <w:lvlJc w:val="left"/>
+      <w:pPr>
+        <w:ind w:left="5825" w:hanging="360"/>
+      </w:pPr>
+      <w:rPr>
+        <w:rFonts w:ascii="Courier New" w:hAnsi="Courier New" w:cs="Courier New" w:hint="default"/>
+      </w:rPr>
+    </w:lvl>
+    <w:lvl w:ilvl="8" w:tplc="04090005" w:tentative="1">
+      <w:start w:val="1"/>
+      <w:numFmt w:val="bullet"/>
+      <w:lvlText w:val=""/>
+      <w:lvlJc w:val="left"/>
+      <w:pPr>
+        <w:ind w:left="6545" w:hanging="360"/>
+      </w:pPr>
+      <w:rPr>
+        <w:rFonts w:ascii="Wingdings" w:hAnsi="Wingdings" w:hint="default"/>
+      </w:rPr>
+    </w:lvl>
+  </w:abstractNum>
+  <w:abstractNum w:abstractNumId="2" w15:restartNumberingAfterBreak="0">
+    <w:nsid w:val="09EF4E34"/>
+    <w:multiLevelType w:val="multilevel"/>
+    <w:tmpl w:val="AD70420E"/>
+    <w:lvl w:ilvl="0">
+      <w:start w:val="1"/>
+      <w:numFmt w:val="bullet"/>
+      <w:lvlText w:val=""/>
+      <w:lvlJc w:val="left"/>
+      <w:pPr>
+        <w:tabs>
+          <w:tab w:val="num" w:pos="720"/>
+        </w:tabs>
+        <w:ind w:left="720" w:hanging="360"/>
+      </w:pPr>
+      <w:rPr>
+        <w:rFonts w:ascii="Symbol" w:hAnsi="Symbol" w:hint="default"/>
+        <w:sz w:val="20"/>
+      </w:rPr>
+    </w:lvl>
+    <w:lvl w:ilvl="1" w:tentative="1">
+      <w:start w:val="1"/>
+      <w:numFmt w:val="bullet"/>
+      <w:lvlText w:val="o"/>
+      <w:lvlJc w:val="left"/>
+      <w:pPr>
+        <w:tabs>
+          <w:tab w:val="num" w:pos="1440"/>
+        </w:tabs>
+        <w:ind w:left="1440" w:hanging="360"/>
+      </w:pPr>
+      <w:rPr>
+        <w:rFonts w:ascii="Courier New" w:hAnsi="Courier New" w:hint="default"/>
+        <w:sz w:val="20"/>
+      </w:rPr>
+    </w:lvl>
+    <w:lvl w:ilvl="2" w:tentative="1">
+      <w:start w:val="1"/>
+      <w:numFmt w:val="bullet"/>
+      <w:lvlText w:val=""/>
+      <w:lvlJc w:val="left"/>
+      <w:pPr>
+        <w:tabs>
+          <w:tab w:val="num" w:pos="2160"/>
+        </w:tabs>
+        <w:ind w:left="2160" w:hanging="360"/>
+      </w:pPr>
+      <w:rPr>
+        <w:rFonts w:ascii="Wingdings" w:hAnsi="Wingdings" w:hint="default"/>
+        <w:sz w:val="20"/>
+      </w:rPr>
+    </w:lvl>
+    <w:lvl w:ilvl="3" w:tentative="1">
+      <w:start w:val="1"/>
+      <w:numFmt w:val="bullet"/>
+      <w:lvlText w:val=""/>
+      <w:lvlJc w:val="left"/>
+      <w:pPr>
+        <w:tabs>
+          <w:tab w:val="num" w:pos="2880"/>
+        </w:tabs>
+        <w:ind w:left="2880" w:hanging="360"/>
+      </w:pPr>
+      <w:rPr>
+        <w:rFonts w:ascii="Wingdings" w:hAnsi="Wingdings" w:hint="default"/>
+        <w:sz w:val="20"/>
+      </w:rPr>
+    </w:lvl>
+    <w:lvl w:ilvl="4" w:tentative="1">
+      <w:start w:val="1"/>
+      <w:numFmt w:val="bullet"/>
+      <w:lvlText w:val=""/>
+      <w:lvlJc w:val="left"/>
+      <w:pPr>
+        <w:tabs>
+          <w:tab w:val="num" w:pos="3600"/>
+        </w:tabs>
+        <w:ind w:left="3600" w:hanging="360"/>
+      </w:pPr>
+      <w:rPr>
+        <w:rFonts w:ascii="Wingdings" w:hAnsi="Wingdings" w:hint="default"/>
+        <w:sz w:val="20"/>
+      </w:rPr>
+    </w:lvl>
+    <w:lvl w:ilvl="5" w:tentative="1">
+      <w:start w:val="1"/>
+      <w:numFmt w:val="bullet"/>
+      <w:lvlText w:val=""/>
+      <w:lvlJc w:val="left"/>
+      <w:pPr>
+        <w:tabs>
+          <w:tab w:val="num" w:pos="4320"/>
+        </w:tabs>
+        <w:ind w:left="4320" w:hanging="360"/>
+      </w:pPr>
+      <w:rPr>
+        <w:rFonts w:ascii="Wingdings" w:hAnsi="Wingdings" w:hint="default"/>
+        <w:sz w:val="20"/>
+      </w:rPr>
+    </w:lvl>
+    <w:lvl w:ilvl="6" w:tentative="1">
+      <w:start w:val="1"/>
+      <w:numFmt w:val="bullet"/>
+      <w:lvlText w:val=""/>
+      <w:lvlJc w:val="left"/>
+      <w:pPr>
+        <w:tabs>
+          <w:tab w:val="num" w:pos="5040"/>
+        </w:tabs>
+        <w:ind w:left="5040" w:hanging="360"/>
+      </w:pPr>
+      <w:rPr>
+        <w:rFonts w:ascii="Wingdings" w:hAnsi="Wingdings" w:hint="default"/>
+        <w:sz w:val="20"/>
+      </w:rPr>
+    </w:lvl>
+    <w:lvl w:ilvl="7" w:tentative="1">
+      <w:start w:val="1"/>
+      <w:numFmt w:val="bullet"/>
+      <w:lvlText w:val=""/>
+      <w:lvlJc w:val="left"/>
+      <w:pPr>
+        <w:tabs>
+          <w:tab w:val="num" w:pos="5760"/>
+        </w:tabs>
+        <w:ind w:left="5760" w:hanging="360"/>
+      </w:pPr>
+      <w:rPr>
+        <w:rFonts w:ascii="Wingdings" w:hAnsi="Wingdings" w:hint="default"/>
+        <w:sz w:val="20"/>
+      </w:rPr>
+    </w:lvl>
+    <w:lvl w:ilvl="8" w:tentative="1">
+      <w:start w:val="1"/>
+      <w:numFmt w:val="bullet"/>
+      <w:lvlText w:val=""/>
+      <w:lvlJc w:val="left"/>
+      <w:pPr>
+        <w:tabs>
+          <w:tab w:val="num" w:pos="6480"/>
+        </w:tabs>
+        <w:ind w:left="6480" w:hanging="360"/>
+      </w:pPr>
+      <w:rPr>
+        <w:rFonts w:ascii="Wingdings" w:hAnsi="Wingdings" w:hint="default"/>
+        <w:sz w:val="20"/>
+      </w:rPr>
+    </w:lvl>
+  </w:abstractNum>
+  <w:abstractNum w:abstractNumId="3" w15:restartNumberingAfterBreak="0">
     <w:nsid w:val="0BD925F5"/>
     <w:multiLevelType w:val="hybridMultilevel"/>
     <w:tmpl w:val="3334C70A"/>
@@ -4751,8 +5332,1979 @@
       </w:pPr>
     </w:lvl>
   </w:abstractNum>
-  <w:num w:numId="1" w16cid:durableId="715589627">
+  <w:abstractNum w:abstractNumId="4" w15:restartNumberingAfterBreak="0">
+    <w:nsid w:val="0EB44E66"/>
+    <w:multiLevelType w:val="hybridMultilevel"/>
+    <w:tmpl w:val="AF64063E"/>
+    <w:lvl w:ilvl="0" w:tplc="CBFE6E1C">
+      <w:start w:val="6"/>
+      <w:numFmt w:val="decimal"/>
+      <w:lvlText w:val="%1."/>
+      <w:lvlJc w:val="left"/>
+      <w:pPr>
+        <w:ind w:left="2629" w:hanging="360"/>
+      </w:pPr>
+      <w:rPr>
+        <w:rFonts w:hint="default"/>
+      </w:rPr>
+    </w:lvl>
+    <w:lvl w:ilvl="1" w:tplc="04090019" w:tentative="1">
+      <w:start w:val="1"/>
+      <w:numFmt w:val="lowerLetter"/>
+      <w:lvlText w:val="%2."/>
+      <w:lvlJc w:val="left"/>
+      <w:pPr>
+        <w:ind w:left="3349" w:hanging="360"/>
+      </w:pPr>
+    </w:lvl>
+    <w:lvl w:ilvl="2" w:tplc="0409001B" w:tentative="1">
+      <w:start w:val="1"/>
+      <w:numFmt w:val="lowerRoman"/>
+      <w:lvlText w:val="%3."/>
+      <w:lvlJc w:val="right"/>
+      <w:pPr>
+        <w:ind w:left="4069" w:hanging="180"/>
+      </w:pPr>
+    </w:lvl>
+    <w:lvl w:ilvl="3" w:tplc="0409000F" w:tentative="1">
+      <w:start w:val="1"/>
+      <w:numFmt w:val="decimal"/>
+      <w:lvlText w:val="%4."/>
+      <w:lvlJc w:val="left"/>
+      <w:pPr>
+        <w:ind w:left="4789" w:hanging="360"/>
+      </w:pPr>
+    </w:lvl>
+    <w:lvl w:ilvl="4" w:tplc="04090019" w:tentative="1">
+      <w:start w:val="1"/>
+      <w:numFmt w:val="lowerLetter"/>
+      <w:lvlText w:val="%5."/>
+      <w:lvlJc w:val="left"/>
+      <w:pPr>
+        <w:ind w:left="5509" w:hanging="360"/>
+      </w:pPr>
+    </w:lvl>
+    <w:lvl w:ilvl="5" w:tplc="0409001B" w:tentative="1">
+      <w:start w:val="1"/>
+      <w:numFmt w:val="lowerRoman"/>
+      <w:lvlText w:val="%6."/>
+      <w:lvlJc w:val="right"/>
+      <w:pPr>
+        <w:ind w:left="6229" w:hanging="180"/>
+      </w:pPr>
+    </w:lvl>
+    <w:lvl w:ilvl="6" w:tplc="0409000F" w:tentative="1">
+      <w:start w:val="1"/>
+      <w:numFmt w:val="decimal"/>
+      <w:lvlText w:val="%7."/>
+      <w:lvlJc w:val="left"/>
+      <w:pPr>
+        <w:ind w:left="6949" w:hanging="360"/>
+      </w:pPr>
+    </w:lvl>
+    <w:lvl w:ilvl="7" w:tplc="04090019" w:tentative="1">
+      <w:start w:val="1"/>
+      <w:numFmt w:val="lowerLetter"/>
+      <w:lvlText w:val="%8."/>
+      <w:lvlJc w:val="left"/>
+      <w:pPr>
+        <w:ind w:left="7669" w:hanging="360"/>
+      </w:pPr>
+    </w:lvl>
+    <w:lvl w:ilvl="8" w:tplc="0409001B" w:tentative="1">
+      <w:start w:val="1"/>
+      <w:numFmt w:val="lowerRoman"/>
+      <w:lvlText w:val="%9."/>
+      <w:lvlJc w:val="right"/>
+      <w:pPr>
+        <w:ind w:left="8389" w:hanging="180"/>
+      </w:pPr>
+    </w:lvl>
+  </w:abstractNum>
+  <w:abstractNum w:abstractNumId="5" w15:restartNumberingAfterBreak="0">
+    <w:nsid w:val="140F414A"/>
+    <w:multiLevelType w:val="hybridMultilevel"/>
+    <w:tmpl w:val="11509410"/>
+    <w:lvl w:ilvl="0" w:tplc="7C86B8AE">
+      <w:start w:val="1"/>
+      <w:numFmt w:val="decimal"/>
+      <w:lvlText w:val="[%1]"/>
+      <w:lvlJc w:val="left"/>
+      <w:pPr>
+        <w:ind w:left="540" w:hanging="360"/>
+      </w:pPr>
+      <w:rPr>
+        <w:rFonts w:hint="default"/>
+      </w:rPr>
+    </w:lvl>
+    <w:lvl w:ilvl="1" w:tplc="04090019" w:tentative="1">
+      <w:start w:val="1"/>
+      <w:numFmt w:val="lowerLetter"/>
+      <w:lvlText w:val="%2."/>
+      <w:lvlJc w:val="left"/>
+      <w:pPr>
+        <w:ind w:left="1478" w:hanging="360"/>
+      </w:pPr>
+    </w:lvl>
+    <w:lvl w:ilvl="2" w:tplc="0409001B" w:tentative="1">
+      <w:start w:val="1"/>
+      <w:numFmt w:val="lowerRoman"/>
+      <w:lvlText w:val="%3."/>
+      <w:lvlJc w:val="right"/>
+      <w:pPr>
+        <w:ind w:left="2198" w:hanging="180"/>
+      </w:pPr>
+    </w:lvl>
+    <w:lvl w:ilvl="3" w:tplc="0409000F" w:tentative="1">
+      <w:start w:val="1"/>
+      <w:numFmt w:val="decimal"/>
+      <w:lvlText w:val="%4."/>
+      <w:lvlJc w:val="left"/>
+      <w:pPr>
+        <w:ind w:left="2918" w:hanging="360"/>
+      </w:pPr>
+    </w:lvl>
+    <w:lvl w:ilvl="4" w:tplc="04090019" w:tentative="1">
+      <w:start w:val="1"/>
+      <w:numFmt w:val="lowerLetter"/>
+      <w:lvlText w:val="%5."/>
+      <w:lvlJc w:val="left"/>
+      <w:pPr>
+        <w:ind w:left="3638" w:hanging="360"/>
+      </w:pPr>
+    </w:lvl>
+    <w:lvl w:ilvl="5" w:tplc="0409001B" w:tentative="1">
+      <w:start w:val="1"/>
+      <w:numFmt w:val="lowerRoman"/>
+      <w:lvlText w:val="%6."/>
+      <w:lvlJc w:val="right"/>
+      <w:pPr>
+        <w:ind w:left="4358" w:hanging="180"/>
+      </w:pPr>
+    </w:lvl>
+    <w:lvl w:ilvl="6" w:tplc="0409000F" w:tentative="1">
+      <w:start w:val="1"/>
+      <w:numFmt w:val="decimal"/>
+      <w:lvlText w:val="%7."/>
+      <w:lvlJc w:val="left"/>
+      <w:pPr>
+        <w:ind w:left="5078" w:hanging="360"/>
+      </w:pPr>
+    </w:lvl>
+    <w:lvl w:ilvl="7" w:tplc="04090019" w:tentative="1">
+      <w:start w:val="1"/>
+      <w:numFmt w:val="lowerLetter"/>
+      <w:lvlText w:val="%8."/>
+      <w:lvlJc w:val="left"/>
+      <w:pPr>
+        <w:ind w:left="5798" w:hanging="360"/>
+      </w:pPr>
+    </w:lvl>
+    <w:lvl w:ilvl="8" w:tplc="0409001B" w:tentative="1">
+      <w:start w:val="1"/>
+      <w:numFmt w:val="lowerRoman"/>
+      <w:lvlText w:val="%9."/>
+      <w:lvlJc w:val="right"/>
+      <w:pPr>
+        <w:ind w:left="6518" w:hanging="180"/>
+      </w:pPr>
+    </w:lvl>
+  </w:abstractNum>
+  <w:abstractNum w:abstractNumId="6" w15:restartNumberingAfterBreak="0">
+    <w:nsid w:val="1A7665FE"/>
+    <w:multiLevelType w:val="hybridMultilevel"/>
+    <w:tmpl w:val="F75894AA"/>
+    <w:lvl w:ilvl="0" w:tplc="04090001">
+      <w:start w:val="1"/>
+      <w:numFmt w:val="bullet"/>
+      <w:lvlText w:val=""/>
+      <w:lvlJc w:val="left"/>
+      <w:pPr>
+        <w:ind w:left="720" w:hanging="360"/>
+      </w:pPr>
+      <w:rPr>
+        <w:rFonts w:ascii="Symbol" w:hAnsi="Symbol" w:hint="default"/>
+      </w:rPr>
+    </w:lvl>
+    <w:lvl w:ilvl="1" w:tplc="04090003" w:tentative="1">
+      <w:start w:val="1"/>
+      <w:numFmt w:val="bullet"/>
+      <w:lvlText w:val="o"/>
+      <w:lvlJc w:val="left"/>
+      <w:pPr>
+        <w:ind w:left="1440" w:hanging="360"/>
+      </w:pPr>
+      <w:rPr>
+        <w:rFonts w:ascii="Courier New" w:hAnsi="Courier New" w:cs="Courier New" w:hint="default"/>
+      </w:rPr>
+    </w:lvl>
+    <w:lvl w:ilvl="2" w:tplc="04090005" w:tentative="1">
+      <w:start w:val="1"/>
+      <w:numFmt w:val="bullet"/>
+      <w:lvlText w:val=""/>
+      <w:lvlJc w:val="left"/>
+      <w:pPr>
+        <w:ind w:left="2160" w:hanging="360"/>
+      </w:pPr>
+      <w:rPr>
+        <w:rFonts w:ascii="Wingdings" w:hAnsi="Wingdings" w:hint="default"/>
+      </w:rPr>
+    </w:lvl>
+    <w:lvl w:ilvl="3" w:tplc="04090001" w:tentative="1">
+      <w:start w:val="1"/>
+      <w:numFmt w:val="bullet"/>
+      <w:lvlText w:val=""/>
+      <w:lvlJc w:val="left"/>
+      <w:pPr>
+        <w:ind w:left="2880" w:hanging="360"/>
+      </w:pPr>
+      <w:rPr>
+        <w:rFonts w:ascii="Symbol" w:hAnsi="Symbol" w:hint="default"/>
+      </w:rPr>
+    </w:lvl>
+    <w:lvl w:ilvl="4" w:tplc="04090003" w:tentative="1">
+      <w:start w:val="1"/>
+      <w:numFmt w:val="bullet"/>
+      <w:lvlText w:val="o"/>
+      <w:lvlJc w:val="left"/>
+      <w:pPr>
+        <w:ind w:left="3600" w:hanging="360"/>
+      </w:pPr>
+      <w:rPr>
+        <w:rFonts w:ascii="Courier New" w:hAnsi="Courier New" w:cs="Courier New" w:hint="default"/>
+      </w:rPr>
+    </w:lvl>
+    <w:lvl w:ilvl="5" w:tplc="04090005" w:tentative="1">
+      <w:start w:val="1"/>
+      <w:numFmt w:val="bullet"/>
+      <w:lvlText w:val=""/>
+      <w:lvlJc w:val="left"/>
+      <w:pPr>
+        <w:ind w:left="4320" w:hanging="360"/>
+      </w:pPr>
+      <w:rPr>
+        <w:rFonts w:ascii="Wingdings" w:hAnsi="Wingdings" w:hint="default"/>
+      </w:rPr>
+    </w:lvl>
+    <w:lvl w:ilvl="6" w:tplc="04090001" w:tentative="1">
+      <w:start w:val="1"/>
+      <w:numFmt w:val="bullet"/>
+      <w:lvlText w:val=""/>
+      <w:lvlJc w:val="left"/>
+      <w:pPr>
+        <w:ind w:left="5040" w:hanging="360"/>
+      </w:pPr>
+      <w:rPr>
+        <w:rFonts w:ascii="Symbol" w:hAnsi="Symbol" w:hint="default"/>
+      </w:rPr>
+    </w:lvl>
+    <w:lvl w:ilvl="7" w:tplc="04090003" w:tentative="1">
+      <w:start w:val="1"/>
+      <w:numFmt w:val="bullet"/>
+      <w:lvlText w:val="o"/>
+      <w:lvlJc w:val="left"/>
+      <w:pPr>
+        <w:ind w:left="5760" w:hanging="360"/>
+      </w:pPr>
+      <w:rPr>
+        <w:rFonts w:ascii="Courier New" w:hAnsi="Courier New" w:cs="Courier New" w:hint="default"/>
+      </w:rPr>
+    </w:lvl>
+    <w:lvl w:ilvl="8" w:tplc="04090005" w:tentative="1">
+      <w:start w:val="1"/>
+      <w:numFmt w:val="bullet"/>
+      <w:lvlText w:val=""/>
+      <w:lvlJc w:val="left"/>
+      <w:pPr>
+        <w:ind w:left="6480" w:hanging="360"/>
+      </w:pPr>
+      <w:rPr>
+        <w:rFonts w:ascii="Wingdings" w:hAnsi="Wingdings" w:hint="default"/>
+      </w:rPr>
+    </w:lvl>
+  </w:abstractNum>
+  <w:abstractNum w:abstractNumId="7" w15:restartNumberingAfterBreak="0">
+    <w:nsid w:val="1D2675A9"/>
+    <w:multiLevelType w:val="multilevel"/>
+    <w:tmpl w:val="3611742C"/>
+    <w:lvl w:ilvl="0">
+      <w:start w:val="1"/>
+      <w:numFmt w:val="decimal"/>
+      <w:lvlText w:val="%1."/>
+      <w:lvlJc w:val="left"/>
+      <w:pPr>
+        <w:ind w:left="283" w:hanging="283"/>
+      </w:pPr>
+      <w:rPr>
+        <w:rFonts w:ascii="Times New Roman" w:eastAsia="Times New Roman" w:hAnsi="Times New Roman" w:cs="Times New Roman" w:hint="default"/>
+        <w:b/>
+        <w:i w:val="0"/>
+        <w:color w:val="8496B0"/>
+        <w:sz w:val="20"/>
+        <w:szCs w:val="20"/>
+      </w:rPr>
+    </w:lvl>
+    <w:lvl w:ilvl="1">
+      <w:start w:val="1"/>
+      <w:numFmt w:val="decimal"/>
+      <w:lvlText w:val="%1.%2"/>
+      <w:lvlJc w:val="left"/>
+      <w:pPr>
+        <w:ind w:left="520" w:hanging="302"/>
+      </w:pPr>
+      <w:rPr>
+        <w:rFonts w:ascii="Times New Roman" w:eastAsia="Times New Roman" w:hAnsi="Times New Roman" w:cs="Times New Roman" w:hint="default"/>
+        <w:b/>
+        <w:i w:val="0"/>
+        <w:color w:val="8496B0"/>
+        <w:sz w:val="20"/>
+        <w:szCs w:val="20"/>
+      </w:rPr>
+    </w:lvl>
+    <w:lvl w:ilvl="2">
+      <w:numFmt w:val="decimal"/>
+      <w:lvlText w:val="%1.%2.%3"/>
+      <w:lvlJc w:val="left"/>
+      <w:pPr>
+        <w:ind w:left="455" w:hanging="302"/>
+      </w:pPr>
+      <w:rPr>
+        <w:rFonts w:hint="default"/>
+      </w:rPr>
+    </w:lvl>
+    <w:lvl w:ilvl="3">
+      <w:numFmt w:val="bullet"/>
+      <w:lvlText w:val="•"/>
+      <w:lvlJc w:val="left"/>
+      <w:pPr>
+        <w:ind w:left="391" w:hanging="302"/>
+      </w:pPr>
+      <w:rPr>
+        <w:rFonts w:hint="default"/>
+      </w:rPr>
+    </w:lvl>
+    <w:lvl w:ilvl="4">
+      <w:numFmt w:val="bullet"/>
+      <w:lvlText w:val="•"/>
+      <w:lvlJc w:val="left"/>
+      <w:pPr>
+        <w:ind w:left="326" w:hanging="302"/>
+      </w:pPr>
+      <w:rPr>
+        <w:rFonts w:hint="default"/>
+      </w:rPr>
+    </w:lvl>
+    <w:lvl w:ilvl="5">
+      <w:numFmt w:val="bullet"/>
+      <w:lvlText w:val="•"/>
+      <w:lvlJc w:val="left"/>
+      <w:pPr>
+        <w:ind w:left="262" w:hanging="302"/>
+      </w:pPr>
+      <w:rPr>
+        <w:rFonts w:hint="default"/>
+      </w:rPr>
+    </w:lvl>
+    <w:lvl w:ilvl="6">
+      <w:numFmt w:val="bullet"/>
+      <w:lvlText w:val="•"/>
+      <w:lvlJc w:val="left"/>
+      <w:pPr>
+        <w:ind w:left="197" w:hanging="302"/>
+      </w:pPr>
+      <w:rPr>
+        <w:rFonts w:hint="default"/>
+      </w:rPr>
+    </w:lvl>
+    <w:lvl w:ilvl="7">
+      <w:numFmt w:val="bullet"/>
+      <w:lvlText w:val="•"/>
+      <w:lvlJc w:val="left"/>
+      <w:pPr>
+        <w:ind w:left="133" w:hanging="302"/>
+      </w:pPr>
+      <w:rPr>
+        <w:rFonts w:hint="default"/>
+      </w:rPr>
+    </w:lvl>
+    <w:lvl w:ilvl="8">
+      <w:numFmt w:val="bullet"/>
+      <w:lvlText w:val="•"/>
+      <w:lvlJc w:val="left"/>
+      <w:pPr>
+        <w:ind w:left="68" w:hanging="302"/>
+      </w:pPr>
+      <w:rPr>
+        <w:rFonts w:hint="default"/>
+      </w:rPr>
+    </w:lvl>
+  </w:abstractNum>
+  <w:abstractNum w:abstractNumId="8" w15:restartNumberingAfterBreak="0">
+    <w:nsid w:val="221C4997"/>
+    <w:multiLevelType w:val="multilevel"/>
+    <w:tmpl w:val="9306D596"/>
+    <w:lvl w:ilvl="0">
+      <w:start w:val="1"/>
+      <w:numFmt w:val="decimal"/>
+      <w:lvlText w:val="[%1]"/>
+      <w:lvlJc w:val="left"/>
+      <w:pPr>
+        <w:ind w:left="1170" w:hanging="360"/>
+      </w:pPr>
+      <w:rPr>
+        <w:i w:val="0"/>
+        <w:sz w:val="16"/>
+        <w:szCs w:val="16"/>
+      </w:rPr>
+    </w:lvl>
+    <w:lvl w:ilvl="1">
+      <w:start w:val="1"/>
+      <w:numFmt w:val="bullet"/>
+      <w:lvlText w:val=""/>
+      <w:lvlJc w:val="left"/>
+      <w:pPr>
+        <w:ind w:left="0" w:firstLine="0"/>
+      </w:pPr>
+    </w:lvl>
+    <w:lvl w:ilvl="2">
+      <w:start w:val="1"/>
+      <w:numFmt w:val="bullet"/>
+      <w:lvlText w:val=""/>
+      <w:lvlJc w:val="left"/>
+      <w:pPr>
+        <w:ind w:left="0" w:firstLine="0"/>
+      </w:pPr>
+    </w:lvl>
+    <w:lvl w:ilvl="3">
+      <w:start w:val="1"/>
+      <w:numFmt w:val="bullet"/>
+      <w:lvlText w:val=""/>
+      <w:lvlJc w:val="left"/>
+      <w:pPr>
+        <w:ind w:left="0" w:firstLine="0"/>
+      </w:pPr>
+    </w:lvl>
+    <w:lvl w:ilvl="4">
+      <w:start w:val="1"/>
+      <w:numFmt w:val="bullet"/>
+      <w:lvlText w:val=""/>
+      <w:lvlJc w:val="left"/>
+      <w:pPr>
+        <w:ind w:left="0" w:firstLine="0"/>
+      </w:pPr>
+    </w:lvl>
+    <w:lvl w:ilvl="5">
+      <w:start w:val="1"/>
+      <w:numFmt w:val="bullet"/>
+      <w:lvlText w:val=""/>
+      <w:lvlJc w:val="left"/>
+      <w:pPr>
+        <w:ind w:left="0" w:firstLine="0"/>
+      </w:pPr>
+    </w:lvl>
+    <w:lvl w:ilvl="6">
+      <w:start w:val="1"/>
+      <w:numFmt w:val="bullet"/>
+      <w:lvlText w:val=""/>
+      <w:lvlJc w:val="left"/>
+      <w:pPr>
+        <w:ind w:left="0" w:firstLine="0"/>
+      </w:pPr>
+    </w:lvl>
+    <w:lvl w:ilvl="7">
+      <w:start w:val="1"/>
+      <w:numFmt w:val="bullet"/>
+      <w:lvlText w:val=""/>
+      <w:lvlJc w:val="left"/>
+      <w:pPr>
+        <w:ind w:left="0" w:firstLine="0"/>
+      </w:pPr>
+    </w:lvl>
+    <w:lvl w:ilvl="8">
+      <w:start w:val="1"/>
+      <w:numFmt w:val="bullet"/>
+      <w:lvlText w:val=""/>
+      <w:lvlJc w:val="left"/>
+      <w:pPr>
+        <w:ind w:left="0" w:firstLine="0"/>
+      </w:pPr>
+    </w:lvl>
+  </w:abstractNum>
+  <w:abstractNum w:abstractNumId="9" w15:restartNumberingAfterBreak="0">
+    <w:nsid w:val="250A18A4"/>
+    <w:multiLevelType w:val="hybridMultilevel"/>
+    <w:tmpl w:val="58C63A7E"/>
+    <w:lvl w:ilvl="0" w:tplc="6FF0C70E">
+      <w:start w:val="1"/>
+      <w:numFmt w:val="decimal"/>
+      <w:lvlText w:val="%1."/>
+      <w:lvlJc w:val="left"/>
+      <w:pPr>
+        <w:ind w:left="720" w:hanging="360"/>
+      </w:pPr>
+      <w:rPr>
+        <w:rFonts w:hint="default"/>
+        <w:sz w:val="24"/>
+        <w:szCs w:val="32"/>
+      </w:rPr>
+    </w:lvl>
+    <w:lvl w:ilvl="1" w:tplc="04090019" w:tentative="1">
+      <w:start w:val="1"/>
+      <w:numFmt w:val="lowerLetter"/>
+      <w:lvlText w:val="%2."/>
+      <w:lvlJc w:val="left"/>
+      <w:pPr>
+        <w:ind w:left="1440" w:hanging="360"/>
+      </w:pPr>
+    </w:lvl>
+    <w:lvl w:ilvl="2" w:tplc="0409001B" w:tentative="1">
+      <w:start w:val="1"/>
+      <w:numFmt w:val="lowerRoman"/>
+      <w:lvlText w:val="%3."/>
+      <w:lvlJc w:val="right"/>
+      <w:pPr>
+        <w:ind w:left="2160" w:hanging="180"/>
+      </w:pPr>
+    </w:lvl>
+    <w:lvl w:ilvl="3" w:tplc="0409000F" w:tentative="1">
+      <w:start w:val="1"/>
+      <w:numFmt w:val="decimal"/>
+      <w:lvlText w:val="%4."/>
+      <w:lvlJc w:val="left"/>
+      <w:pPr>
+        <w:ind w:left="2880" w:hanging="360"/>
+      </w:pPr>
+    </w:lvl>
+    <w:lvl w:ilvl="4" w:tplc="04090019" w:tentative="1">
+      <w:start w:val="1"/>
+      <w:numFmt w:val="lowerLetter"/>
+      <w:lvlText w:val="%5."/>
+      <w:lvlJc w:val="left"/>
+      <w:pPr>
+        <w:ind w:left="3600" w:hanging="360"/>
+      </w:pPr>
+    </w:lvl>
+    <w:lvl w:ilvl="5" w:tplc="0409001B" w:tentative="1">
+      <w:start w:val="1"/>
+      <w:numFmt w:val="lowerRoman"/>
+      <w:lvlText w:val="%6."/>
+      <w:lvlJc w:val="right"/>
+      <w:pPr>
+        <w:ind w:left="4320" w:hanging="180"/>
+      </w:pPr>
+    </w:lvl>
+    <w:lvl w:ilvl="6" w:tplc="0409000F" w:tentative="1">
+      <w:start w:val="1"/>
+      <w:numFmt w:val="decimal"/>
+      <w:lvlText w:val="%7."/>
+      <w:lvlJc w:val="left"/>
+      <w:pPr>
+        <w:ind w:left="5040" w:hanging="360"/>
+      </w:pPr>
+    </w:lvl>
+    <w:lvl w:ilvl="7" w:tplc="04090019" w:tentative="1">
+      <w:start w:val="1"/>
+      <w:numFmt w:val="lowerLetter"/>
+      <w:lvlText w:val="%8."/>
+      <w:lvlJc w:val="left"/>
+      <w:pPr>
+        <w:ind w:left="5760" w:hanging="360"/>
+      </w:pPr>
+    </w:lvl>
+    <w:lvl w:ilvl="8" w:tplc="0409001B" w:tentative="1">
+      <w:start w:val="1"/>
+      <w:numFmt w:val="lowerRoman"/>
+      <w:lvlText w:val="%9."/>
+      <w:lvlJc w:val="right"/>
+      <w:pPr>
+        <w:ind w:left="6480" w:hanging="180"/>
+      </w:pPr>
+    </w:lvl>
+  </w:abstractNum>
+  <w:abstractNum w:abstractNumId="10" w15:restartNumberingAfterBreak="0">
+    <w:nsid w:val="25DF0FE7"/>
+    <w:multiLevelType w:val="multilevel"/>
+    <w:tmpl w:val="841A740C"/>
+    <w:lvl w:ilvl="0">
+      <w:start w:val="1"/>
+      <w:numFmt w:val="bullet"/>
+      <w:lvlText w:val=""/>
+      <w:lvlJc w:val="left"/>
+      <w:pPr>
+        <w:tabs>
+          <w:tab w:val="num" w:pos="720"/>
+        </w:tabs>
+        <w:ind w:left="720" w:hanging="360"/>
+      </w:pPr>
+      <w:rPr>
+        <w:rFonts w:ascii="Symbol" w:hAnsi="Symbol" w:hint="default"/>
+        <w:sz w:val="20"/>
+      </w:rPr>
+    </w:lvl>
+    <w:lvl w:ilvl="1" w:tentative="1">
+      <w:start w:val="1"/>
+      <w:numFmt w:val="bullet"/>
+      <w:lvlText w:val="o"/>
+      <w:lvlJc w:val="left"/>
+      <w:pPr>
+        <w:tabs>
+          <w:tab w:val="num" w:pos="1440"/>
+        </w:tabs>
+        <w:ind w:left="1440" w:hanging="360"/>
+      </w:pPr>
+      <w:rPr>
+        <w:rFonts w:ascii="Courier New" w:hAnsi="Courier New" w:hint="default"/>
+        <w:sz w:val="20"/>
+      </w:rPr>
+    </w:lvl>
+    <w:lvl w:ilvl="2" w:tentative="1">
+      <w:start w:val="1"/>
+      <w:numFmt w:val="bullet"/>
+      <w:lvlText w:val=""/>
+      <w:lvlJc w:val="left"/>
+      <w:pPr>
+        <w:tabs>
+          <w:tab w:val="num" w:pos="2160"/>
+        </w:tabs>
+        <w:ind w:left="2160" w:hanging="360"/>
+      </w:pPr>
+      <w:rPr>
+        <w:rFonts w:ascii="Wingdings" w:hAnsi="Wingdings" w:hint="default"/>
+        <w:sz w:val="20"/>
+      </w:rPr>
+    </w:lvl>
+    <w:lvl w:ilvl="3" w:tentative="1">
+      <w:start w:val="1"/>
+      <w:numFmt w:val="bullet"/>
+      <w:lvlText w:val=""/>
+      <w:lvlJc w:val="left"/>
+      <w:pPr>
+        <w:tabs>
+          <w:tab w:val="num" w:pos="2880"/>
+        </w:tabs>
+        <w:ind w:left="2880" w:hanging="360"/>
+      </w:pPr>
+      <w:rPr>
+        <w:rFonts w:ascii="Wingdings" w:hAnsi="Wingdings" w:hint="default"/>
+        <w:sz w:val="20"/>
+      </w:rPr>
+    </w:lvl>
+    <w:lvl w:ilvl="4" w:tentative="1">
+      <w:start w:val="1"/>
+      <w:numFmt w:val="bullet"/>
+      <w:lvlText w:val=""/>
+      <w:lvlJc w:val="left"/>
+      <w:pPr>
+        <w:tabs>
+          <w:tab w:val="num" w:pos="3600"/>
+        </w:tabs>
+        <w:ind w:left="3600" w:hanging="360"/>
+      </w:pPr>
+      <w:rPr>
+        <w:rFonts w:ascii="Wingdings" w:hAnsi="Wingdings" w:hint="default"/>
+        <w:sz w:val="20"/>
+      </w:rPr>
+    </w:lvl>
+    <w:lvl w:ilvl="5" w:tentative="1">
+      <w:start w:val="1"/>
+      <w:numFmt w:val="bullet"/>
+      <w:lvlText w:val=""/>
+      <w:lvlJc w:val="left"/>
+      <w:pPr>
+        <w:tabs>
+          <w:tab w:val="num" w:pos="4320"/>
+        </w:tabs>
+        <w:ind w:left="4320" w:hanging="360"/>
+      </w:pPr>
+      <w:rPr>
+        <w:rFonts w:ascii="Wingdings" w:hAnsi="Wingdings" w:hint="default"/>
+        <w:sz w:val="20"/>
+      </w:rPr>
+    </w:lvl>
+    <w:lvl w:ilvl="6" w:tentative="1">
+      <w:start w:val="1"/>
+      <w:numFmt w:val="bullet"/>
+      <w:lvlText w:val=""/>
+      <w:lvlJc w:val="left"/>
+      <w:pPr>
+        <w:tabs>
+          <w:tab w:val="num" w:pos="5040"/>
+        </w:tabs>
+        <w:ind w:left="5040" w:hanging="360"/>
+      </w:pPr>
+      <w:rPr>
+        <w:rFonts w:ascii="Wingdings" w:hAnsi="Wingdings" w:hint="default"/>
+        <w:sz w:val="20"/>
+      </w:rPr>
+    </w:lvl>
+    <w:lvl w:ilvl="7" w:tentative="1">
+      <w:start w:val="1"/>
+      <w:numFmt w:val="bullet"/>
+      <w:lvlText w:val=""/>
+      <w:lvlJc w:val="left"/>
+      <w:pPr>
+        <w:tabs>
+          <w:tab w:val="num" w:pos="5760"/>
+        </w:tabs>
+        <w:ind w:left="5760" w:hanging="360"/>
+      </w:pPr>
+      <w:rPr>
+        <w:rFonts w:ascii="Wingdings" w:hAnsi="Wingdings" w:hint="default"/>
+        <w:sz w:val="20"/>
+      </w:rPr>
+    </w:lvl>
+    <w:lvl w:ilvl="8" w:tentative="1">
+      <w:start w:val="1"/>
+      <w:numFmt w:val="bullet"/>
+      <w:lvlText w:val=""/>
+      <w:lvlJc w:val="left"/>
+      <w:pPr>
+        <w:tabs>
+          <w:tab w:val="num" w:pos="6480"/>
+        </w:tabs>
+        <w:ind w:left="6480" w:hanging="360"/>
+      </w:pPr>
+      <w:rPr>
+        <w:rFonts w:ascii="Wingdings" w:hAnsi="Wingdings" w:hint="default"/>
+        <w:sz w:val="20"/>
+      </w:rPr>
+    </w:lvl>
+  </w:abstractNum>
+  <w:abstractNum w:abstractNumId="11" w15:restartNumberingAfterBreak="0">
+    <w:nsid w:val="298C0907"/>
+    <w:multiLevelType w:val="hybridMultilevel"/>
+    <w:tmpl w:val="53C41F48"/>
+    <w:lvl w:ilvl="0" w:tplc="2AD0B856">
+      <w:start w:val="1"/>
+      <w:numFmt w:val="decimal"/>
+      <w:lvlText w:val="[%1]"/>
+      <w:lvlJc w:val="left"/>
+      <w:pPr>
+        <w:ind w:left="720" w:hanging="360"/>
+      </w:pPr>
+      <w:rPr>
+        <w:rFonts w:hint="default"/>
+      </w:rPr>
+    </w:lvl>
+    <w:lvl w:ilvl="1" w:tplc="042A0019" w:tentative="1">
+      <w:start w:val="1"/>
+      <w:numFmt w:val="lowerLetter"/>
+      <w:lvlText w:val="%2."/>
+      <w:lvlJc w:val="left"/>
+      <w:pPr>
+        <w:ind w:left="1440" w:hanging="360"/>
+      </w:pPr>
+    </w:lvl>
+    <w:lvl w:ilvl="2" w:tplc="042A001B" w:tentative="1">
+      <w:start w:val="1"/>
+      <w:numFmt w:val="lowerRoman"/>
+      <w:lvlText w:val="%3."/>
+      <w:lvlJc w:val="right"/>
+      <w:pPr>
+        <w:ind w:left="2160" w:hanging="180"/>
+      </w:pPr>
+    </w:lvl>
+    <w:lvl w:ilvl="3" w:tplc="042A000F" w:tentative="1">
+      <w:start w:val="1"/>
+      <w:numFmt w:val="decimal"/>
+      <w:lvlText w:val="%4."/>
+      <w:lvlJc w:val="left"/>
+      <w:pPr>
+        <w:ind w:left="2880" w:hanging="360"/>
+      </w:pPr>
+    </w:lvl>
+    <w:lvl w:ilvl="4" w:tplc="042A0019" w:tentative="1">
+      <w:start w:val="1"/>
+      <w:numFmt w:val="lowerLetter"/>
+      <w:lvlText w:val="%5."/>
+      <w:lvlJc w:val="left"/>
+      <w:pPr>
+        <w:ind w:left="3600" w:hanging="360"/>
+      </w:pPr>
+    </w:lvl>
+    <w:lvl w:ilvl="5" w:tplc="042A001B" w:tentative="1">
+      <w:start w:val="1"/>
+      <w:numFmt w:val="lowerRoman"/>
+      <w:lvlText w:val="%6."/>
+      <w:lvlJc w:val="right"/>
+      <w:pPr>
+        <w:ind w:left="4320" w:hanging="180"/>
+      </w:pPr>
+    </w:lvl>
+    <w:lvl w:ilvl="6" w:tplc="042A000F" w:tentative="1">
+      <w:start w:val="1"/>
+      <w:numFmt w:val="decimal"/>
+      <w:lvlText w:val="%7."/>
+      <w:lvlJc w:val="left"/>
+      <w:pPr>
+        <w:ind w:left="5040" w:hanging="360"/>
+      </w:pPr>
+    </w:lvl>
+    <w:lvl w:ilvl="7" w:tplc="042A0019" w:tentative="1">
+      <w:start w:val="1"/>
+      <w:numFmt w:val="lowerLetter"/>
+      <w:lvlText w:val="%8."/>
+      <w:lvlJc w:val="left"/>
+      <w:pPr>
+        <w:ind w:left="5760" w:hanging="360"/>
+      </w:pPr>
+    </w:lvl>
+    <w:lvl w:ilvl="8" w:tplc="042A001B" w:tentative="1">
+      <w:start w:val="1"/>
+      <w:numFmt w:val="lowerRoman"/>
+      <w:lvlText w:val="%9."/>
+      <w:lvlJc w:val="right"/>
+      <w:pPr>
+        <w:ind w:left="6480" w:hanging="180"/>
+      </w:pPr>
+    </w:lvl>
+  </w:abstractNum>
+  <w:abstractNum w:abstractNumId="12" w15:restartNumberingAfterBreak="0">
+    <w:nsid w:val="2F727373"/>
+    <w:multiLevelType w:val="hybridMultilevel"/>
+    <w:tmpl w:val="AF0A9C2E"/>
+    <w:lvl w:ilvl="0" w:tplc="0409000F">
+      <w:start w:val="5"/>
+      <w:numFmt w:val="decimal"/>
+      <w:lvlText w:val="%1."/>
+      <w:lvlJc w:val="left"/>
+      <w:pPr>
+        <w:ind w:left="720" w:hanging="360"/>
+      </w:pPr>
+      <w:rPr>
+        <w:rFonts w:hint="default"/>
+      </w:rPr>
+    </w:lvl>
+    <w:lvl w:ilvl="1" w:tplc="04090019" w:tentative="1">
+      <w:start w:val="1"/>
+      <w:numFmt w:val="lowerLetter"/>
+      <w:lvlText w:val="%2."/>
+      <w:lvlJc w:val="left"/>
+      <w:pPr>
+        <w:ind w:left="1440" w:hanging="360"/>
+      </w:pPr>
+    </w:lvl>
+    <w:lvl w:ilvl="2" w:tplc="0409001B" w:tentative="1">
+      <w:start w:val="1"/>
+      <w:numFmt w:val="lowerRoman"/>
+      <w:lvlText w:val="%3."/>
+      <w:lvlJc w:val="right"/>
+      <w:pPr>
+        <w:ind w:left="2160" w:hanging="180"/>
+      </w:pPr>
+    </w:lvl>
+    <w:lvl w:ilvl="3" w:tplc="0409000F" w:tentative="1">
+      <w:start w:val="1"/>
+      <w:numFmt w:val="decimal"/>
+      <w:lvlText w:val="%4."/>
+      <w:lvlJc w:val="left"/>
+      <w:pPr>
+        <w:ind w:left="2880" w:hanging="360"/>
+      </w:pPr>
+    </w:lvl>
+    <w:lvl w:ilvl="4" w:tplc="04090019" w:tentative="1">
+      <w:start w:val="1"/>
+      <w:numFmt w:val="lowerLetter"/>
+      <w:lvlText w:val="%5."/>
+      <w:lvlJc w:val="left"/>
+      <w:pPr>
+        <w:ind w:left="3600" w:hanging="360"/>
+      </w:pPr>
+    </w:lvl>
+    <w:lvl w:ilvl="5" w:tplc="0409001B" w:tentative="1">
+      <w:start w:val="1"/>
+      <w:numFmt w:val="lowerRoman"/>
+      <w:lvlText w:val="%6."/>
+      <w:lvlJc w:val="right"/>
+      <w:pPr>
+        <w:ind w:left="4320" w:hanging="180"/>
+      </w:pPr>
+    </w:lvl>
+    <w:lvl w:ilvl="6" w:tplc="0409000F" w:tentative="1">
+      <w:start w:val="1"/>
+      <w:numFmt w:val="decimal"/>
+      <w:lvlText w:val="%7."/>
+      <w:lvlJc w:val="left"/>
+      <w:pPr>
+        <w:ind w:left="5040" w:hanging="360"/>
+      </w:pPr>
+    </w:lvl>
+    <w:lvl w:ilvl="7" w:tplc="04090019" w:tentative="1">
+      <w:start w:val="1"/>
+      <w:numFmt w:val="lowerLetter"/>
+      <w:lvlText w:val="%8."/>
+      <w:lvlJc w:val="left"/>
+      <w:pPr>
+        <w:ind w:left="5760" w:hanging="360"/>
+      </w:pPr>
+    </w:lvl>
+    <w:lvl w:ilvl="8" w:tplc="0409001B" w:tentative="1">
+      <w:start w:val="1"/>
+      <w:numFmt w:val="lowerRoman"/>
+      <w:lvlText w:val="%9."/>
+      <w:lvlJc w:val="right"/>
+      <w:pPr>
+        <w:ind w:left="6480" w:hanging="180"/>
+      </w:pPr>
+    </w:lvl>
+  </w:abstractNum>
+  <w:abstractNum w:abstractNumId="13" w15:restartNumberingAfterBreak="0">
+    <w:nsid w:val="2FB85967"/>
+    <w:multiLevelType w:val="hybridMultilevel"/>
+    <w:tmpl w:val="4A2E4CCA"/>
+    <w:lvl w:ilvl="0" w:tplc="0409000D">
+      <w:start w:val="1"/>
+      <w:numFmt w:val="bullet"/>
+      <w:lvlText w:val=""/>
+      <w:lvlJc w:val="left"/>
+      <w:pPr>
+        <w:ind w:left="1080" w:hanging="360"/>
+      </w:pPr>
+      <w:rPr>
+        <w:rFonts w:ascii="Wingdings" w:hAnsi="Wingdings" w:hint="default"/>
+      </w:rPr>
+    </w:lvl>
+    <w:lvl w:ilvl="1" w:tplc="FFFFFFFF" w:tentative="1">
+      <w:start w:val="1"/>
+      <w:numFmt w:val="bullet"/>
+      <w:lvlText w:val="o"/>
+      <w:lvlJc w:val="left"/>
+      <w:pPr>
+        <w:ind w:left="1800" w:hanging="360"/>
+      </w:pPr>
+      <w:rPr>
+        <w:rFonts w:ascii="Courier New" w:hAnsi="Courier New" w:cs="Courier New" w:hint="default"/>
+      </w:rPr>
+    </w:lvl>
+    <w:lvl w:ilvl="2" w:tplc="FFFFFFFF" w:tentative="1">
+      <w:start w:val="1"/>
+      <w:numFmt w:val="bullet"/>
+      <w:lvlText w:val=""/>
+      <w:lvlJc w:val="left"/>
+      <w:pPr>
+        <w:ind w:left="2520" w:hanging="360"/>
+      </w:pPr>
+      <w:rPr>
+        <w:rFonts w:ascii="Wingdings" w:hAnsi="Wingdings" w:hint="default"/>
+      </w:rPr>
+    </w:lvl>
+    <w:lvl w:ilvl="3" w:tplc="FFFFFFFF" w:tentative="1">
+      <w:start w:val="1"/>
+      <w:numFmt w:val="bullet"/>
+      <w:lvlText w:val=""/>
+      <w:lvlJc w:val="left"/>
+      <w:pPr>
+        <w:ind w:left="3240" w:hanging="360"/>
+      </w:pPr>
+      <w:rPr>
+        <w:rFonts w:ascii="Symbol" w:hAnsi="Symbol" w:hint="default"/>
+      </w:rPr>
+    </w:lvl>
+    <w:lvl w:ilvl="4" w:tplc="FFFFFFFF" w:tentative="1">
+      <w:start w:val="1"/>
+      <w:numFmt w:val="bullet"/>
+      <w:lvlText w:val="o"/>
+      <w:lvlJc w:val="left"/>
+      <w:pPr>
+        <w:ind w:left="3960" w:hanging="360"/>
+      </w:pPr>
+      <w:rPr>
+        <w:rFonts w:ascii="Courier New" w:hAnsi="Courier New" w:cs="Courier New" w:hint="default"/>
+      </w:rPr>
+    </w:lvl>
+    <w:lvl w:ilvl="5" w:tplc="FFFFFFFF" w:tentative="1">
+      <w:start w:val="1"/>
+      <w:numFmt w:val="bullet"/>
+      <w:lvlText w:val=""/>
+      <w:lvlJc w:val="left"/>
+      <w:pPr>
+        <w:ind w:left="4680" w:hanging="360"/>
+      </w:pPr>
+      <w:rPr>
+        <w:rFonts w:ascii="Wingdings" w:hAnsi="Wingdings" w:hint="default"/>
+      </w:rPr>
+    </w:lvl>
+    <w:lvl w:ilvl="6" w:tplc="FFFFFFFF" w:tentative="1">
+      <w:start w:val="1"/>
+      <w:numFmt w:val="bullet"/>
+      <w:lvlText w:val=""/>
+      <w:lvlJc w:val="left"/>
+      <w:pPr>
+        <w:ind w:left="5400" w:hanging="360"/>
+      </w:pPr>
+      <w:rPr>
+        <w:rFonts w:ascii="Symbol" w:hAnsi="Symbol" w:hint="default"/>
+      </w:rPr>
+    </w:lvl>
+    <w:lvl w:ilvl="7" w:tplc="FFFFFFFF" w:tentative="1">
+      <w:start w:val="1"/>
+      <w:numFmt w:val="bullet"/>
+      <w:lvlText w:val="o"/>
+      <w:lvlJc w:val="left"/>
+      <w:pPr>
+        <w:ind w:left="6120" w:hanging="360"/>
+      </w:pPr>
+      <w:rPr>
+        <w:rFonts w:ascii="Courier New" w:hAnsi="Courier New" w:cs="Courier New" w:hint="default"/>
+      </w:rPr>
+    </w:lvl>
+    <w:lvl w:ilvl="8" w:tplc="FFFFFFFF" w:tentative="1">
+      <w:start w:val="1"/>
+      <w:numFmt w:val="bullet"/>
+      <w:lvlText w:val=""/>
+      <w:lvlJc w:val="left"/>
+      <w:pPr>
+        <w:ind w:left="6840" w:hanging="360"/>
+      </w:pPr>
+      <w:rPr>
+        <w:rFonts w:ascii="Wingdings" w:hAnsi="Wingdings" w:hint="default"/>
+      </w:rPr>
+    </w:lvl>
+  </w:abstractNum>
+  <w:abstractNum w:abstractNumId="14" w15:restartNumberingAfterBreak="0">
+    <w:nsid w:val="309200DC"/>
+    <w:multiLevelType w:val="multilevel"/>
+    <w:tmpl w:val="45C05BE2"/>
+    <w:lvl w:ilvl="0">
+      <w:start w:val="1"/>
+      <w:numFmt w:val="bullet"/>
+      <w:lvlText w:val=""/>
+      <w:lvlJc w:val="left"/>
+      <w:pPr>
+        <w:tabs>
+          <w:tab w:val="num" w:pos="720"/>
+        </w:tabs>
+        <w:ind w:left="720" w:hanging="360"/>
+      </w:pPr>
+      <w:rPr>
+        <w:rFonts w:ascii="Symbol" w:hAnsi="Symbol" w:hint="default"/>
+        <w:sz w:val="20"/>
+      </w:rPr>
+    </w:lvl>
+    <w:lvl w:ilvl="1" w:tentative="1">
+      <w:start w:val="1"/>
+      <w:numFmt w:val="bullet"/>
+      <w:lvlText w:val="o"/>
+      <w:lvlJc w:val="left"/>
+      <w:pPr>
+        <w:tabs>
+          <w:tab w:val="num" w:pos="1440"/>
+        </w:tabs>
+        <w:ind w:left="1440" w:hanging="360"/>
+      </w:pPr>
+      <w:rPr>
+        <w:rFonts w:ascii="Courier New" w:hAnsi="Courier New" w:hint="default"/>
+        <w:sz w:val="20"/>
+      </w:rPr>
+    </w:lvl>
+    <w:lvl w:ilvl="2" w:tentative="1">
+      <w:start w:val="1"/>
+      <w:numFmt w:val="bullet"/>
+      <w:lvlText w:val=""/>
+      <w:lvlJc w:val="left"/>
+      <w:pPr>
+        <w:tabs>
+          <w:tab w:val="num" w:pos="2160"/>
+        </w:tabs>
+        <w:ind w:left="2160" w:hanging="360"/>
+      </w:pPr>
+      <w:rPr>
+        <w:rFonts w:ascii="Wingdings" w:hAnsi="Wingdings" w:hint="default"/>
+        <w:sz w:val="20"/>
+      </w:rPr>
+    </w:lvl>
+    <w:lvl w:ilvl="3" w:tentative="1">
+      <w:start w:val="1"/>
+      <w:numFmt w:val="bullet"/>
+      <w:lvlText w:val=""/>
+      <w:lvlJc w:val="left"/>
+      <w:pPr>
+        <w:tabs>
+          <w:tab w:val="num" w:pos="2880"/>
+        </w:tabs>
+        <w:ind w:left="2880" w:hanging="360"/>
+      </w:pPr>
+      <w:rPr>
+        <w:rFonts w:ascii="Wingdings" w:hAnsi="Wingdings" w:hint="default"/>
+        <w:sz w:val="20"/>
+      </w:rPr>
+    </w:lvl>
+    <w:lvl w:ilvl="4" w:tentative="1">
+      <w:start w:val="1"/>
+      <w:numFmt w:val="bullet"/>
+      <w:lvlText w:val=""/>
+      <w:lvlJc w:val="left"/>
+      <w:pPr>
+        <w:tabs>
+          <w:tab w:val="num" w:pos="3600"/>
+        </w:tabs>
+        <w:ind w:left="3600" w:hanging="360"/>
+      </w:pPr>
+      <w:rPr>
+        <w:rFonts w:ascii="Wingdings" w:hAnsi="Wingdings" w:hint="default"/>
+        <w:sz w:val="20"/>
+      </w:rPr>
+    </w:lvl>
+    <w:lvl w:ilvl="5" w:tentative="1">
+      <w:start w:val="1"/>
+      <w:numFmt w:val="bullet"/>
+      <w:lvlText w:val=""/>
+      <w:lvlJc w:val="left"/>
+      <w:pPr>
+        <w:tabs>
+          <w:tab w:val="num" w:pos="4320"/>
+        </w:tabs>
+        <w:ind w:left="4320" w:hanging="360"/>
+      </w:pPr>
+      <w:rPr>
+        <w:rFonts w:ascii="Wingdings" w:hAnsi="Wingdings" w:hint="default"/>
+        <w:sz w:val="20"/>
+      </w:rPr>
+    </w:lvl>
+    <w:lvl w:ilvl="6" w:tentative="1">
+      <w:start w:val="1"/>
+      <w:numFmt w:val="bullet"/>
+      <w:lvlText w:val=""/>
+      <w:lvlJc w:val="left"/>
+      <w:pPr>
+        <w:tabs>
+          <w:tab w:val="num" w:pos="5040"/>
+        </w:tabs>
+        <w:ind w:left="5040" w:hanging="360"/>
+      </w:pPr>
+      <w:rPr>
+        <w:rFonts w:ascii="Wingdings" w:hAnsi="Wingdings" w:hint="default"/>
+        <w:sz w:val="20"/>
+      </w:rPr>
+    </w:lvl>
+    <w:lvl w:ilvl="7" w:tentative="1">
+      <w:start w:val="1"/>
+      <w:numFmt w:val="bullet"/>
+      <w:lvlText w:val=""/>
+      <w:lvlJc w:val="left"/>
+      <w:pPr>
+        <w:tabs>
+          <w:tab w:val="num" w:pos="5760"/>
+        </w:tabs>
+        <w:ind w:left="5760" w:hanging="360"/>
+      </w:pPr>
+      <w:rPr>
+        <w:rFonts w:ascii="Wingdings" w:hAnsi="Wingdings" w:hint="default"/>
+        <w:sz w:val="20"/>
+      </w:rPr>
+    </w:lvl>
+    <w:lvl w:ilvl="8" w:tentative="1">
+      <w:start w:val="1"/>
+      <w:numFmt w:val="bullet"/>
+      <w:lvlText w:val=""/>
+      <w:lvlJc w:val="left"/>
+      <w:pPr>
+        <w:tabs>
+          <w:tab w:val="num" w:pos="6480"/>
+        </w:tabs>
+        <w:ind w:left="6480" w:hanging="360"/>
+      </w:pPr>
+      <w:rPr>
+        <w:rFonts w:ascii="Wingdings" w:hAnsi="Wingdings" w:hint="default"/>
+        <w:sz w:val="20"/>
+      </w:rPr>
+    </w:lvl>
+  </w:abstractNum>
+  <w:abstractNum w:abstractNumId="15" w15:restartNumberingAfterBreak="0">
+    <w:nsid w:val="356469F6"/>
+    <w:multiLevelType w:val="multilevel"/>
+    <w:tmpl w:val="98B6F14A"/>
+    <w:lvl w:ilvl="0">
+      <w:start w:val="1"/>
+      <w:numFmt w:val="bullet"/>
+      <w:lvlText w:val=""/>
+      <w:lvlJc w:val="left"/>
+      <w:pPr>
+        <w:tabs>
+          <w:tab w:val="num" w:pos="720"/>
+        </w:tabs>
+        <w:ind w:left="720" w:hanging="360"/>
+      </w:pPr>
+      <w:rPr>
+        <w:rFonts w:ascii="Symbol" w:hAnsi="Symbol" w:hint="default"/>
+        <w:sz w:val="20"/>
+      </w:rPr>
+    </w:lvl>
+    <w:lvl w:ilvl="1" w:tentative="1">
+      <w:start w:val="1"/>
+      <w:numFmt w:val="bullet"/>
+      <w:lvlText w:val="o"/>
+      <w:lvlJc w:val="left"/>
+      <w:pPr>
+        <w:tabs>
+          <w:tab w:val="num" w:pos="1440"/>
+        </w:tabs>
+        <w:ind w:left="1440" w:hanging="360"/>
+      </w:pPr>
+      <w:rPr>
+        <w:rFonts w:ascii="Courier New" w:hAnsi="Courier New" w:hint="default"/>
+        <w:sz w:val="20"/>
+      </w:rPr>
+    </w:lvl>
+    <w:lvl w:ilvl="2" w:tentative="1">
+      <w:start w:val="1"/>
+      <w:numFmt w:val="bullet"/>
+      <w:lvlText w:val=""/>
+      <w:lvlJc w:val="left"/>
+      <w:pPr>
+        <w:tabs>
+          <w:tab w:val="num" w:pos="2160"/>
+        </w:tabs>
+        <w:ind w:left="2160" w:hanging="360"/>
+      </w:pPr>
+      <w:rPr>
+        <w:rFonts w:ascii="Wingdings" w:hAnsi="Wingdings" w:hint="default"/>
+        <w:sz w:val="20"/>
+      </w:rPr>
+    </w:lvl>
+    <w:lvl w:ilvl="3" w:tentative="1">
+      <w:start w:val="1"/>
+      <w:numFmt w:val="bullet"/>
+      <w:lvlText w:val=""/>
+      <w:lvlJc w:val="left"/>
+      <w:pPr>
+        <w:tabs>
+          <w:tab w:val="num" w:pos="2880"/>
+        </w:tabs>
+        <w:ind w:left="2880" w:hanging="360"/>
+      </w:pPr>
+      <w:rPr>
+        <w:rFonts w:ascii="Wingdings" w:hAnsi="Wingdings" w:hint="default"/>
+        <w:sz w:val="20"/>
+      </w:rPr>
+    </w:lvl>
+    <w:lvl w:ilvl="4" w:tentative="1">
+      <w:start w:val="1"/>
+      <w:numFmt w:val="bullet"/>
+      <w:lvlText w:val=""/>
+      <w:lvlJc w:val="left"/>
+      <w:pPr>
+        <w:tabs>
+          <w:tab w:val="num" w:pos="3600"/>
+        </w:tabs>
+        <w:ind w:left="3600" w:hanging="360"/>
+      </w:pPr>
+      <w:rPr>
+        <w:rFonts w:ascii="Wingdings" w:hAnsi="Wingdings" w:hint="default"/>
+        <w:sz w:val="20"/>
+      </w:rPr>
+    </w:lvl>
+    <w:lvl w:ilvl="5" w:tentative="1">
+      <w:start w:val="1"/>
+      <w:numFmt w:val="bullet"/>
+      <w:lvlText w:val=""/>
+      <w:lvlJc w:val="left"/>
+      <w:pPr>
+        <w:tabs>
+          <w:tab w:val="num" w:pos="4320"/>
+        </w:tabs>
+        <w:ind w:left="4320" w:hanging="360"/>
+      </w:pPr>
+      <w:rPr>
+        <w:rFonts w:ascii="Wingdings" w:hAnsi="Wingdings" w:hint="default"/>
+        <w:sz w:val="20"/>
+      </w:rPr>
+    </w:lvl>
+    <w:lvl w:ilvl="6" w:tentative="1">
+      <w:start w:val="1"/>
+      <w:numFmt w:val="bullet"/>
+      <w:lvlText w:val=""/>
+      <w:lvlJc w:val="left"/>
+      <w:pPr>
+        <w:tabs>
+          <w:tab w:val="num" w:pos="5040"/>
+        </w:tabs>
+        <w:ind w:left="5040" w:hanging="360"/>
+      </w:pPr>
+      <w:rPr>
+        <w:rFonts w:ascii="Wingdings" w:hAnsi="Wingdings" w:hint="default"/>
+        <w:sz w:val="20"/>
+      </w:rPr>
+    </w:lvl>
+    <w:lvl w:ilvl="7" w:tentative="1">
+      <w:start w:val="1"/>
+      <w:numFmt w:val="bullet"/>
+      <w:lvlText w:val=""/>
+      <w:lvlJc w:val="left"/>
+      <w:pPr>
+        <w:tabs>
+          <w:tab w:val="num" w:pos="5760"/>
+        </w:tabs>
+        <w:ind w:left="5760" w:hanging="360"/>
+      </w:pPr>
+      <w:rPr>
+        <w:rFonts w:ascii="Wingdings" w:hAnsi="Wingdings" w:hint="default"/>
+        <w:sz w:val="20"/>
+      </w:rPr>
+    </w:lvl>
+    <w:lvl w:ilvl="8" w:tentative="1">
+      <w:start w:val="1"/>
+      <w:numFmt w:val="bullet"/>
+      <w:lvlText w:val=""/>
+      <w:lvlJc w:val="left"/>
+      <w:pPr>
+        <w:tabs>
+          <w:tab w:val="num" w:pos="6480"/>
+        </w:tabs>
+        <w:ind w:left="6480" w:hanging="360"/>
+      </w:pPr>
+      <w:rPr>
+        <w:rFonts w:ascii="Wingdings" w:hAnsi="Wingdings" w:hint="default"/>
+        <w:sz w:val="20"/>
+      </w:rPr>
+    </w:lvl>
+  </w:abstractNum>
+  <w:abstractNum w:abstractNumId="16" w15:restartNumberingAfterBreak="0">
+    <w:nsid w:val="3611742C"/>
+    <w:multiLevelType w:val="multilevel"/>
+    <w:tmpl w:val="D5FC9C8C"/>
+    <w:lvl w:ilvl="0">
+      <w:start w:val="1"/>
+      <w:numFmt w:val="decimal"/>
+      <w:lvlText w:val="%1."/>
+      <w:lvlJc w:val="left"/>
+      <w:pPr>
+        <w:ind w:left="283" w:hanging="283"/>
+      </w:pPr>
+      <w:rPr>
+        <w:rFonts w:ascii="Times New Roman" w:eastAsia="Times New Roman" w:hAnsi="Times New Roman" w:cs="Times New Roman" w:hint="default"/>
+        <w:b/>
+        <w:i w:val="0"/>
+        <w:color w:val="8EAADB"/>
+        <w:sz w:val="20"/>
+        <w:szCs w:val="20"/>
+      </w:rPr>
+    </w:lvl>
+    <w:lvl w:ilvl="1">
+      <w:start w:val="1"/>
+      <w:numFmt w:val="decimal"/>
+      <w:lvlText w:val="%1.%2"/>
+      <w:lvlJc w:val="left"/>
+      <w:pPr>
+        <w:ind w:left="520" w:hanging="302"/>
+      </w:pPr>
+      <w:rPr>
+        <w:rFonts w:ascii="Times New Roman" w:eastAsia="Times New Roman" w:hAnsi="Times New Roman" w:cs="Times New Roman" w:hint="default"/>
+        <w:b/>
+        <w:i w:val="0"/>
+        <w:color w:val="8496B0"/>
+        <w:sz w:val="20"/>
+        <w:szCs w:val="20"/>
+      </w:rPr>
+    </w:lvl>
+    <w:lvl w:ilvl="2">
+      <w:numFmt w:val="decimal"/>
+      <w:lvlText w:val="%1.%2.%3"/>
+      <w:lvlJc w:val="left"/>
+      <w:pPr>
+        <w:ind w:left="455" w:hanging="302"/>
+      </w:pPr>
+      <w:rPr>
+        <w:rFonts w:hint="default"/>
+      </w:rPr>
+    </w:lvl>
+    <w:lvl w:ilvl="3">
+      <w:numFmt w:val="bullet"/>
+      <w:lvlText w:val="•"/>
+      <w:lvlJc w:val="left"/>
+      <w:pPr>
+        <w:ind w:left="391" w:hanging="302"/>
+      </w:pPr>
+      <w:rPr>
+        <w:rFonts w:hint="default"/>
+      </w:rPr>
+    </w:lvl>
+    <w:lvl w:ilvl="4">
+      <w:numFmt w:val="bullet"/>
+      <w:lvlText w:val="•"/>
+      <w:lvlJc w:val="left"/>
+      <w:pPr>
+        <w:ind w:left="326" w:hanging="302"/>
+      </w:pPr>
+      <w:rPr>
+        <w:rFonts w:hint="default"/>
+      </w:rPr>
+    </w:lvl>
+    <w:lvl w:ilvl="5">
+      <w:numFmt w:val="bullet"/>
+      <w:lvlText w:val="•"/>
+      <w:lvlJc w:val="left"/>
+      <w:pPr>
+        <w:ind w:left="262" w:hanging="302"/>
+      </w:pPr>
+      <w:rPr>
+        <w:rFonts w:hint="default"/>
+      </w:rPr>
+    </w:lvl>
+    <w:lvl w:ilvl="6">
+      <w:numFmt w:val="bullet"/>
+      <w:lvlText w:val="•"/>
+      <w:lvlJc w:val="left"/>
+      <w:pPr>
+        <w:ind w:left="197" w:hanging="302"/>
+      </w:pPr>
+      <w:rPr>
+        <w:rFonts w:hint="default"/>
+      </w:rPr>
+    </w:lvl>
+    <w:lvl w:ilvl="7">
+      <w:numFmt w:val="bullet"/>
+      <w:lvlText w:val="•"/>
+      <w:lvlJc w:val="left"/>
+      <w:pPr>
+        <w:ind w:left="133" w:hanging="302"/>
+      </w:pPr>
+      <w:rPr>
+        <w:rFonts w:hint="default"/>
+      </w:rPr>
+    </w:lvl>
+    <w:lvl w:ilvl="8">
+      <w:numFmt w:val="bullet"/>
+      <w:lvlText w:val="•"/>
+      <w:lvlJc w:val="left"/>
+      <w:pPr>
+        <w:ind w:left="68" w:hanging="302"/>
+      </w:pPr>
+      <w:rPr>
+        <w:rFonts w:hint="default"/>
+      </w:rPr>
+    </w:lvl>
+  </w:abstractNum>
+  <w:abstractNum w:abstractNumId="17" w15:restartNumberingAfterBreak="0">
+    <w:nsid w:val="4479182B"/>
+    <w:multiLevelType w:val="multilevel"/>
+    <w:tmpl w:val="AD62111A"/>
+    <w:lvl w:ilvl="0">
+      <w:start w:val="3"/>
+      <w:numFmt w:val="decimal"/>
+      <w:lvlText w:val="%1"/>
+      <w:lvlJc w:val="left"/>
+      <w:pPr>
+        <w:ind w:left="360" w:hanging="360"/>
+      </w:pPr>
+      <w:rPr>
+        <w:rFonts w:hint="default"/>
+      </w:rPr>
+    </w:lvl>
+    <w:lvl w:ilvl="1">
+      <w:start w:val="2"/>
+      <w:numFmt w:val="decimal"/>
+      <w:lvlText w:val="%1.%2"/>
+      <w:lvlJc w:val="left"/>
+      <w:pPr>
+        <w:ind w:left="578" w:hanging="360"/>
+      </w:pPr>
+      <w:rPr>
+        <w:rFonts w:hint="default"/>
+      </w:rPr>
+    </w:lvl>
+    <w:lvl w:ilvl="2">
+      <w:start w:val="1"/>
+      <w:numFmt w:val="decimal"/>
+      <w:lvlText w:val="%1.%2.%3"/>
+      <w:lvlJc w:val="left"/>
+      <w:pPr>
+        <w:ind w:left="1156" w:hanging="720"/>
+      </w:pPr>
+      <w:rPr>
+        <w:rFonts w:hint="default"/>
+      </w:rPr>
+    </w:lvl>
+    <w:lvl w:ilvl="3">
+      <w:start w:val="1"/>
+      <w:numFmt w:val="decimal"/>
+      <w:lvlText w:val="%1.%2.%3.%4"/>
+      <w:lvlJc w:val="left"/>
+      <w:pPr>
+        <w:ind w:left="1374" w:hanging="720"/>
+      </w:pPr>
+      <w:rPr>
+        <w:rFonts w:hint="default"/>
+      </w:rPr>
+    </w:lvl>
+    <w:lvl w:ilvl="4">
+      <w:start w:val="1"/>
+      <w:numFmt w:val="decimal"/>
+      <w:lvlText w:val="%1.%2.%3.%4.%5"/>
+      <w:lvlJc w:val="left"/>
+      <w:pPr>
+        <w:ind w:left="1952" w:hanging="1080"/>
+      </w:pPr>
+      <w:rPr>
+        <w:rFonts w:hint="default"/>
+      </w:rPr>
+    </w:lvl>
+    <w:lvl w:ilvl="5">
+      <w:start w:val="1"/>
+      <w:numFmt w:val="decimal"/>
+      <w:lvlText w:val="%1.%2.%3.%4.%5.%6"/>
+      <w:lvlJc w:val="left"/>
+      <w:pPr>
+        <w:ind w:left="2170" w:hanging="1080"/>
+      </w:pPr>
+      <w:rPr>
+        <w:rFonts w:hint="default"/>
+      </w:rPr>
+    </w:lvl>
+    <w:lvl w:ilvl="6">
+      <w:start w:val="1"/>
+      <w:numFmt w:val="decimal"/>
+      <w:lvlText w:val="%1.%2.%3.%4.%5.%6.%7"/>
+      <w:lvlJc w:val="left"/>
+      <w:pPr>
+        <w:ind w:left="2748" w:hanging="1440"/>
+      </w:pPr>
+      <w:rPr>
+        <w:rFonts w:hint="default"/>
+      </w:rPr>
+    </w:lvl>
+    <w:lvl w:ilvl="7">
+      <w:start w:val="1"/>
+      <w:numFmt w:val="decimal"/>
+      <w:lvlText w:val="%1.%2.%3.%4.%5.%6.%7.%8"/>
+      <w:lvlJc w:val="left"/>
+      <w:pPr>
+        <w:ind w:left="2966" w:hanging="1440"/>
+      </w:pPr>
+      <w:rPr>
+        <w:rFonts w:hint="default"/>
+      </w:rPr>
+    </w:lvl>
+    <w:lvl w:ilvl="8">
+      <w:start w:val="1"/>
+      <w:numFmt w:val="decimal"/>
+      <w:lvlText w:val="%1.%2.%3.%4.%5.%6.%7.%8.%9"/>
+      <w:lvlJc w:val="left"/>
+      <w:pPr>
+        <w:ind w:left="3184" w:hanging="1440"/>
+      </w:pPr>
+      <w:rPr>
+        <w:rFonts w:hint="default"/>
+      </w:rPr>
+    </w:lvl>
+  </w:abstractNum>
+  <w:abstractNum w:abstractNumId="18" w15:restartNumberingAfterBreak="0">
+    <w:nsid w:val="4E2C2BEC"/>
+    <w:multiLevelType w:val="multilevel"/>
+    <w:tmpl w:val="8A16EDEC"/>
+    <w:lvl w:ilvl="0">
+      <w:start w:val="1"/>
+      <w:numFmt w:val="bullet"/>
+      <w:lvlText w:val=""/>
+      <w:lvlJc w:val="left"/>
+      <w:pPr>
+        <w:tabs>
+          <w:tab w:val="num" w:pos="720"/>
+        </w:tabs>
+        <w:ind w:left="720" w:hanging="360"/>
+      </w:pPr>
+      <w:rPr>
+        <w:rFonts w:ascii="Symbol" w:hAnsi="Symbol" w:hint="default"/>
+        <w:sz w:val="20"/>
+      </w:rPr>
+    </w:lvl>
+    <w:lvl w:ilvl="1" w:tentative="1">
+      <w:start w:val="1"/>
+      <w:numFmt w:val="bullet"/>
+      <w:lvlText w:val="o"/>
+      <w:lvlJc w:val="left"/>
+      <w:pPr>
+        <w:tabs>
+          <w:tab w:val="num" w:pos="1440"/>
+        </w:tabs>
+        <w:ind w:left="1440" w:hanging="360"/>
+      </w:pPr>
+      <w:rPr>
+        <w:rFonts w:ascii="Courier New" w:hAnsi="Courier New" w:hint="default"/>
+        <w:sz w:val="20"/>
+      </w:rPr>
+    </w:lvl>
+    <w:lvl w:ilvl="2" w:tentative="1">
+      <w:start w:val="1"/>
+      <w:numFmt w:val="bullet"/>
+      <w:lvlText w:val=""/>
+      <w:lvlJc w:val="left"/>
+      <w:pPr>
+        <w:tabs>
+          <w:tab w:val="num" w:pos="2160"/>
+        </w:tabs>
+        <w:ind w:left="2160" w:hanging="360"/>
+      </w:pPr>
+      <w:rPr>
+        <w:rFonts w:ascii="Wingdings" w:hAnsi="Wingdings" w:hint="default"/>
+        <w:sz w:val="20"/>
+      </w:rPr>
+    </w:lvl>
+    <w:lvl w:ilvl="3" w:tentative="1">
+      <w:start w:val="1"/>
+      <w:numFmt w:val="bullet"/>
+      <w:lvlText w:val=""/>
+      <w:lvlJc w:val="left"/>
+      <w:pPr>
+        <w:tabs>
+          <w:tab w:val="num" w:pos="2880"/>
+        </w:tabs>
+        <w:ind w:left="2880" w:hanging="360"/>
+      </w:pPr>
+      <w:rPr>
+        <w:rFonts w:ascii="Wingdings" w:hAnsi="Wingdings" w:hint="default"/>
+        <w:sz w:val="20"/>
+      </w:rPr>
+    </w:lvl>
+    <w:lvl w:ilvl="4" w:tentative="1">
+      <w:start w:val="1"/>
+      <w:numFmt w:val="bullet"/>
+      <w:lvlText w:val=""/>
+      <w:lvlJc w:val="left"/>
+      <w:pPr>
+        <w:tabs>
+          <w:tab w:val="num" w:pos="3600"/>
+        </w:tabs>
+        <w:ind w:left="3600" w:hanging="360"/>
+      </w:pPr>
+      <w:rPr>
+        <w:rFonts w:ascii="Wingdings" w:hAnsi="Wingdings" w:hint="default"/>
+        <w:sz w:val="20"/>
+      </w:rPr>
+    </w:lvl>
+    <w:lvl w:ilvl="5" w:tentative="1">
+      <w:start w:val="1"/>
+      <w:numFmt w:val="bullet"/>
+      <w:lvlText w:val=""/>
+      <w:lvlJc w:val="left"/>
+      <w:pPr>
+        <w:tabs>
+          <w:tab w:val="num" w:pos="4320"/>
+        </w:tabs>
+        <w:ind w:left="4320" w:hanging="360"/>
+      </w:pPr>
+      <w:rPr>
+        <w:rFonts w:ascii="Wingdings" w:hAnsi="Wingdings" w:hint="default"/>
+        <w:sz w:val="20"/>
+      </w:rPr>
+    </w:lvl>
+    <w:lvl w:ilvl="6" w:tentative="1">
+      <w:start w:val="1"/>
+      <w:numFmt w:val="bullet"/>
+      <w:lvlText w:val=""/>
+      <w:lvlJc w:val="left"/>
+      <w:pPr>
+        <w:tabs>
+          <w:tab w:val="num" w:pos="5040"/>
+        </w:tabs>
+        <w:ind w:left="5040" w:hanging="360"/>
+      </w:pPr>
+      <w:rPr>
+        <w:rFonts w:ascii="Wingdings" w:hAnsi="Wingdings" w:hint="default"/>
+        <w:sz w:val="20"/>
+      </w:rPr>
+    </w:lvl>
+    <w:lvl w:ilvl="7" w:tentative="1">
+      <w:start w:val="1"/>
+      <w:numFmt w:val="bullet"/>
+      <w:lvlText w:val=""/>
+      <w:lvlJc w:val="left"/>
+      <w:pPr>
+        <w:tabs>
+          <w:tab w:val="num" w:pos="5760"/>
+        </w:tabs>
+        <w:ind w:left="5760" w:hanging="360"/>
+      </w:pPr>
+      <w:rPr>
+        <w:rFonts w:ascii="Wingdings" w:hAnsi="Wingdings" w:hint="default"/>
+        <w:sz w:val="20"/>
+      </w:rPr>
+    </w:lvl>
+    <w:lvl w:ilvl="8" w:tentative="1">
+      <w:start w:val="1"/>
+      <w:numFmt w:val="bullet"/>
+      <w:lvlText w:val=""/>
+      <w:lvlJc w:val="left"/>
+      <w:pPr>
+        <w:tabs>
+          <w:tab w:val="num" w:pos="6480"/>
+        </w:tabs>
+        <w:ind w:left="6480" w:hanging="360"/>
+      </w:pPr>
+      <w:rPr>
+        <w:rFonts w:ascii="Wingdings" w:hAnsi="Wingdings" w:hint="default"/>
+        <w:sz w:val="20"/>
+      </w:rPr>
+    </w:lvl>
+  </w:abstractNum>
+  <w:abstractNum w:abstractNumId="19" w15:restartNumberingAfterBreak="0">
+    <w:nsid w:val="4F007E57"/>
+    <w:multiLevelType w:val="multilevel"/>
+    <w:tmpl w:val="4F007E57"/>
+    <w:lvl w:ilvl="0">
+      <w:start w:val="2"/>
+      <w:numFmt w:val="decimal"/>
+      <w:lvlText w:val="%1."/>
+      <w:lvlJc w:val="left"/>
+      <w:pPr>
+        <w:ind w:left="2552" w:hanging="283"/>
+      </w:pPr>
+      <w:rPr>
+        <w:rFonts w:ascii="Times New Roman" w:eastAsia="Times New Roman" w:hAnsi="Times New Roman" w:cs="Times New Roman" w:hint="default"/>
+        <w:b/>
+        <w:i w:val="0"/>
+        <w:color w:val="8496B0"/>
+        <w:sz w:val="20"/>
+        <w:szCs w:val="20"/>
+      </w:rPr>
+    </w:lvl>
+    <w:lvl w:ilvl="1">
+      <w:start w:val="1"/>
+      <w:numFmt w:val="decimal"/>
+      <w:lvlText w:val="%1.%2"/>
+      <w:lvlJc w:val="left"/>
+      <w:pPr>
+        <w:ind w:left="520" w:hanging="302"/>
+      </w:pPr>
+      <w:rPr>
+        <w:rFonts w:ascii="Times New Roman" w:eastAsia="Times New Roman" w:hAnsi="Times New Roman" w:cs="Times New Roman" w:hint="default"/>
+        <w:b/>
+        <w:i w:val="0"/>
+        <w:color w:val="8496B0"/>
+        <w:sz w:val="20"/>
+        <w:szCs w:val="20"/>
+      </w:rPr>
+    </w:lvl>
+    <w:lvl w:ilvl="2">
+      <w:start w:val="1"/>
+      <w:numFmt w:val="decimal"/>
+      <w:lvlText w:val="%1.%2.%3"/>
+      <w:lvlJc w:val="left"/>
+      <w:pPr>
+        <w:ind w:left="455" w:hanging="302"/>
+      </w:pPr>
+      <w:rPr>
+        <w:rFonts w:hint="default"/>
+      </w:rPr>
+    </w:lvl>
+    <w:lvl w:ilvl="3">
+      <w:numFmt w:val="bullet"/>
+      <w:lvlText w:val="•"/>
+      <w:lvlJc w:val="left"/>
+      <w:pPr>
+        <w:ind w:left="391" w:hanging="302"/>
+      </w:pPr>
+      <w:rPr>
+        <w:rFonts w:hint="default"/>
+      </w:rPr>
+    </w:lvl>
+    <w:lvl w:ilvl="4">
+      <w:numFmt w:val="bullet"/>
+      <w:lvlText w:val="•"/>
+      <w:lvlJc w:val="left"/>
+      <w:pPr>
+        <w:ind w:left="326" w:hanging="302"/>
+      </w:pPr>
+      <w:rPr>
+        <w:rFonts w:hint="default"/>
+      </w:rPr>
+    </w:lvl>
+    <w:lvl w:ilvl="5">
+      <w:numFmt w:val="bullet"/>
+      <w:lvlText w:val="•"/>
+      <w:lvlJc w:val="left"/>
+      <w:pPr>
+        <w:ind w:left="262" w:hanging="302"/>
+      </w:pPr>
+      <w:rPr>
+        <w:rFonts w:hint="default"/>
+      </w:rPr>
+    </w:lvl>
+    <w:lvl w:ilvl="6">
+      <w:numFmt w:val="bullet"/>
+      <w:lvlText w:val="•"/>
+      <w:lvlJc w:val="left"/>
+      <w:pPr>
+        <w:ind w:left="197" w:hanging="302"/>
+      </w:pPr>
+      <w:rPr>
+        <w:rFonts w:hint="default"/>
+      </w:rPr>
+    </w:lvl>
+    <w:lvl w:ilvl="7">
+      <w:numFmt w:val="bullet"/>
+      <w:lvlText w:val="•"/>
+      <w:lvlJc w:val="left"/>
+      <w:pPr>
+        <w:ind w:left="133" w:hanging="302"/>
+      </w:pPr>
+      <w:rPr>
+        <w:rFonts w:hint="default"/>
+      </w:rPr>
+    </w:lvl>
+    <w:lvl w:ilvl="8">
+      <w:numFmt w:val="bullet"/>
+      <w:lvlText w:val="•"/>
+      <w:lvlJc w:val="left"/>
+      <w:pPr>
+        <w:ind w:left="68" w:hanging="302"/>
+      </w:pPr>
+      <w:rPr>
+        <w:rFonts w:hint="default"/>
+      </w:rPr>
+    </w:lvl>
+  </w:abstractNum>
+  <w:abstractNum w:abstractNumId="20" w15:restartNumberingAfterBreak="0">
+    <w:nsid w:val="75EE09FB"/>
+    <w:multiLevelType w:val="hybridMultilevel"/>
+    <w:tmpl w:val="8FAEB29C"/>
+    <w:lvl w:ilvl="0" w:tplc="0409000F">
+      <w:start w:val="1"/>
+      <w:numFmt w:val="decimal"/>
+      <w:lvlText w:val="%1."/>
+      <w:lvlJc w:val="left"/>
+      <w:pPr>
+        <w:ind w:left="720" w:hanging="360"/>
+      </w:pPr>
+      <w:rPr>
+        <w:rFonts w:hint="default"/>
+      </w:rPr>
+    </w:lvl>
+    <w:lvl w:ilvl="1" w:tplc="04090019" w:tentative="1">
+      <w:start w:val="1"/>
+      <w:numFmt w:val="lowerLetter"/>
+      <w:lvlText w:val="%2."/>
+      <w:lvlJc w:val="left"/>
+      <w:pPr>
+        <w:ind w:left="1440" w:hanging="360"/>
+      </w:pPr>
+    </w:lvl>
+    <w:lvl w:ilvl="2" w:tplc="0409001B" w:tentative="1">
+      <w:start w:val="1"/>
+      <w:numFmt w:val="lowerRoman"/>
+      <w:lvlText w:val="%3."/>
+      <w:lvlJc w:val="right"/>
+      <w:pPr>
+        <w:ind w:left="2160" w:hanging="180"/>
+      </w:pPr>
+    </w:lvl>
+    <w:lvl w:ilvl="3" w:tplc="0409000F" w:tentative="1">
+      <w:start w:val="1"/>
+      <w:numFmt w:val="decimal"/>
+      <w:lvlText w:val="%4."/>
+      <w:lvlJc w:val="left"/>
+      <w:pPr>
+        <w:ind w:left="2880" w:hanging="360"/>
+      </w:pPr>
+    </w:lvl>
+    <w:lvl w:ilvl="4" w:tplc="04090019" w:tentative="1">
+      <w:start w:val="1"/>
+      <w:numFmt w:val="lowerLetter"/>
+      <w:lvlText w:val="%5."/>
+      <w:lvlJc w:val="left"/>
+      <w:pPr>
+        <w:ind w:left="3600" w:hanging="360"/>
+      </w:pPr>
+    </w:lvl>
+    <w:lvl w:ilvl="5" w:tplc="0409001B" w:tentative="1">
+      <w:start w:val="1"/>
+      <w:numFmt w:val="lowerRoman"/>
+      <w:lvlText w:val="%6."/>
+      <w:lvlJc w:val="right"/>
+      <w:pPr>
+        <w:ind w:left="4320" w:hanging="180"/>
+      </w:pPr>
+    </w:lvl>
+    <w:lvl w:ilvl="6" w:tplc="0409000F" w:tentative="1">
+      <w:start w:val="1"/>
+      <w:numFmt w:val="decimal"/>
+      <w:lvlText w:val="%7."/>
+      <w:lvlJc w:val="left"/>
+      <w:pPr>
+        <w:ind w:left="5040" w:hanging="360"/>
+      </w:pPr>
+    </w:lvl>
+    <w:lvl w:ilvl="7" w:tplc="04090019" w:tentative="1">
+      <w:start w:val="1"/>
+      <w:numFmt w:val="lowerLetter"/>
+      <w:lvlText w:val="%8."/>
+      <w:lvlJc w:val="left"/>
+      <w:pPr>
+        <w:ind w:left="5760" w:hanging="360"/>
+      </w:pPr>
+    </w:lvl>
+    <w:lvl w:ilvl="8" w:tplc="0409001B" w:tentative="1">
+      <w:start w:val="1"/>
+      <w:numFmt w:val="lowerRoman"/>
+      <w:lvlText w:val="%9."/>
+      <w:lvlJc w:val="right"/>
+      <w:pPr>
+        <w:ind w:left="6480" w:hanging="180"/>
+      </w:pPr>
+    </w:lvl>
+  </w:abstractNum>
+  <w:num w:numId="1" w16cid:durableId="2059666815">
+    <w:abstractNumId w:val="11"/>
+  </w:num>
+  <w:num w:numId="2" w16cid:durableId="276723502">
+    <w:abstractNumId w:val="5"/>
+  </w:num>
+  <w:num w:numId="3" w16cid:durableId="1722750023">
     <w:abstractNumId w:val="0"/>
+  </w:num>
+  <w:num w:numId="4" w16cid:durableId="715589627">
+    <w:abstractNumId w:val="3"/>
+  </w:num>
+  <w:num w:numId="5" w16cid:durableId="1281256294">
+    <w:abstractNumId w:val="8"/>
+  </w:num>
+  <w:num w:numId="6" w16cid:durableId="2092459039">
+    <w:abstractNumId w:val="1"/>
+  </w:num>
+  <w:num w:numId="7" w16cid:durableId="1230842710">
+    <w:abstractNumId w:val="13"/>
+  </w:num>
+  <w:num w:numId="8" w16cid:durableId="898905465">
+    <w:abstractNumId w:val="16"/>
+  </w:num>
+  <w:num w:numId="9" w16cid:durableId="536624591">
+    <w:abstractNumId w:val="7"/>
+  </w:num>
+  <w:num w:numId="10" w16cid:durableId="1960143178">
+    <w:abstractNumId w:val="19"/>
+  </w:num>
+  <w:num w:numId="11" w16cid:durableId="22101153">
+    <w:abstractNumId w:val="17"/>
+  </w:num>
+  <w:num w:numId="12" w16cid:durableId="816414628">
+    <w:abstractNumId w:val="12"/>
+  </w:num>
+  <w:num w:numId="13" w16cid:durableId="98113393">
+    <w:abstractNumId w:val="4"/>
+  </w:num>
+  <w:num w:numId="14" w16cid:durableId="2112966516">
+    <w:abstractNumId w:val="9"/>
+  </w:num>
+  <w:num w:numId="15" w16cid:durableId="1819296514">
+    <w:abstractNumId w:val="6"/>
+  </w:num>
+  <w:num w:numId="16" w16cid:durableId="1857767824">
+    <w:abstractNumId w:val="20"/>
+  </w:num>
+  <w:num w:numId="17" w16cid:durableId="1534075990">
+    <w:abstractNumId w:val="10"/>
+  </w:num>
+  <w:num w:numId="18" w16cid:durableId="789738245">
+    <w:abstractNumId w:val="2"/>
+  </w:num>
+  <w:num w:numId="19" w16cid:durableId="1614632520">
+    <w:abstractNumId w:val="15"/>
+  </w:num>
+  <w:num w:numId="20" w16cid:durableId="1342466926">
+    <w:abstractNumId w:val="18"/>
+  </w:num>
+  <w:num w:numId="21" w16cid:durableId="536621602">
+    <w:abstractNumId w:val="14"/>
   </w:num>
 </w:numbering>
 </file>
@@ -4762,17 +7314,11 @@
   <w:docDefaults>
     <w:rPrDefault>
       <w:rPr>
-        <w:rFonts w:ascii="Times New Roman" w:eastAsiaTheme="minorHAnsi" w:hAnsi="Times New Roman" w:cstheme="minorBidi"/>
-        <w:sz w:val="26"/>
-        <w:szCs w:val="22"/>
+        <w:rFonts w:ascii="Calibri" w:eastAsia="Calibri" w:hAnsi="Calibri" w:cs="Times New Roman"/>
         <w:lang w:val="en-US" w:eastAsia="en-US" w:bidi="ar-SA"/>
       </w:rPr>
     </w:rPrDefault>
-    <w:pPrDefault>
-      <w:pPr>
-        <w:spacing w:after="160" w:line="259" w:lineRule="auto"/>
-      </w:pPr>
-    </w:pPrDefault>
+    <w:pPrDefault/>
   </w:docDefaults>
   <w:latentStyles w:defLockedState="0" w:defUIPriority="99" w:defSemiHidden="0" w:defUnhideWhenUsed="0" w:defQFormat="0" w:count="376">
     <w:lsdException w:name="Normal" w:uiPriority="0" w:qFormat="1"/>
@@ -4860,7 +7406,7 @@
     <w:lsdException w:name="Body Text Indent 2" w:semiHidden="1" w:unhideWhenUsed="1"/>
     <w:lsdException w:name="Body Text Indent 3" w:semiHidden="1" w:unhideWhenUsed="1"/>
     <w:lsdException w:name="Block Text" w:semiHidden="1" w:unhideWhenUsed="1"/>
-    <w:lsdException w:name="Hyperlink" w:semiHidden="1" w:unhideWhenUsed="1"/>
+    <w:lsdException w:name="Hyperlink" w:semiHidden="1" w:uiPriority="0" w:unhideWhenUsed="1"/>
     <w:lsdException w:name="FollowedHyperlink" w:semiHidden="1" w:unhideWhenUsed="1"/>
     <w:lsdException w:name="Strong" w:uiPriority="22" w:qFormat="1"/>
     <w:lsdException w:name="Emphasis" w:uiPriority="20" w:qFormat="1"/>
@@ -4929,7 +7475,7 @@
     <w:lsdException w:name="Table Web 2" w:semiHidden="1" w:unhideWhenUsed="1"/>
     <w:lsdException w:name="Table Web 3" w:semiHidden="1" w:unhideWhenUsed="1"/>
     <w:lsdException w:name="Balloon Text" w:semiHidden="1" w:unhideWhenUsed="1"/>
-    <w:lsdException w:name="Table Grid" w:uiPriority="39"/>
+    <w:lsdException w:name="Table Grid" w:uiPriority="0"/>
     <w:lsdException w:name="Table Theme" w:semiHidden="1" w:unhideWhenUsed="1"/>
     <w:lsdException w:name="Placeholder Text" w:semiHidden="1"/>
     <w:lsdException w:name="No Spacing" w:uiPriority="1" w:qFormat="1"/>
@@ -5155,6 +7701,15 @@
   <w:style w:type="paragraph" w:default="1" w:styleId="Normal">
     <w:name w:val="Normal"/>
     <w:qFormat/>
+    <w:rsid w:val="001E413B"/>
+    <w:pPr>
+      <w:spacing w:after="200" w:line="276" w:lineRule="auto"/>
+    </w:pPr>
+    <w:rPr>
+      <w:sz w:val="22"/>
+      <w:szCs w:val="22"/>
+      <w:lang w:val="en-IN"/>
+    </w:rPr>
   </w:style>
   <w:style w:type="paragraph" w:styleId="Heading1">
     <w:name w:val="heading 1"/>
@@ -5163,18 +7718,19 @@
     <w:link w:val="Heading1Char"/>
     <w:uiPriority w:val="9"/>
     <w:qFormat/>
-    <w:rsid w:val="001D1729"/>
+    <w:rsid w:val="006A1A45"/>
     <w:pPr>
       <w:keepNext/>
-      <w:keepLines/>
-      <w:spacing w:before="360" w:after="80"/>
+      <w:spacing w:before="240" w:after="60"/>
       <w:outlineLvl w:val="0"/>
     </w:pPr>
     <w:rPr>
-      <w:rFonts w:asciiTheme="majorHAnsi" w:eastAsiaTheme="majorEastAsia" w:hAnsiTheme="majorHAnsi" w:cstheme="majorBidi"/>
-      <w:color w:val="2F5496" w:themeColor="accent1" w:themeShade="BF"/>
-      <w:sz w:val="40"/>
-      <w:szCs w:val="40"/>
+      <w:rFonts w:ascii="Calibri Light" w:eastAsia="DengXian Light" w:hAnsi="Calibri Light"/>
+      <w:b/>
+      <w:bCs/>
+      <w:kern w:val="32"/>
+      <w:sz w:val="32"/>
+      <w:szCs w:val="32"/>
     </w:rPr>
   </w:style>
   <w:style w:type="paragraph" w:styleId="Heading2">
@@ -5183,176 +7739,23 @@
     <w:next w:val="Normal"/>
     <w:link w:val="Heading2Char"/>
     <w:uiPriority w:val="9"/>
-    <w:semiHidden/>
     <w:unhideWhenUsed/>
     <w:qFormat/>
-    <w:rsid w:val="001D1729"/>
+    <w:rsid w:val="0053242D"/>
     <w:pPr>
       <w:keepNext/>
       <w:keepLines/>
-      <w:spacing w:before="160" w:after="80"/>
+      <w:spacing w:before="120" w:after="120" w:line="240" w:lineRule="auto"/>
+      <w:jc w:val="both"/>
       <w:outlineLvl w:val="1"/>
     </w:pPr>
     <w:rPr>
-      <w:rFonts w:asciiTheme="majorHAnsi" w:eastAsiaTheme="majorEastAsia" w:hAnsiTheme="majorHAnsi" w:cstheme="majorBidi"/>
-      <w:color w:val="2F5496" w:themeColor="accent1" w:themeShade="BF"/>
-      <w:sz w:val="32"/>
-      <w:szCs w:val="32"/>
-    </w:rPr>
-  </w:style>
-  <w:style w:type="paragraph" w:styleId="Heading3">
-    <w:name w:val="heading 3"/>
-    <w:basedOn w:val="Normal"/>
-    <w:next w:val="Normal"/>
-    <w:link w:val="Heading3Char"/>
-    <w:uiPriority w:val="9"/>
-    <w:semiHidden/>
-    <w:unhideWhenUsed/>
-    <w:qFormat/>
-    <w:rsid w:val="001D1729"/>
-    <w:pPr>
-      <w:keepNext/>
-      <w:keepLines/>
-      <w:spacing w:before="160" w:after="80"/>
-      <w:outlineLvl w:val="2"/>
-    </w:pPr>
-    <w:rPr>
-      <w:rFonts w:asciiTheme="minorHAnsi" w:eastAsiaTheme="majorEastAsia" w:hAnsiTheme="minorHAnsi" w:cstheme="majorBidi"/>
-      <w:color w:val="2F5496" w:themeColor="accent1" w:themeShade="BF"/>
-      <w:sz w:val="28"/>
-      <w:szCs w:val="28"/>
-    </w:rPr>
-  </w:style>
-  <w:style w:type="paragraph" w:styleId="Heading4">
-    <w:name w:val="heading 4"/>
-    <w:basedOn w:val="Normal"/>
-    <w:next w:val="Normal"/>
-    <w:link w:val="Heading4Char"/>
-    <w:uiPriority w:val="9"/>
-    <w:semiHidden/>
-    <w:unhideWhenUsed/>
-    <w:qFormat/>
-    <w:rsid w:val="001D1729"/>
-    <w:pPr>
-      <w:keepNext/>
-      <w:keepLines/>
-      <w:spacing w:before="80" w:after="40"/>
-      <w:outlineLvl w:val="3"/>
-    </w:pPr>
-    <w:rPr>
-      <w:rFonts w:asciiTheme="minorHAnsi" w:eastAsiaTheme="majorEastAsia" w:hAnsiTheme="minorHAnsi" w:cstheme="majorBidi"/>
+      <w:rFonts w:ascii="Times New Roman" w:eastAsia="Times New Roman" w:hAnsi="Times New Roman"/>
+      <w:b/>
+      <w:bCs/>
       <w:i/>
-      <w:iCs/>
-      <w:color w:val="2F5496" w:themeColor="accent1" w:themeShade="BF"/>
-    </w:rPr>
-  </w:style>
-  <w:style w:type="paragraph" w:styleId="Heading5">
-    <w:name w:val="heading 5"/>
-    <w:basedOn w:val="Normal"/>
-    <w:next w:val="Normal"/>
-    <w:link w:val="Heading5Char"/>
-    <w:uiPriority w:val="9"/>
-    <w:semiHidden/>
-    <w:unhideWhenUsed/>
-    <w:qFormat/>
-    <w:rsid w:val="001D1729"/>
-    <w:pPr>
-      <w:keepNext/>
-      <w:keepLines/>
-      <w:spacing w:before="80" w:after="40"/>
-      <w:outlineLvl w:val="4"/>
-    </w:pPr>
-    <w:rPr>
-      <w:rFonts w:asciiTheme="minorHAnsi" w:eastAsiaTheme="majorEastAsia" w:hAnsiTheme="minorHAnsi" w:cstheme="majorBidi"/>
-      <w:color w:val="2F5496" w:themeColor="accent1" w:themeShade="BF"/>
-    </w:rPr>
-  </w:style>
-  <w:style w:type="paragraph" w:styleId="Heading6">
-    <w:name w:val="heading 6"/>
-    <w:basedOn w:val="Normal"/>
-    <w:next w:val="Normal"/>
-    <w:link w:val="Heading6Char"/>
-    <w:uiPriority w:val="9"/>
-    <w:semiHidden/>
-    <w:unhideWhenUsed/>
-    <w:qFormat/>
-    <w:rsid w:val="001D1729"/>
-    <w:pPr>
-      <w:keepNext/>
-      <w:keepLines/>
-      <w:spacing w:before="40" w:after="0"/>
-      <w:outlineLvl w:val="5"/>
-    </w:pPr>
-    <w:rPr>
-      <w:rFonts w:asciiTheme="minorHAnsi" w:eastAsiaTheme="majorEastAsia" w:hAnsiTheme="minorHAnsi" w:cstheme="majorBidi"/>
-      <w:i/>
-      <w:iCs/>
-      <w:color w:val="595959" w:themeColor="text1" w:themeTint="A6"/>
-    </w:rPr>
-  </w:style>
-  <w:style w:type="paragraph" w:styleId="Heading7">
-    <w:name w:val="heading 7"/>
-    <w:basedOn w:val="Normal"/>
-    <w:next w:val="Normal"/>
-    <w:link w:val="Heading7Char"/>
-    <w:uiPriority w:val="9"/>
-    <w:semiHidden/>
-    <w:unhideWhenUsed/>
-    <w:qFormat/>
-    <w:rsid w:val="001D1729"/>
-    <w:pPr>
-      <w:keepNext/>
-      <w:keepLines/>
-      <w:spacing w:before="40" w:after="0"/>
-      <w:outlineLvl w:val="6"/>
-    </w:pPr>
-    <w:rPr>
-      <w:rFonts w:asciiTheme="minorHAnsi" w:eastAsiaTheme="majorEastAsia" w:hAnsiTheme="minorHAnsi" w:cstheme="majorBidi"/>
-      <w:color w:val="595959" w:themeColor="text1" w:themeTint="A6"/>
-    </w:rPr>
-  </w:style>
-  <w:style w:type="paragraph" w:styleId="Heading8">
-    <w:name w:val="heading 8"/>
-    <w:basedOn w:val="Normal"/>
-    <w:next w:val="Normal"/>
-    <w:link w:val="Heading8Char"/>
-    <w:uiPriority w:val="9"/>
-    <w:semiHidden/>
-    <w:unhideWhenUsed/>
-    <w:qFormat/>
-    <w:rsid w:val="001D1729"/>
-    <w:pPr>
-      <w:keepNext/>
-      <w:keepLines/>
-      <w:spacing w:after="0"/>
-      <w:outlineLvl w:val="7"/>
-    </w:pPr>
-    <w:rPr>
-      <w:rFonts w:asciiTheme="minorHAnsi" w:eastAsiaTheme="majorEastAsia" w:hAnsiTheme="minorHAnsi" w:cstheme="majorBidi"/>
-      <w:i/>
-      <w:iCs/>
-      <w:color w:val="272727" w:themeColor="text1" w:themeTint="D8"/>
-    </w:rPr>
-  </w:style>
-  <w:style w:type="paragraph" w:styleId="Heading9">
-    <w:name w:val="heading 9"/>
-    <w:basedOn w:val="Normal"/>
-    <w:next w:val="Normal"/>
-    <w:link w:val="Heading9Char"/>
-    <w:uiPriority w:val="9"/>
-    <w:semiHidden/>
-    <w:unhideWhenUsed/>
-    <w:qFormat/>
-    <w:rsid w:val="001D1729"/>
-    <w:pPr>
-      <w:keepNext/>
-      <w:keepLines/>
-      <w:spacing w:after="0"/>
-      <w:outlineLvl w:val="8"/>
-    </w:pPr>
-    <w:rPr>
-      <w:rFonts w:asciiTheme="minorHAnsi" w:eastAsiaTheme="majorEastAsia" w:hAnsiTheme="minorHAnsi" w:cstheme="majorBidi"/>
-      <w:color w:val="272727" w:themeColor="text1" w:themeTint="D8"/>
+      <w:szCs w:val="26"/>
+      <w:lang w:val="pt-BR"/>
     </w:rPr>
   </w:style>
   <w:style w:type="character" w:default="1" w:styleId="DefaultParagraphFont">
@@ -5382,222 +7785,12 @@
     <w:semiHidden/>
     <w:unhideWhenUsed/>
   </w:style>
-  <w:style w:type="character" w:customStyle="1" w:styleId="Heading1Char">
-    <w:name w:val="Heading 1 Char"/>
-    <w:basedOn w:val="DefaultParagraphFont"/>
-    <w:link w:val="Heading1"/>
-    <w:uiPriority w:val="9"/>
-    <w:rsid w:val="001D1729"/>
+  <w:style w:type="character" w:styleId="Hyperlink">
+    <w:name w:val="Hyperlink"/>
+    <w:rsid w:val="001E413B"/>
     <w:rPr>
-      <w:rFonts w:asciiTheme="majorHAnsi" w:eastAsiaTheme="majorEastAsia" w:hAnsiTheme="majorHAnsi" w:cstheme="majorBidi"/>
-      <w:color w:val="2F5496" w:themeColor="accent1" w:themeShade="BF"/>
-      <w:sz w:val="40"/>
-      <w:szCs w:val="40"/>
-    </w:rPr>
-  </w:style>
-  <w:style w:type="character" w:customStyle="1" w:styleId="Heading2Char">
-    <w:name w:val="Heading 2 Char"/>
-    <w:basedOn w:val="DefaultParagraphFont"/>
-    <w:link w:val="Heading2"/>
-    <w:uiPriority w:val="9"/>
-    <w:semiHidden/>
-    <w:rsid w:val="001D1729"/>
-    <w:rPr>
-      <w:rFonts w:asciiTheme="majorHAnsi" w:eastAsiaTheme="majorEastAsia" w:hAnsiTheme="majorHAnsi" w:cstheme="majorBidi"/>
-      <w:color w:val="2F5496" w:themeColor="accent1" w:themeShade="BF"/>
-      <w:sz w:val="32"/>
-      <w:szCs w:val="32"/>
-    </w:rPr>
-  </w:style>
-  <w:style w:type="character" w:customStyle="1" w:styleId="Heading3Char">
-    <w:name w:val="Heading 3 Char"/>
-    <w:basedOn w:val="DefaultParagraphFont"/>
-    <w:link w:val="Heading3"/>
-    <w:uiPriority w:val="9"/>
-    <w:semiHidden/>
-    <w:rsid w:val="001D1729"/>
-    <w:rPr>
-      <w:rFonts w:asciiTheme="minorHAnsi" w:eastAsiaTheme="majorEastAsia" w:hAnsiTheme="minorHAnsi" w:cstheme="majorBidi"/>
-      <w:color w:val="2F5496" w:themeColor="accent1" w:themeShade="BF"/>
-      <w:sz w:val="28"/>
-      <w:szCs w:val="28"/>
-    </w:rPr>
-  </w:style>
-  <w:style w:type="character" w:customStyle="1" w:styleId="Heading4Char">
-    <w:name w:val="Heading 4 Char"/>
-    <w:basedOn w:val="DefaultParagraphFont"/>
-    <w:link w:val="Heading4"/>
-    <w:uiPriority w:val="9"/>
-    <w:semiHidden/>
-    <w:rsid w:val="001D1729"/>
-    <w:rPr>
-      <w:rFonts w:asciiTheme="minorHAnsi" w:eastAsiaTheme="majorEastAsia" w:hAnsiTheme="minorHAnsi" w:cstheme="majorBidi"/>
-      <w:i/>
-      <w:iCs/>
-      <w:color w:val="2F5496" w:themeColor="accent1" w:themeShade="BF"/>
-    </w:rPr>
-  </w:style>
-  <w:style w:type="character" w:customStyle="1" w:styleId="Heading5Char">
-    <w:name w:val="Heading 5 Char"/>
-    <w:basedOn w:val="DefaultParagraphFont"/>
-    <w:link w:val="Heading5"/>
-    <w:uiPriority w:val="9"/>
-    <w:semiHidden/>
-    <w:rsid w:val="001D1729"/>
-    <w:rPr>
-      <w:rFonts w:asciiTheme="minorHAnsi" w:eastAsiaTheme="majorEastAsia" w:hAnsiTheme="minorHAnsi" w:cstheme="majorBidi"/>
-      <w:color w:val="2F5496" w:themeColor="accent1" w:themeShade="BF"/>
-    </w:rPr>
-  </w:style>
-  <w:style w:type="character" w:customStyle="1" w:styleId="Heading6Char">
-    <w:name w:val="Heading 6 Char"/>
-    <w:basedOn w:val="DefaultParagraphFont"/>
-    <w:link w:val="Heading6"/>
-    <w:uiPriority w:val="9"/>
-    <w:semiHidden/>
-    <w:rsid w:val="001D1729"/>
-    <w:rPr>
-      <w:rFonts w:asciiTheme="minorHAnsi" w:eastAsiaTheme="majorEastAsia" w:hAnsiTheme="minorHAnsi" w:cstheme="majorBidi"/>
-      <w:i/>
-      <w:iCs/>
-      <w:color w:val="595959" w:themeColor="text1" w:themeTint="A6"/>
-    </w:rPr>
-  </w:style>
-  <w:style w:type="character" w:customStyle="1" w:styleId="Heading7Char">
-    <w:name w:val="Heading 7 Char"/>
-    <w:basedOn w:val="DefaultParagraphFont"/>
-    <w:link w:val="Heading7"/>
-    <w:uiPriority w:val="9"/>
-    <w:semiHidden/>
-    <w:rsid w:val="001D1729"/>
-    <w:rPr>
-      <w:rFonts w:asciiTheme="minorHAnsi" w:eastAsiaTheme="majorEastAsia" w:hAnsiTheme="minorHAnsi" w:cstheme="majorBidi"/>
-      <w:color w:val="595959" w:themeColor="text1" w:themeTint="A6"/>
-    </w:rPr>
-  </w:style>
-  <w:style w:type="character" w:customStyle="1" w:styleId="Heading8Char">
-    <w:name w:val="Heading 8 Char"/>
-    <w:basedOn w:val="DefaultParagraphFont"/>
-    <w:link w:val="Heading8"/>
-    <w:uiPriority w:val="9"/>
-    <w:semiHidden/>
-    <w:rsid w:val="001D1729"/>
-    <w:rPr>
-      <w:rFonts w:asciiTheme="minorHAnsi" w:eastAsiaTheme="majorEastAsia" w:hAnsiTheme="minorHAnsi" w:cstheme="majorBidi"/>
-      <w:i/>
-      <w:iCs/>
-      <w:color w:val="272727" w:themeColor="text1" w:themeTint="D8"/>
-    </w:rPr>
-  </w:style>
-  <w:style w:type="character" w:customStyle="1" w:styleId="Heading9Char">
-    <w:name w:val="Heading 9 Char"/>
-    <w:basedOn w:val="DefaultParagraphFont"/>
-    <w:link w:val="Heading9"/>
-    <w:uiPriority w:val="9"/>
-    <w:semiHidden/>
-    <w:rsid w:val="001D1729"/>
-    <w:rPr>
-      <w:rFonts w:asciiTheme="minorHAnsi" w:eastAsiaTheme="majorEastAsia" w:hAnsiTheme="minorHAnsi" w:cstheme="majorBidi"/>
-      <w:color w:val="272727" w:themeColor="text1" w:themeTint="D8"/>
-    </w:rPr>
-  </w:style>
-  <w:style w:type="paragraph" w:styleId="Title">
-    <w:name w:val="Title"/>
-    <w:basedOn w:val="Normal"/>
-    <w:next w:val="Normal"/>
-    <w:link w:val="TitleChar"/>
-    <w:uiPriority w:val="10"/>
-    <w:qFormat/>
-    <w:rsid w:val="001D1729"/>
-    <w:pPr>
-      <w:spacing w:after="80" w:line="240" w:lineRule="auto"/>
-      <w:contextualSpacing/>
-    </w:pPr>
-    <w:rPr>
-      <w:rFonts w:asciiTheme="majorHAnsi" w:eastAsiaTheme="majorEastAsia" w:hAnsiTheme="majorHAnsi" w:cstheme="majorBidi"/>
-      <w:spacing w:val="-10"/>
-      <w:kern w:val="28"/>
-      <w:sz w:val="56"/>
-      <w:szCs w:val="56"/>
-    </w:rPr>
-  </w:style>
-  <w:style w:type="character" w:customStyle="1" w:styleId="TitleChar">
-    <w:name w:val="Title Char"/>
-    <w:basedOn w:val="DefaultParagraphFont"/>
-    <w:link w:val="Title"/>
-    <w:uiPriority w:val="10"/>
-    <w:rsid w:val="001D1729"/>
-    <w:rPr>
-      <w:rFonts w:asciiTheme="majorHAnsi" w:eastAsiaTheme="majorEastAsia" w:hAnsiTheme="majorHAnsi" w:cstheme="majorBidi"/>
-      <w:spacing w:val="-10"/>
-      <w:kern w:val="28"/>
-      <w:sz w:val="56"/>
-      <w:szCs w:val="56"/>
-    </w:rPr>
-  </w:style>
-  <w:style w:type="paragraph" w:styleId="Subtitle">
-    <w:name w:val="Subtitle"/>
-    <w:basedOn w:val="Normal"/>
-    <w:next w:val="Normal"/>
-    <w:link w:val="SubtitleChar"/>
-    <w:uiPriority w:val="11"/>
-    <w:qFormat/>
-    <w:rsid w:val="001D1729"/>
-    <w:pPr>
-      <w:numPr>
-        <w:ilvl w:val="1"/>
-      </w:numPr>
-    </w:pPr>
-    <w:rPr>
-      <w:rFonts w:asciiTheme="minorHAnsi" w:eastAsiaTheme="majorEastAsia" w:hAnsiTheme="minorHAnsi" w:cstheme="majorBidi"/>
-      <w:color w:val="595959" w:themeColor="text1" w:themeTint="A6"/>
-      <w:spacing w:val="15"/>
-      <w:sz w:val="28"/>
-      <w:szCs w:val="28"/>
-    </w:rPr>
-  </w:style>
-  <w:style w:type="character" w:customStyle="1" w:styleId="SubtitleChar">
-    <w:name w:val="Subtitle Char"/>
-    <w:basedOn w:val="DefaultParagraphFont"/>
-    <w:link w:val="Subtitle"/>
-    <w:uiPriority w:val="11"/>
-    <w:rsid w:val="001D1729"/>
-    <w:rPr>
-      <w:rFonts w:asciiTheme="minorHAnsi" w:eastAsiaTheme="majorEastAsia" w:hAnsiTheme="minorHAnsi" w:cstheme="majorBidi"/>
-      <w:color w:val="595959" w:themeColor="text1" w:themeTint="A6"/>
-      <w:spacing w:val="15"/>
-      <w:sz w:val="28"/>
-      <w:szCs w:val="28"/>
-    </w:rPr>
-  </w:style>
-  <w:style w:type="paragraph" w:styleId="Quote">
-    <w:name w:val="Quote"/>
-    <w:basedOn w:val="Normal"/>
-    <w:next w:val="Normal"/>
-    <w:link w:val="QuoteChar"/>
-    <w:uiPriority w:val="29"/>
-    <w:qFormat/>
-    <w:rsid w:val="001D1729"/>
-    <w:pPr>
-      <w:spacing w:before="160"/>
-      <w:jc w:val="center"/>
-    </w:pPr>
-    <w:rPr>
-      <w:i/>
-      <w:iCs/>
-      <w:color w:val="404040" w:themeColor="text1" w:themeTint="BF"/>
-    </w:rPr>
-  </w:style>
-  <w:style w:type="character" w:customStyle="1" w:styleId="QuoteChar">
-    <w:name w:val="Quote Char"/>
-    <w:basedOn w:val="DefaultParagraphFont"/>
-    <w:link w:val="Quote"/>
-    <w:uiPriority w:val="29"/>
-    <w:rsid w:val="001D1729"/>
-    <w:rPr>
-      <w:i/>
-      <w:iCs/>
-      <w:color w:val="404040" w:themeColor="text1" w:themeTint="BF"/>
+      <w:color w:val="0000FF"/>
+      <w:u w:val="single"/>
     </w:rPr>
   </w:style>
   <w:style w:type="paragraph" w:styleId="ListParagraph">
@@ -5605,71 +7798,191 @@
     <w:basedOn w:val="Normal"/>
     <w:uiPriority w:val="34"/>
     <w:qFormat/>
-    <w:rsid w:val="001D1729"/>
+    <w:rsid w:val="001E413B"/>
     <w:pPr>
       <w:ind w:left="720"/>
       <w:contextualSpacing/>
     </w:pPr>
   </w:style>
-  <w:style w:type="character" w:styleId="IntenseEmphasis">
-    <w:name w:val="Intense Emphasis"/>
-    <w:basedOn w:val="DefaultParagraphFont"/>
-    <w:uiPriority w:val="21"/>
-    <w:qFormat/>
-    <w:rsid w:val="001D1729"/>
-    <w:rPr>
-      <w:i/>
-      <w:iCs/>
-      <w:color w:val="2F5496" w:themeColor="accent1" w:themeShade="BF"/>
-    </w:rPr>
-  </w:style>
-  <w:style w:type="paragraph" w:styleId="IntenseQuote">
-    <w:name w:val="Intense Quote"/>
+  <w:style w:type="paragraph" w:customStyle="1" w:styleId="Title1">
+    <w:name w:val="Title1"/>
     <w:basedOn w:val="Normal"/>
-    <w:next w:val="Normal"/>
-    <w:link w:val="IntenseQuoteChar"/>
-    <w:uiPriority w:val="30"/>
-    <w:qFormat/>
-    <w:rsid w:val="001D1729"/>
+    <w:autoRedefine/>
+    <w:rsid w:val="001E413B"/>
     <w:pPr>
-      <w:pBdr>
-        <w:top w:val="single" w:sz="4" w:space="10" w:color="2F5496" w:themeColor="accent1" w:themeShade="BF"/>
-        <w:bottom w:val="single" w:sz="4" w:space="10" w:color="2F5496" w:themeColor="accent1" w:themeShade="BF"/>
-      </w:pBdr>
-      <w:spacing w:before="360" w:after="360"/>
-      <w:ind w:left="864" w:right="864"/>
+      <w:spacing w:before="120" w:after="120" w:line="240" w:lineRule="auto"/>
       <w:jc w:val="center"/>
     </w:pPr>
     <w:rPr>
+      <w:rFonts w:ascii="Times New Roman" w:eastAsia="Times New Roman" w:hAnsi="Times New Roman"/>
+      <w:b/>
       <w:i/>
-      <w:iCs/>
-      <w:color w:val="2F5496" w:themeColor="accent1" w:themeShade="BF"/>
+      <w:sz w:val="28"/>
+      <w:szCs w:val="20"/>
+      <w:lang w:val="en-US"/>
     </w:rPr>
   </w:style>
-  <w:style w:type="character" w:customStyle="1" w:styleId="IntenseQuoteChar">
-    <w:name w:val="Intense Quote Char"/>
-    <w:basedOn w:val="DefaultParagraphFont"/>
-    <w:link w:val="IntenseQuote"/>
-    <w:uiPriority w:val="30"/>
-    <w:rsid w:val="001D1729"/>
+  <w:style w:type="paragraph" w:customStyle="1" w:styleId="Text">
+    <w:name w:val="Text"/>
+    <w:basedOn w:val="Normal"/>
+    <w:rsid w:val="001E413B"/>
+    <w:pPr>
+      <w:widowControl w:val="0"/>
+      <w:autoSpaceDE w:val="0"/>
+      <w:autoSpaceDN w:val="0"/>
+      <w:spacing w:after="0" w:line="252" w:lineRule="auto"/>
+      <w:ind w:firstLine="202"/>
+      <w:jc w:val="both"/>
+    </w:pPr>
     <w:rPr>
-      <w:i/>
-      <w:iCs/>
-      <w:color w:val="2F5496" w:themeColor="accent1" w:themeShade="BF"/>
+      <w:rFonts w:ascii="Times New Roman" w:eastAsia="Times New Roman" w:hAnsi="Times New Roman"/>
+      <w:sz w:val="20"/>
+      <w:szCs w:val="20"/>
+      <w:lang w:val="en-US"/>
     </w:rPr>
   </w:style>
-  <w:style w:type="character" w:styleId="IntenseReference">
-    <w:name w:val="Intense Reference"/>
-    <w:basedOn w:val="DefaultParagraphFont"/>
-    <w:uiPriority w:val="32"/>
-    <w:qFormat/>
-    <w:rsid w:val="001D1729"/>
+  <w:style w:type="character" w:customStyle="1" w:styleId="hps">
+    <w:name w:val="hps"/>
+    <w:rsid w:val="001E413B"/>
+  </w:style>
+  <w:style w:type="character" w:customStyle="1" w:styleId="ShortAbstract">
+    <w:name w:val="Short Abstract"/>
+    <w:rsid w:val="001E413B"/>
     <w:rPr>
-      <w:b/>
-      <w:bCs/>
-      <w:smallCaps/>
-      <w:color w:val="2F5496" w:themeColor="accent1" w:themeShade="BF"/>
-      <w:spacing w:val="5"/>
+      <w:rFonts w:ascii="Times New Roman" w:eastAsia="Times New Roman" w:hAnsi="Times New Roman"/>
+      <w:sz w:val="20"/>
+    </w:rPr>
+  </w:style>
+  <w:style w:type="paragraph" w:customStyle="1" w:styleId="equation">
+    <w:name w:val="equation"/>
+    <w:basedOn w:val="Normal"/>
+    <w:next w:val="Normal"/>
+    <w:rsid w:val="001E413B"/>
+    <w:pPr>
+      <w:tabs>
+        <w:tab w:val="left" w:pos="6237"/>
+      </w:tabs>
+      <w:spacing w:before="120" w:after="120" w:line="240" w:lineRule="auto"/>
+      <w:ind w:left="227" w:firstLine="227"/>
+      <w:jc w:val="center"/>
+    </w:pPr>
+    <w:rPr>
+      <w:rFonts w:ascii="Times" w:eastAsia="SimSun" w:hAnsi="Times"/>
+      <w:sz w:val="20"/>
+      <w:szCs w:val="20"/>
+      <w:lang w:val="en-US" w:eastAsia="de-DE"/>
+    </w:rPr>
+  </w:style>
+  <w:style w:type="paragraph" w:customStyle="1" w:styleId="Els-caption">
+    <w:name w:val="Els-caption"/>
+    <w:rsid w:val="001E413B"/>
+    <w:pPr>
+      <w:keepLines/>
+      <w:spacing w:before="200" w:after="240" w:line="200" w:lineRule="exact"/>
+    </w:pPr>
+    <w:rPr>
+      <w:rFonts w:ascii="Times New Roman" w:eastAsia="SimSun" w:hAnsi="Times New Roman"/>
+      <w:sz w:val="16"/>
+    </w:rPr>
+  </w:style>
+  <w:style w:type="paragraph" w:customStyle="1" w:styleId="references">
+    <w:name w:val="references"/>
+    <w:basedOn w:val="Normal"/>
+    <w:rsid w:val="001E413B"/>
+    <w:pPr>
+      <w:spacing w:after="0" w:line="180" w:lineRule="exact"/>
+      <w:ind w:left="360" w:hanging="360"/>
+      <w:jc w:val="both"/>
+    </w:pPr>
+    <w:rPr>
+      <w:rFonts w:ascii="Times New Roman" w:eastAsia="Times New Roman" w:hAnsi="Times New Roman"/>
+      <w:sz w:val="16"/>
+      <w:szCs w:val="20"/>
+      <w:lang w:val="en-US"/>
+    </w:rPr>
+  </w:style>
+  <w:style w:type="paragraph" w:customStyle="1" w:styleId="IEEEReference">
+    <w:name w:val="IEEE Reference"/>
+    <w:basedOn w:val="Normal"/>
+    <w:rsid w:val="001E413B"/>
+    <w:pPr>
+      <w:spacing w:after="0" w:line="180" w:lineRule="exact"/>
+      <w:ind w:left="360" w:hanging="360"/>
+    </w:pPr>
+    <w:rPr>
+      <w:rFonts w:ascii="Times New Roman" w:eastAsia="Times New Roman" w:hAnsi="Times New Roman"/>
+      <w:sz w:val="16"/>
+      <w:szCs w:val="20"/>
+      <w:lang w:val="en-US"/>
+    </w:rPr>
+  </w:style>
+  <w:style w:type="paragraph" w:styleId="BalloonText">
+    <w:name w:val="Balloon Text"/>
+    <w:basedOn w:val="Normal"/>
+    <w:link w:val="BalloonTextChar"/>
+    <w:uiPriority w:val="99"/>
+    <w:semiHidden/>
+    <w:unhideWhenUsed/>
+    <w:rsid w:val="001E413B"/>
+    <w:pPr>
+      <w:spacing w:after="0" w:line="240" w:lineRule="auto"/>
+    </w:pPr>
+    <w:rPr>
+      <w:rFonts w:ascii="Tahoma" w:hAnsi="Tahoma"/>
+      <w:sz w:val="16"/>
+      <w:szCs w:val="16"/>
+      <w:lang w:eastAsia="x-none"/>
+    </w:rPr>
+  </w:style>
+  <w:style w:type="character" w:customStyle="1" w:styleId="BalloonTextChar">
+    <w:name w:val="Balloon Text Char"/>
+    <w:link w:val="BalloonText"/>
+    <w:uiPriority w:val="99"/>
+    <w:semiHidden/>
+    <w:rsid w:val="001E413B"/>
+    <w:rPr>
+      <w:rFonts w:ascii="Tahoma" w:eastAsia="Calibri" w:hAnsi="Tahoma" w:cs="Tahoma"/>
+      <w:sz w:val="16"/>
+      <w:szCs w:val="16"/>
+      <w:lang w:val="en-IN"/>
+    </w:rPr>
+  </w:style>
+  <w:style w:type="paragraph" w:styleId="FootnoteText">
+    <w:name w:val="footnote text"/>
+    <w:basedOn w:val="Normal"/>
+    <w:link w:val="FootnoteTextChar"/>
+    <w:uiPriority w:val="99"/>
+    <w:unhideWhenUsed/>
+    <w:rsid w:val="001E413B"/>
+    <w:pPr>
+      <w:spacing w:after="0" w:line="240" w:lineRule="auto"/>
+    </w:pPr>
+    <w:rPr>
+      <w:sz w:val="20"/>
+      <w:szCs w:val="20"/>
+      <w:lang w:eastAsia="x-none"/>
+    </w:rPr>
+  </w:style>
+  <w:style w:type="character" w:customStyle="1" w:styleId="FootnoteTextChar">
+    <w:name w:val="Footnote Text Char"/>
+    <w:link w:val="FootnoteText"/>
+    <w:uiPriority w:val="99"/>
+    <w:rsid w:val="001E413B"/>
+    <w:rPr>
+      <w:rFonts w:ascii="Calibri" w:eastAsia="Calibri" w:hAnsi="Calibri" w:cs="Times New Roman"/>
+      <w:sz w:val="20"/>
+      <w:szCs w:val="20"/>
+      <w:lang w:val="en-IN"/>
+    </w:rPr>
+  </w:style>
+  <w:style w:type="character" w:styleId="FootnoteReference">
+    <w:name w:val="footnote reference"/>
+    <w:uiPriority w:val="99"/>
+    <w:semiHidden/>
+    <w:unhideWhenUsed/>
+    <w:rsid w:val="001E413B"/>
+    <w:rPr>
+      <w:vertAlign w:val="superscript"/>
     </w:rPr>
   </w:style>
   <w:style w:type="paragraph" w:styleId="Header">
@@ -5677,9 +7990,8 @@
     <w:basedOn w:val="Normal"/>
     <w:link w:val="HeaderChar"/>
     <w:uiPriority w:val="99"/>
-    <w:semiHidden/>
     <w:unhideWhenUsed/>
-    <w:rsid w:val="001D1729"/>
+    <w:rsid w:val="001E413B"/>
     <w:pPr>
       <w:tabs>
         <w:tab w:val="center" w:pos="4680"/>
@@ -5687,23 +7999,29 @@
       </w:tabs>
       <w:spacing w:after="0" w:line="240" w:lineRule="auto"/>
     </w:pPr>
+    <w:rPr>
+      <w:sz w:val="20"/>
+      <w:szCs w:val="20"/>
+      <w:lang w:eastAsia="x-none"/>
+    </w:rPr>
   </w:style>
   <w:style w:type="character" w:customStyle="1" w:styleId="HeaderChar">
     <w:name w:val="Header Char"/>
-    <w:basedOn w:val="DefaultParagraphFont"/>
     <w:link w:val="Header"/>
     <w:uiPriority w:val="99"/>
-    <w:semiHidden/>
-    <w:rsid w:val="001D1729"/>
+    <w:rsid w:val="001E413B"/>
+    <w:rPr>
+      <w:rFonts w:ascii="Calibri" w:eastAsia="Calibri" w:hAnsi="Calibri" w:cs="Times New Roman"/>
+      <w:lang w:val="en-IN"/>
+    </w:rPr>
   </w:style>
   <w:style w:type="paragraph" w:styleId="Footer">
     <w:name w:val="footer"/>
     <w:basedOn w:val="Normal"/>
     <w:link w:val="FooterChar"/>
     <w:uiPriority w:val="99"/>
-    <w:semiHidden/>
     <w:unhideWhenUsed/>
-    <w:rsid w:val="001D1729"/>
+    <w:rsid w:val="001E413B"/>
     <w:pPr>
       <w:tabs>
         <w:tab w:val="center" w:pos="4680"/>
@@ -5711,44 +8029,461 @@
       </w:tabs>
       <w:spacing w:after="0" w:line="240" w:lineRule="auto"/>
     </w:pPr>
+    <w:rPr>
+      <w:sz w:val="20"/>
+      <w:szCs w:val="20"/>
+      <w:lang w:eastAsia="x-none"/>
+    </w:rPr>
   </w:style>
   <w:style w:type="character" w:customStyle="1" w:styleId="FooterChar">
     <w:name w:val="Footer Char"/>
-    <w:basedOn w:val="DefaultParagraphFont"/>
     <w:link w:val="Footer"/>
     <w:uiPriority w:val="99"/>
+    <w:rsid w:val="001E413B"/>
+    <w:rPr>
+      <w:rFonts w:ascii="Calibri" w:eastAsia="Calibri" w:hAnsi="Calibri" w:cs="Times New Roman"/>
+      <w:lang w:val="en-IN"/>
+    </w:rPr>
+  </w:style>
+  <w:style w:type="paragraph" w:customStyle="1" w:styleId="footnote">
+    <w:name w:val="footnote"/>
+    <w:rsid w:val="001E413B"/>
+    <w:pPr>
+      <w:framePr w:hSpace="187" w:vSpace="187" w:wrap="notBeside" w:vAnchor="text" w:hAnchor="page" w:x="6121" w:y="577"/>
+      <w:pBdr>
+        <w:top w:val="single" w:sz="2" w:space="4" w:color="auto"/>
+      </w:pBdr>
+      <w:ind w:firstLine="210"/>
+      <w:jc w:val="both"/>
+    </w:pPr>
+    <w:rPr>
+      <w:rFonts w:ascii="Times New Roman" w:eastAsia="SimSun" w:hAnsi="Times New Roman"/>
+      <w:sz w:val="16"/>
+      <w:szCs w:val="16"/>
+    </w:rPr>
+  </w:style>
+  <w:style w:type="paragraph" w:customStyle="1" w:styleId="Abstract">
+    <w:name w:val="Abstract"/>
+    <w:basedOn w:val="Normal"/>
+    <w:rsid w:val="00411352"/>
+    <w:pPr>
+      <w:spacing w:before="520" w:after="0" w:line="240" w:lineRule="auto"/>
+      <w:jc w:val="both"/>
+    </w:pPr>
+    <w:rPr>
+      <w:rFonts w:ascii="Times New Roman" w:eastAsia="Times New Roman" w:hAnsi="Times New Roman"/>
+      <w:sz w:val="20"/>
+      <w:szCs w:val="24"/>
+      <w:lang w:val="en-GB"/>
+    </w:rPr>
+  </w:style>
+  <w:style w:type="character" w:customStyle="1" w:styleId="longtext">
+    <w:name w:val="long_text"/>
+    <w:basedOn w:val="DefaultParagraphFont"/>
+    <w:rsid w:val="00824182"/>
+  </w:style>
+  <w:style w:type="paragraph" w:customStyle="1" w:styleId="31-BodyText">
+    <w:name w:val="31-BodyText"/>
+    <w:basedOn w:val="Normal"/>
+    <w:rsid w:val="008B779D"/>
+    <w:pPr>
+      <w:widowControl w:val="0"/>
+      <w:autoSpaceDE w:val="0"/>
+      <w:autoSpaceDN w:val="0"/>
+      <w:spacing w:after="0" w:line="280" w:lineRule="exact"/>
+      <w:ind w:firstLineChars="200" w:firstLine="420"/>
+      <w:jc w:val="both"/>
+    </w:pPr>
+    <w:rPr>
+      <w:rFonts w:ascii="Times New Roman" w:eastAsia="SimSun" w:hAnsi="Times New Roman"/>
+      <w:kern w:val="2"/>
+      <w:sz w:val="21"/>
+      <w:szCs w:val="21"/>
+      <w:lang w:val="en-US" w:eastAsia="zh-CN"/>
+    </w:rPr>
+  </w:style>
+  <w:style w:type="character" w:styleId="CommentReference">
+    <w:name w:val="annotation reference"/>
+    <w:uiPriority w:val="99"/>
     <w:semiHidden/>
-    <w:rsid w:val="001D1729"/>
+    <w:unhideWhenUsed/>
+    <w:rsid w:val="002B7982"/>
+    <w:rPr>
+      <w:sz w:val="16"/>
+      <w:szCs w:val="16"/>
+    </w:rPr>
   </w:style>
-  <w:style w:type="paragraph" w:customStyle="1" w:styleId="MainTitle">
-    <w:name w:val="MainTitle"/>
+  <w:style w:type="paragraph" w:styleId="CommentText">
+    <w:name w:val="annotation text"/>
     <w:basedOn w:val="Normal"/>
-    <w:link w:val="MainTitleChar"/>
+    <w:link w:val="CommentTextChar"/>
+    <w:uiPriority w:val="99"/>
+    <w:semiHidden/>
+    <w:unhideWhenUsed/>
+    <w:rsid w:val="002B7982"/>
+    <w:pPr>
+      <w:spacing w:line="240" w:lineRule="auto"/>
+    </w:pPr>
+    <w:rPr>
+      <w:sz w:val="20"/>
+      <w:szCs w:val="20"/>
+      <w:lang w:eastAsia="x-none"/>
+    </w:rPr>
+  </w:style>
+  <w:style w:type="character" w:customStyle="1" w:styleId="CommentTextChar">
+    <w:name w:val="Comment Text Char"/>
+    <w:link w:val="CommentText"/>
+    <w:uiPriority w:val="99"/>
+    <w:semiHidden/>
+    <w:rsid w:val="002B7982"/>
+    <w:rPr>
+      <w:rFonts w:ascii="Calibri" w:eastAsia="Calibri" w:hAnsi="Calibri" w:cs="Times New Roman"/>
+      <w:sz w:val="20"/>
+      <w:szCs w:val="20"/>
+      <w:lang w:val="en-IN"/>
+    </w:rPr>
+  </w:style>
+  <w:style w:type="paragraph" w:styleId="CommentSubject">
+    <w:name w:val="annotation subject"/>
+    <w:basedOn w:val="CommentText"/>
+    <w:next w:val="CommentText"/>
+    <w:link w:val="CommentSubjectChar"/>
+    <w:uiPriority w:val="99"/>
+    <w:semiHidden/>
+    <w:unhideWhenUsed/>
+    <w:rsid w:val="002B7982"/>
+    <w:rPr>
+      <w:b/>
+      <w:bCs/>
+    </w:rPr>
+  </w:style>
+  <w:style w:type="character" w:customStyle="1" w:styleId="CommentSubjectChar">
+    <w:name w:val="Comment Subject Char"/>
+    <w:link w:val="CommentSubject"/>
+    <w:uiPriority w:val="99"/>
+    <w:semiHidden/>
+    <w:rsid w:val="002B7982"/>
+    <w:rPr>
+      <w:rFonts w:ascii="Calibri" w:eastAsia="Calibri" w:hAnsi="Calibri" w:cs="Times New Roman"/>
+      <w:b/>
+      <w:bCs/>
+      <w:sz w:val="20"/>
+      <w:szCs w:val="20"/>
+      <w:lang w:val="en-IN"/>
+    </w:rPr>
+  </w:style>
+  <w:style w:type="table" w:styleId="TableGrid">
+    <w:name w:val="Table Grid"/>
+    <w:basedOn w:val="TableNormal"/>
+    <w:rsid w:val="00627E47"/>
+    <w:tblPr>
+      <w:tblBorders>
+        <w:top w:val="single" w:sz="4" w:space="0" w:color="auto"/>
+        <w:left w:val="single" w:sz="4" w:space="0" w:color="auto"/>
+        <w:bottom w:val="single" w:sz="4" w:space="0" w:color="auto"/>
+        <w:right w:val="single" w:sz="4" w:space="0" w:color="auto"/>
+        <w:insideH w:val="single" w:sz="4" w:space="0" w:color="auto"/>
+        <w:insideV w:val="single" w:sz="4" w:space="0" w:color="auto"/>
+      </w:tblBorders>
+    </w:tblPr>
+  </w:style>
+  <w:style w:type="paragraph" w:styleId="Title">
+    <w:name w:val="Title"/>
+    <w:basedOn w:val="Normal"/>
+    <w:link w:val="TitleChar"/>
+    <w:uiPriority w:val="10"/>
     <w:qFormat/>
-    <w:rsid w:val="00B03108"/>
+    <w:rsid w:val="00CE0F24"/>
     <w:pPr>
-      <w:spacing w:after="120" w:line="240" w:lineRule="auto"/>
+      <w:spacing w:after="0" w:line="240" w:lineRule="auto"/>
       <w:jc w:val="center"/>
     </w:pPr>
     <w:rPr>
-      <w:rFonts w:eastAsia="Times New Roman" w:cs="Times New Roman"/>
+      <w:rFonts w:ascii=".VnArialH" w:eastAsia="Times New Roman" w:hAnsi=".VnArialH"/>
       <w:b/>
-      <w:color w:val="365F91"/>
+      <w:bCs/>
       <w:sz w:val="20"/>
-      <w:szCs w:val="30"/>
+      <w:szCs w:val="24"/>
+      <w:lang w:val="x-none" w:eastAsia="x-none"/>
     </w:rPr>
   </w:style>
-  <w:style w:type="character" w:customStyle="1" w:styleId="MainTitleChar">
-    <w:name w:val="MainTitle Char"/>
-    <w:basedOn w:val="DefaultParagraphFont"/>
-    <w:link w:val="MainTitle"/>
-    <w:rsid w:val="00B03108"/>
+  <w:style w:type="character" w:customStyle="1" w:styleId="TitleChar">
+    <w:name w:val="Title Char"/>
+    <w:link w:val="Title"/>
+    <w:uiPriority w:val="10"/>
+    <w:rsid w:val="00CE0F24"/>
     <w:rPr>
-      <w:rFonts w:eastAsia="Times New Roman" w:cs="Times New Roman"/>
+      <w:rFonts w:ascii=".VnArialH" w:eastAsia="Times New Roman" w:hAnsi=".VnArialH" w:cs="Times New Roman"/>
       <w:b/>
-      <w:color w:val="365F91"/>
+      <w:bCs/>
       <w:sz w:val="20"/>
-      <w:szCs w:val="30"/>
+      <w:szCs w:val="24"/>
+    </w:rPr>
+  </w:style>
+  <w:style w:type="paragraph" w:styleId="EndnoteText">
+    <w:name w:val="endnote text"/>
+    <w:basedOn w:val="Normal"/>
+    <w:link w:val="EndnoteTextChar"/>
+    <w:uiPriority w:val="99"/>
+    <w:semiHidden/>
+    <w:unhideWhenUsed/>
+    <w:rsid w:val="001A0443"/>
+    <w:rPr>
+      <w:sz w:val="20"/>
+      <w:szCs w:val="20"/>
+    </w:rPr>
+  </w:style>
+  <w:style w:type="character" w:customStyle="1" w:styleId="EndnoteTextChar">
+    <w:name w:val="Endnote Text Char"/>
+    <w:link w:val="EndnoteText"/>
+    <w:uiPriority w:val="99"/>
+    <w:semiHidden/>
+    <w:rsid w:val="001A0443"/>
+    <w:rPr>
+      <w:lang w:val="en-IN"/>
+    </w:rPr>
+  </w:style>
+  <w:style w:type="character" w:styleId="EndnoteReference">
+    <w:name w:val="endnote reference"/>
+    <w:uiPriority w:val="99"/>
+    <w:semiHidden/>
+    <w:unhideWhenUsed/>
+    <w:rsid w:val="001A0443"/>
+    <w:rPr>
+      <w:vertAlign w:val="superscript"/>
+    </w:rPr>
+  </w:style>
+  <w:style w:type="paragraph" w:customStyle="1" w:styleId="sponsors">
+    <w:name w:val="sponsors"/>
+    <w:rsid w:val="00C938C4"/>
+    <w:pPr>
+      <w:framePr w:wrap="auto" w:hAnchor="text" w:x="615" w:y="2239"/>
+      <w:pBdr>
+        <w:top w:val="single" w:sz="4" w:space="2" w:color="auto"/>
+      </w:pBdr>
+      <w:ind w:firstLine="288"/>
+    </w:pPr>
+    <w:rPr>
+      <w:rFonts w:ascii="Times New Roman" w:eastAsia="MS Mincho" w:hAnsi="Times New Roman"/>
+      <w:sz w:val="16"/>
+      <w:szCs w:val="16"/>
+    </w:rPr>
+  </w:style>
+  <w:style w:type="paragraph" w:customStyle="1" w:styleId="BATitle">
+    <w:name w:val="BA_Title"/>
+    <w:basedOn w:val="Normal"/>
+    <w:next w:val="Normal"/>
+    <w:rsid w:val="00D71FC5"/>
+    <w:pPr>
+      <w:spacing w:before="720" w:after="360" w:line="480" w:lineRule="auto"/>
+      <w:jc w:val="center"/>
+    </w:pPr>
+    <w:rPr>
+      <w:rFonts w:ascii="Times New Roman" w:eastAsia="Times New Roman" w:hAnsi="Times New Roman"/>
+      <w:sz w:val="44"/>
+      <w:szCs w:val="20"/>
+      <w:lang w:val="en-US"/>
+    </w:rPr>
+  </w:style>
+  <w:style w:type="character" w:styleId="Emphasis">
+    <w:name w:val="Emphasis"/>
+    <w:uiPriority w:val="20"/>
+    <w:qFormat/>
+    <w:rsid w:val="00892567"/>
+    <w:rPr>
+      <w:i/>
+      <w:iCs/>
+    </w:rPr>
+  </w:style>
+  <w:style w:type="paragraph" w:customStyle="1" w:styleId="Author">
+    <w:name w:val="Author"/>
+    <w:basedOn w:val="Normal"/>
+    <w:next w:val="Normal"/>
+    <w:qFormat/>
+    <w:locked/>
+    <w:rsid w:val="00216C29"/>
+    <w:pPr>
+      <w:spacing w:line="240" w:lineRule="auto"/>
+      <w:jc w:val="center"/>
+    </w:pPr>
+    <w:rPr>
+      <w:rFonts w:ascii="Times New Roman" w:hAnsi="Times New Roman"/>
+      <w:b/>
+      <w:sz w:val="20"/>
+      <w:szCs w:val="24"/>
+      <w:lang w:val="en-GB" w:eastAsia="en-GB"/>
+    </w:rPr>
+  </w:style>
+  <w:style w:type="paragraph" w:customStyle="1" w:styleId="Affiliation">
+    <w:name w:val="Affiliation"/>
+    <w:basedOn w:val="Normal"/>
+    <w:next w:val="Normal"/>
+    <w:qFormat/>
+    <w:locked/>
+    <w:rsid w:val="00216C29"/>
+    <w:pPr>
+      <w:spacing w:after="0" w:line="240" w:lineRule="auto"/>
+      <w:jc w:val="center"/>
+    </w:pPr>
+    <w:rPr>
+      <w:rFonts w:ascii="Times New Roman" w:hAnsi="Times New Roman"/>
+      <w:sz w:val="18"/>
+      <w:lang w:val="en-GB" w:eastAsia="en-GB"/>
+    </w:rPr>
+  </w:style>
+  <w:style w:type="paragraph" w:customStyle="1" w:styleId="Email">
+    <w:name w:val="Email"/>
+    <w:basedOn w:val="Normal"/>
+    <w:next w:val="Normal"/>
+    <w:qFormat/>
+    <w:locked/>
+    <w:rsid w:val="00216C29"/>
+    <w:pPr>
+      <w:spacing w:after="0" w:line="240" w:lineRule="auto"/>
+      <w:jc w:val="center"/>
+    </w:pPr>
+    <w:rPr>
+      <w:rFonts w:ascii="Times New Roman" w:hAnsi="Times New Roman"/>
+      <w:i/>
+      <w:sz w:val="16"/>
+      <w:szCs w:val="16"/>
+      <w:lang w:val="en-GB" w:eastAsia="en-GB"/>
+    </w:rPr>
+  </w:style>
+  <w:style w:type="paragraph" w:customStyle="1" w:styleId="NaCoMMBodyTextFirstPara">
+    <w:name w:val="NaCoMM_BodyText_FirstPara"/>
+    <w:basedOn w:val="Normal"/>
+    <w:qFormat/>
+    <w:rsid w:val="007A59F6"/>
+    <w:pPr>
+      <w:autoSpaceDE w:val="0"/>
+      <w:autoSpaceDN w:val="0"/>
+      <w:adjustRightInd w:val="0"/>
+      <w:spacing w:after="0" w:line="240" w:lineRule="auto"/>
+      <w:jc w:val="both"/>
+    </w:pPr>
+    <w:rPr>
+      <w:rFonts w:ascii="Times New Roman" w:hAnsi="Times New Roman"/>
+      <w:sz w:val="20"/>
+      <w:szCs w:val="20"/>
+    </w:rPr>
+  </w:style>
+  <w:style w:type="character" w:customStyle="1" w:styleId="fontstyle01">
+    <w:name w:val="fontstyle01"/>
+    <w:rsid w:val="006E4806"/>
+    <w:rPr>
+      <w:rFonts w:ascii="Arial" w:hAnsi="Arial" w:cs="Arial" w:hint="default"/>
+      <w:b w:val="0"/>
+      <w:bCs w:val="0"/>
+      <w:i w:val="0"/>
+      <w:iCs w:val="0"/>
+      <w:color w:val="000000"/>
+      <w:sz w:val="22"/>
+      <w:szCs w:val="22"/>
+    </w:rPr>
+  </w:style>
+  <w:style w:type="paragraph" w:customStyle="1" w:styleId="TFReferencesSection">
+    <w:name w:val="TF_References_Section"/>
+    <w:basedOn w:val="Normal"/>
+    <w:rsid w:val="00A77FF8"/>
+    <w:pPr>
+      <w:spacing w:line="480" w:lineRule="auto"/>
+      <w:ind w:firstLine="187"/>
+      <w:jc w:val="both"/>
+    </w:pPr>
+    <w:rPr>
+      <w:rFonts w:ascii="Times" w:eastAsia="PMingLiU" w:hAnsi="Times"/>
+      <w:sz w:val="24"/>
+      <w:szCs w:val="20"/>
+      <w:lang w:val="en-US"/>
+    </w:rPr>
+  </w:style>
+  <w:style w:type="paragraph" w:styleId="NormalWeb">
+    <w:name w:val="Normal (Web)"/>
+    <w:basedOn w:val="Normal"/>
+    <w:uiPriority w:val="99"/>
+    <w:semiHidden/>
+    <w:unhideWhenUsed/>
+    <w:rsid w:val="0037468F"/>
+    <w:pPr>
+      <w:spacing w:before="100" w:beforeAutospacing="1" w:after="100" w:afterAutospacing="1" w:line="240" w:lineRule="auto"/>
+    </w:pPr>
+    <w:rPr>
+      <w:rFonts w:ascii="Times New Roman" w:eastAsia="Times New Roman" w:hAnsi="Times New Roman"/>
+      <w:sz w:val="24"/>
+      <w:szCs w:val="24"/>
+      <w:lang w:val="en-US"/>
+    </w:rPr>
+  </w:style>
+  <w:style w:type="character" w:styleId="UnresolvedMention">
+    <w:name w:val="Unresolved Mention"/>
+    <w:uiPriority w:val="99"/>
+    <w:semiHidden/>
+    <w:unhideWhenUsed/>
+    <w:rsid w:val="00067C25"/>
+    <w:rPr>
+      <w:color w:val="605E5C"/>
+      <w:shd w:val="clear" w:color="auto" w:fill="E1DFDD"/>
+    </w:rPr>
+  </w:style>
+  <w:style w:type="character" w:customStyle="1" w:styleId="Heading2Char">
+    <w:name w:val="Heading 2 Char"/>
+    <w:link w:val="Heading2"/>
+    <w:uiPriority w:val="9"/>
+    <w:rsid w:val="0053242D"/>
+    <w:rPr>
+      <w:rFonts w:ascii="Times New Roman" w:eastAsia="Times New Roman" w:hAnsi="Times New Roman"/>
+      <w:b/>
+      <w:bCs/>
+      <w:i/>
+      <w:sz w:val="22"/>
+      <w:szCs w:val="26"/>
+      <w:lang w:val="pt-BR"/>
+    </w:rPr>
+  </w:style>
+  <w:style w:type="paragraph" w:customStyle="1" w:styleId="IOP-CS-BodyText">
+    <w:name w:val="IOP-CS-BodyText"/>
+    <w:link w:val="IOP-CS-BodyTextChar"/>
+    <w:qFormat/>
+    <w:rsid w:val="00FB7BEC"/>
+    <w:pPr>
+      <w:spacing w:line="259" w:lineRule="auto"/>
+      <w:ind w:firstLine="425"/>
+      <w:jc w:val="both"/>
+    </w:pPr>
+    <w:rPr>
+      <w:rFonts w:ascii="Cambria" w:hAnsi="Cambria"/>
+      <w:kern w:val="2"/>
+      <w:sz w:val="22"/>
+      <w:szCs w:val="22"/>
+      <w:lang w:val="en-GB"/>
+    </w:rPr>
+  </w:style>
+  <w:style w:type="character" w:customStyle="1" w:styleId="IOP-CS-BodyTextChar">
+    <w:name w:val="IOP-CS-BodyText Char"/>
+    <w:link w:val="IOP-CS-BodyText"/>
+    <w:rsid w:val="00FB7BEC"/>
+    <w:rPr>
+      <w:rFonts w:ascii="Cambria" w:hAnsi="Cambria"/>
+      <w:kern w:val="2"/>
+      <w:sz w:val="22"/>
+      <w:szCs w:val="22"/>
+      <w:lang w:val="en-GB"/>
+    </w:rPr>
+  </w:style>
+  <w:style w:type="character" w:customStyle="1" w:styleId="Heading1Char">
+    <w:name w:val="Heading 1 Char"/>
+    <w:link w:val="Heading1"/>
+    <w:uiPriority w:val="9"/>
+    <w:rsid w:val="006A1A45"/>
+    <w:rPr>
+      <w:rFonts w:ascii="Calibri Light" w:eastAsia="DengXian Light" w:hAnsi="Calibri Light" w:cs="Times New Roman"/>
+      <w:b/>
+      <w:bCs/>
+      <w:kern w:val="32"/>
+      <w:sz w:val="32"/>
+      <w:szCs w:val="32"/>
+      <w:lang w:val="en-IN" w:eastAsia="en-US"/>
     </w:rPr>
   </w:style>
 </w:styles>
@@ -5852,7 +8587,7 @@
         <a:latin typeface="Calibri" panose="020F0502020204030204"/>
         <a:ea typeface=""/>
         <a:cs typeface=""/>
-        <a:font script="Jpan" typeface="游ゴシック"/>
+        <a:font script="Jpan" typeface="游明朝"/>
         <a:font script="Hang" typeface="맑은 고딕"/>
         <a:font script="Hans" typeface="等线"/>
         <a:font script="Hant" typeface="新細明體"/>
@@ -6047,4 +8782,35 @@
     </a:ext>
   </a:extLst>
 </a:theme>
+</file>
+
+<file path=customXml/item1.xml><?xml version="1.0" encoding="utf-8"?>
+<CoverPageProperties xmlns="http://schemas.microsoft.com/office/2006/coverPageProps">
+  <PublishDate>Tạp chí Khoa học Lạc Hồng</PublishDate>
+  <Abstract/>
+  <CompanyAddress/>
+  <CompanyPhone/>
+  <CompanyFax/>
+  <CompanyEmail/>
+</CoverPageProperties>
+</file>
+
+<file path=customXml/item2.xml><?xml version="1.0" encoding="utf-8"?>
+<b:Sources xmlns:b="http://schemas.openxmlformats.org/officeDocument/2006/bibliography" xmlns="http://schemas.openxmlformats.org/officeDocument/2006/bibliography" SelectedStyle="\APA.XSL" StyleName="APA"/>
+</file>
+
+<file path=customXml/itemProps1.xml><?xml version="1.0" encoding="utf-8"?>
+<ds:datastoreItem xmlns:ds="http://schemas.openxmlformats.org/officeDocument/2006/customXml" ds:itemID="{55AF091B-3C7A-41E3-B477-F2FDAA23CFDA}">
+  <ds:schemaRefs>
+    <ds:schemaRef ds:uri="http://schemas.microsoft.com/office/2006/coverPageProps"/>
+  </ds:schemaRefs>
+</ds:datastoreItem>
+</file>
+
+<file path=customXml/itemProps2.xml><?xml version="1.0" encoding="utf-8"?>
+<ds:datastoreItem xmlns:ds="http://schemas.openxmlformats.org/officeDocument/2006/customXml" ds:itemID="{B5BB18AB-2245-4CCC-A7E5-73DB4365C087}">
+  <ds:schemaRefs>
+    <ds:schemaRef ds:uri="http://schemas.openxmlformats.org/officeDocument/2006/bibliography"/>
+  </ds:schemaRefs>
+</ds:datastoreItem>
 </file>